--- a/src/Bk.APG.Api/Templates/Appendix_FederalCouncil_German.docx
+++ b/src/Bk.APG.Api/Templates/Appendix_FederalCouncil_German.docx
@@ -1836,6 +1836,7 @@
     </w:p>
     <w:p>
       <w:pPr>
+        <w:jc w:val="both"/>
         <w:rPr>
           <w:rFonts w:ascii="Times New Roman" w:hAnsi="Times New Roman"/>
         </w:rPr>
@@ -2084,6 +2085,7 @@
     </w:p>
     <w:p>
       <w:pPr>
+        <w:jc w:val="both"/>
         <w:rPr>
           <w:rFonts w:ascii="Times New Roman" w:hAnsi="Times New Roman"/>
         </w:rPr>
@@ -2283,7 +2285,25 @@
           <w:szCs w:val="24"/>
           <w:lang w:val="en-US" w:eastAsia="de-DE"/>
         </w:rPr>
-        <w:t xml:space="preserve"> &lt;&lt;[committee.memberCount]&gt;&gt; Mitglieder</w:t>
+        <w:t xml:space="preserve"> &lt;&lt;[committee.memberCount]&gt;&gt; Mitglied</w:t>
+      </w:r>
+      <w:r>
+        <w:rPr>
+          <w:rFonts w:ascii="Times New Roman" w:eastAsia="Times New Roman" w:hAnsi="Times New Roman"/>
+          <w:sz w:val="24"/>
+          <w:szCs w:val="24"/>
+          <w:lang w:val="en-US" w:eastAsia="de-DE"/>
+        </w:rPr>
+        <w:t>/</w:t>
+      </w:r>
+      <w:r>
+        <w:rPr>
+          <w:rFonts w:ascii="Times New Roman" w:eastAsia="Times New Roman" w:hAnsi="Times New Roman"/>
+          <w:sz w:val="24"/>
+          <w:szCs w:val="24"/>
+          <w:lang w:val="en-US" w:eastAsia="de-DE"/>
+        </w:rPr>
+        <w:t>er</w:t>
       </w:r>
     </w:p>
     <w:p>
@@ -2354,7 +2374,35 @@
           <w:szCs w:val="24"/>
           <w:lang w:val="en-US" w:eastAsia="de-DE"/>
         </w:rPr>
-        <w:t>&lt;&lt;[member.justification]&gt;&gt;</w:t>
+        <w:t>&lt;&lt;[member.justification]</w:t>
+      </w:r>
+      <w:r>
+        <w:rPr>
+          <w:rFonts w:ascii="Times New Roman" w:eastAsia="Times New Roman" w:hAnsi="Times New Roman"/>
+          <w:sz w:val="24"/>
+          <w:szCs w:val="24"/>
+          <w:lang w:val="en-US" w:eastAsia="de-DE"/>
+        </w:rPr>
+        <w:t xml:space="preserve"> </w:t>
+      </w:r>
+      <w:r>
+        <w:rPr>
+          <w:rFonts w:ascii="Times New Roman" w:hAnsi="Times New Roman"/>
+          <w:bCs/>
+          <w:sz w:val="24"/>
+          <w:szCs w:val="24"/>
+          <w:lang w:val="en-US"/>
+        </w:rPr>
+        <w:t>-html</w:t>
+      </w:r>
+      <w:r>
+        <w:rPr>
+          <w:rFonts w:ascii="Times New Roman" w:eastAsia="Times New Roman" w:hAnsi="Times New Roman"/>
+          <w:sz w:val="24"/>
+          <w:szCs w:val="24"/>
+          <w:lang w:val="en-US" w:eastAsia="de-DE"/>
+        </w:rPr>
+        <w:t>&gt;&gt;</w:t>
       </w:r>
     </w:p>
     <w:p>
@@ -2472,6 +2520,7 @@
     </w:p>
     <w:p>
       <w:pPr>
+        <w:jc w:val="both"/>
         <w:rPr>
           <w:rFonts w:ascii="Times New Roman" w:hAnsi="Times New Roman"/>
           <w:color w:val="000000"/>
@@ -2842,6 +2891,7 @@
     </w:p>
     <w:p>
       <w:pPr>
+        <w:jc w:val="both"/>
         <w:rPr>
           <w:rFonts w:ascii="Times New Roman" w:hAnsi="Times New Roman"/>
         </w:rPr>
@@ -2943,6 +2993,7 @@
     </w:p>
     <w:p>
       <w:pPr>
+        <w:jc w:val="both"/>
         <w:rPr>
           <w:rFonts w:ascii="Times New Roman" w:hAnsi="Times New Roman"/>
         </w:rPr>
@@ -3117,7 +3168,27 @@
           <w:szCs w:val="24"/>
           <w:lang w:val="en-US"/>
         </w:rPr>
-        <w:t xml:space="preserve"> &lt;&lt;[committee.memberCount]&gt;&gt; Mitglieder</w:t>
+        <w:t xml:space="preserve"> &lt;&lt;[committee.memberCount]&gt;&gt; Mitglied</w:t>
+      </w:r>
+      <w:r>
+        <w:rPr>
+          <w:rFonts w:ascii="Times New Roman" w:hAnsi="Times New Roman"/>
+          <w:bCs/>
+          <w:sz w:val="24"/>
+          <w:szCs w:val="24"/>
+          <w:lang w:val="en-US"/>
+        </w:rPr>
+        <w:t>/</w:t>
+      </w:r>
+      <w:r>
+        <w:rPr>
+          <w:rFonts w:ascii="Times New Roman" w:hAnsi="Times New Roman"/>
+          <w:bCs/>
+          <w:sz w:val="24"/>
+          <w:szCs w:val="24"/>
+          <w:lang w:val="en-US"/>
+        </w:rPr>
+        <w:t>er</w:t>
       </w:r>
     </w:p>
     <w:p>
@@ -3168,7 +3239,37 @@
           <w:szCs w:val="24"/>
           <w:lang w:val="en-US"/>
         </w:rPr>
-        <w:t>&lt;&lt;[committee.justification]&gt;&gt;</w:t>
+        <w:t>&lt;&lt;[committee.justification]</w:t>
+      </w:r>
+      <w:r>
+        <w:rPr>
+          <w:rFonts w:ascii="Times New Roman" w:hAnsi="Times New Roman"/>
+          <w:bCs/>
+          <w:sz w:val="24"/>
+          <w:szCs w:val="24"/>
+          <w:lang w:val="en-US"/>
+        </w:rPr>
+        <w:t xml:space="preserve"> </w:t>
+      </w:r>
+      <w:r>
+        <w:rPr>
+          <w:rFonts w:ascii="Times New Roman" w:hAnsi="Times New Roman"/>
+          <w:bCs/>
+          <w:sz w:val="24"/>
+          <w:szCs w:val="24"/>
+          <w:lang w:val="en-US"/>
+        </w:rPr>
+        <w:t>-html</w:t>
+      </w:r>
+      <w:r>
+        <w:rPr>
+          <w:rFonts w:ascii="Times New Roman" w:hAnsi="Times New Roman"/>
+          <w:bCs/>
+          <w:sz w:val="24"/>
+          <w:szCs w:val="24"/>
+          <w:lang w:val="en-US"/>
+        </w:rPr>
+        <w:t>&gt;&gt;</w:t>
       </w:r>
     </w:p>
     <w:p>
@@ -3272,6 +3373,7 @@
     </w:p>
     <w:p>
       <w:pPr>
+        <w:jc w:val="both"/>
         <w:rPr>
           <w:rFonts w:ascii="Times New Roman" w:hAnsi="Times New Roman"/>
           <w:szCs w:val="24"/>
@@ -3470,7 +3572,6 @@
           <w:iCs/>
           <w:sz w:val="24"/>
           <w:szCs w:val="24"/>
-          <w:lang w:val="en-US"/>
         </w:rPr>
       </w:pPr>
       <w:r>
@@ -3481,7 +3582,6 @@
           <w:iCs/>
           <w:sz w:val="24"/>
           <w:szCs w:val="24"/>
-          <w:lang w:val="en-US"/>
         </w:rPr>
         <w:t xml:space="preserve">Begründung: </w:t>
       </w:r>
@@ -3495,18 +3595,34 @@
           <w:bCs/>
           <w:sz w:val="24"/>
           <w:szCs w:val="24"/>
-          <w:lang w:val="en-US"/>
-        </w:rPr>
-      </w:pPr>
-      <w:r>
-        <w:rPr>
-          <w:rFonts w:ascii="Times New Roman" w:hAnsi="Times New Roman"/>
-          <w:bCs/>
-          <w:sz w:val="24"/>
-          <w:szCs w:val="24"/>
-          <w:lang w:val="en-US"/>
-        </w:rPr>
-        <w:t>&lt;&lt;[committee.justification]&gt;&gt;</w:t>
+        </w:rPr>
+      </w:pPr>
+      <w:r>
+        <w:rPr>
+          <w:rFonts w:ascii="Times New Roman" w:hAnsi="Times New Roman"/>
+          <w:bCs/>
+          <w:sz w:val="24"/>
+          <w:szCs w:val="24"/>
+        </w:rPr>
+        <w:t>&lt;&lt;[committee.justification]</w:t>
+      </w:r>
+      <w:r>
+        <w:rPr>
+          <w:rFonts w:ascii="Times New Roman" w:hAnsi="Times New Roman"/>
+          <w:bCs/>
+          <w:sz w:val="24"/>
+          <w:szCs w:val="24"/>
+        </w:rPr>
+        <w:t xml:space="preserve"> -html</w:t>
+      </w:r>
+      <w:r>
+        <w:rPr>
+          <w:rFonts w:ascii="Times New Roman" w:hAnsi="Times New Roman"/>
+          <w:bCs/>
+          <w:sz w:val="24"/>
+          <w:szCs w:val="24"/>
+        </w:rPr>
+        <w:t>&gt;&gt;</w:t>
       </w:r>
     </w:p>
     <w:p>
@@ -3521,7 +3637,6 @@
           <w:iCs/>
           <w:sz w:val="24"/>
           <w:szCs w:val="24"/>
-          <w:lang w:val="en-US"/>
         </w:rPr>
       </w:pPr>
       <w:r>
@@ -3532,7 +3647,6 @@
           <w:iCs/>
           <w:sz w:val="24"/>
           <w:szCs w:val="24"/>
-          <w:lang w:val="en-US"/>
         </w:rPr>
         <w:t xml:space="preserve">Massnahme: </w:t>
       </w:r>
@@ -3557,7 +3671,27 @@
           <w:szCs w:val="24"/>
           <w:lang w:val="en-US"/>
         </w:rPr>
-        <w:t>&lt;&lt;[committee.measure]&gt;&gt;</w:t>
+        <w:t>&lt;&lt;[committee.measure]</w:t>
+      </w:r>
+      <w:r>
+        <w:rPr>
+          <w:rFonts w:ascii="Times New Roman" w:hAnsi="Times New Roman"/>
+          <w:bCs/>
+          <w:sz w:val="24"/>
+          <w:szCs w:val="24"/>
+          <w:lang w:val="en-US"/>
+        </w:rPr>
+        <w:t xml:space="preserve"> -html</w:t>
+      </w:r>
+      <w:r>
+        <w:rPr>
+          <w:rFonts w:ascii="Times New Roman" w:hAnsi="Times New Roman"/>
+          <w:bCs/>
+          <w:sz w:val="24"/>
+          <w:szCs w:val="24"/>
+          <w:lang w:val="en-US"/>
+        </w:rPr>
+        <w:t>&gt;&gt;</w:t>
       </w:r>
     </w:p>
     <w:p>
@@ -3568,7 +3702,7 @@
           <w:rFonts w:ascii="Times New Roman" w:eastAsia="Times New Roman" w:hAnsi="Times New Roman"/>
           <w:sz w:val="24"/>
           <w:szCs w:val="24"/>
-          <w:lang w:eastAsia="de-DE"/>
+          <w:lang w:val="en-US" w:eastAsia="de-DE"/>
         </w:rPr>
       </w:pPr>
       <w:r>
@@ -3607,7 +3741,7 @@
           <w:rFonts w:ascii="Times New Roman" w:eastAsia="Times New Roman" w:hAnsi="Times New Roman"/>
           <w:sz w:val="24"/>
           <w:szCs w:val="24"/>
-          <w:lang w:eastAsia="de-DE"/>
+          <w:lang w:val="en-US" w:eastAsia="de-DE"/>
         </w:rPr>
       </w:pPr>
     </w:p>
@@ -3671,6 +3805,7 @@
     <w:bookmarkEnd w:id="48"/>
     <w:p>
       <w:pPr>
+        <w:jc w:val="both"/>
         <w:rPr>
           <w:rFonts w:ascii="Times New Roman" w:hAnsi="Times New Roman"/>
           <w:i/>
@@ -3888,7 +4023,6 @@
           <w:iCs/>
           <w:sz w:val="24"/>
           <w:szCs w:val="24"/>
-          <w:lang w:val="en-US"/>
         </w:rPr>
       </w:pPr>
       <w:r>
@@ -3899,7 +4033,6 @@
           <w:iCs/>
           <w:sz w:val="24"/>
           <w:szCs w:val="24"/>
-          <w:lang w:val="en-US"/>
         </w:rPr>
         <w:t xml:space="preserve">Begründung: </w:t>
       </w:r>
@@ -3913,18 +4046,16 @@
           <w:bCs/>
           <w:sz w:val="24"/>
           <w:szCs w:val="24"/>
-          <w:lang w:val="en-US"/>
-        </w:rPr>
-      </w:pPr>
-      <w:r>
-        <w:rPr>
-          <w:rFonts w:ascii="Times New Roman" w:hAnsi="Times New Roman"/>
-          <w:bCs/>
-          <w:sz w:val="24"/>
-          <w:szCs w:val="24"/>
-          <w:lang w:val="en-US"/>
-        </w:rPr>
-        <w:t>&lt;&lt;[committee.justification]&gt;&gt;</w:t>
+        </w:rPr>
+      </w:pPr>
+      <w:r>
+        <w:rPr>
+          <w:rFonts w:ascii="Times New Roman" w:hAnsi="Times New Roman"/>
+          <w:bCs/>
+          <w:sz w:val="24"/>
+          <w:szCs w:val="24"/>
+        </w:rPr>
+        <w:t>&lt;&lt;[ committee.justification] -html&gt;&gt;</w:t>
       </w:r>
     </w:p>
     <w:p>
@@ -3939,7 +4070,6 @@
           <w:iCs/>
           <w:sz w:val="24"/>
           <w:szCs w:val="24"/>
-          <w:lang w:val="en-US"/>
         </w:rPr>
       </w:pPr>
       <w:r>
@@ -3950,7 +4080,6 @@
           <w:iCs/>
           <w:sz w:val="24"/>
           <w:szCs w:val="24"/>
-          <w:lang w:val="en-US"/>
         </w:rPr>
         <w:t xml:space="preserve">Massnahme: </w:t>
       </w:r>
@@ -3975,7 +4104,27 @@
           <w:szCs w:val="24"/>
           <w:lang w:val="en-US"/>
         </w:rPr>
-        <w:t>&lt;&lt;[committee.measure]&gt;&gt;</w:t>
+        <w:t>&lt;&lt;[committee.measure]</w:t>
+      </w:r>
+      <w:r>
+        <w:rPr>
+          <w:rFonts w:ascii="Times New Roman" w:hAnsi="Times New Roman"/>
+          <w:bCs/>
+          <w:sz w:val="24"/>
+          <w:szCs w:val="24"/>
+          <w:lang w:val="en-US"/>
+        </w:rPr>
+        <w:t xml:space="preserve"> -html</w:t>
+      </w:r>
+      <w:r>
+        <w:rPr>
+          <w:rFonts w:ascii="Times New Roman" w:hAnsi="Times New Roman"/>
+          <w:bCs/>
+          <w:sz w:val="24"/>
+          <w:szCs w:val="24"/>
+          <w:lang w:val="en-US"/>
+        </w:rPr>
+        <w:t>&gt;&gt;</w:t>
       </w:r>
     </w:p>
     <w:p>
@@ -3986,7 +4135,7 @@
           <w:rFonts w:ascii="Times New Roman" w:eastAsia="Times New Roman" w:hAnsi="Times New Roman"/>
           <w:sz w:val="24"/>
           <w:szCs w:val="24"/>
-          <w:lang w:eastAsia="de-DE"/>
+          <w:lang w:val="en-US" w:eastAsia="de-DE"/>
         </w:rPr>
       </w:pPr>
       <w:r>
@@ -4022,6 +4171,7 @@
         <w:rPr>
           <w:rFonts w:ascii="Times New Roman" w:hAnsi="Times New Roman"/>
           <w:szCs w:val="24"/>
+          <w:lang w:val="en-US"/>
         </w:rPr>
       </w:pPr>
     </w:p>
@@ -4039,6 +4189,7 @@
       <w:r>
         <w:rPr>
           <w:rFonts w:ascii="Times New Roman" w:hAnsi="Times New Roman" w:cs="Times New Roman"/>
+          <w:lang w:val="en-US"/>
         </w:rPr>
         <w:tab/>
       </w:r>
@@ -4063,6 +4214,7 @@
     </w:p>
     <w:p>
       <w:pPr>
+        <w:jc w:val="both"/>
         <w:rPr>
           <w:rFonts w:ascii="Times New Roman" w:hAnsi="Times New Roman"/>
         </w:rPr>
@@ -4084,14 +4236,7 @@
         <w:rPr>
           <w:rFonts w:ascii="Times New Roman" w:hAnsi="Times New Roman"/>
         </w:rPr>
-        <w:t xml:space="preserve"> RVOV ist die Amtszeit von Mitglieder ausserparlamentarischer Kommissionen auf 12 Jahre beschränkt, wobei der Bundesrat die Amtszeit in begründeten Einzelfällen </w:t>
-      </w:r>
-      <w:r>
-        <w:rPr>
-          <w:rFonts w:ascii="Times New Roman" w:hAnsi="Times New Roman"/>
-        </w:rPr>
-        <w:lastRenderedPageBreak/>
-        <w:t xml:space="preserve">auf maximal 16 Jahre verlängern kann. </w:t>
+        <w:t xml:space="preserve"> RVOV ist die Amtszeit von Mitglieder ausserparlamentarischer Kommissionen auf 12 Jahre beschränkt, wobei der Bundesrat die Amtszeit in begründeten Einzelfällen auf maximal 16 Jahre verlängern kann. </w:t>
       </w:r>
       <w:r>
         <w:rPr>
@@ -4099,7 +4244,16 @@
           <w:color w:val="000000"/>
           <w:lang w:val="de-DE"/>
         </w:rPr>
-        <w:t>Die Amtszeitbeschränkung gilt nicht für Bundesangestellte, deren Mitgliedschaft für die Aufgabenerfüllung erforderlich ist oder in einem anderen Erlass zwingend vorgeschrieben wird (Art. 8</w:t>
+        <w:t xml:space="preserve">Die Amtszeitbeschränkung gilt nicht für Bundesangestellte, </w:t>
+      </w:r>
+      <w:r>
+        <w:rPr>
+          <w:rFonts w:ascii="Times New Roman" w:hAnsi="Times New Roman"/>
+          <w:color w:val="000000"/>
+          <w:lang w:val="de-DE"/>
+        </w:rPr>
+        <w:lastRenderedPageBreak/>
+        <w:t>deren Mitgliedschaft für die Aufgabenerfüllung erforderlich ist oder in einem anderen Erlass zwingend vorgeschrieben wird (Art. 8</w:t>
       </w:r>
       <w:r>
         <w:rPr>
@@ -4359,7 +4513,37 @@
           <w:szCs w:val="24"/>
           <w:lang w:val="en-US"/>
         </w:rPr>
-        <w:t>&lt;&lt;[member.justification]&gt;&gt;</w:t>
+        <w:t>&lt;&lt;[member.justification]</w:t>
+      </w:r>
+      <w:r>
+        <w:rPr>
+          <w:rFonts w:ascii="Times New Roman" w:hAnsi="Times New Roman"/>
+          <w:bCs/>
+          <w:sz w:val="24"/>
+          <w:szCs w:val="24"/>
+          <w:lang w:val="en-US"/>
+        </w:rPr>
+        <w:t xml:space="preserve"> </w:t>
+      </w:r>
+      <w:r>
+        <w:rPr>
+          <w:rFonts w:ascii="Times New Roman" w:hAnsi="Times New Roman"/>
+          <w:bCs/>
+          <w:sz w:val="24"/>
+          <w:szCs w:val="24"/>
+          <w:lang w:val="en-US"/>
+        </w:rPr>
+        <w:t>-html</w:t>
+      </w:r>
+      <w:r>
+        <w:rPr>
+          <w:rFonts w:ascii="Times New Roman" w:hAnsi="Times New Roman"/>
+          <w:bCs/>
+          <w:sz w:val="24"/>
+          <w:szCs w:val="24"/>
+          <w:lang w:val="en-US"/>
+        </w:rPr>
+        <w:t>&gt;&gt;</w:t>
       </w:r>
     </w:p>
     <w:p>
@@ -4487,6 +4671,7 @@
     </w:p>
     <w:p>
       <w:pPr>
+        <w:jc w:val="both"/>
         <w:rPr>
           <w:rFonts w:ascii="Times New Roman" w:hAnsi="Times New Roman"/>
           <w:color w:val="000000"/>
@@ -4741,7 +4926,27 @@
           <w:szCs w:val="24"/>
           <w:lang w:val="en-US"/>
         </w:rPr>
-        <w:t>&lt;&lt;[member.justification]&gt;&gt;</w:t>
+        <w:t>&lt;&lt;[member.justification]</w:t>
+      </w:r>
+      <w:r>
+        <w:rPr>
+          <w:rFonts w:ascii="Times New Roman" w:hAnsi="Times New Roman"/>
+          <w:bCs/>
+          <w:sz w:val="24"/>
+          <w:szCs w:val="24"/>
+          <w:lang w:val="en-US"/>
+        </w:rPr>
+        <w:t xml:space="preserve"> -html</w:t>
+      </w:r>
+      <w:r>
+        <w:rPr>
+          <w:rFonts w:ascii="Times New Roman" w:hAnsi="Times New Roman"/>
+          <w:bCs/>
+          <w:sz w:val="24"/>
+          <w:szCs w:val="24"/>
+          <w:lang w:val="en-US"/>
+        </w:rPr>
+        <w:t>&gt;&gt;</w:t>
       </w:r>
     </w:p>
     <w:p>
@@ -4863,6 +5068,7 @@
     </w:p>
     <w:p>
       <w:pPr>
+        <w:jc w:val="both"/>
         <w:rPr>
           <w:rFonts w:ascii="Times New Roman" w:hAnsi="Times New Roman"/>
           <w:color w:val="000000"/>
@@ -5147,7 +5353,27 @@
           <w:szCs w:val="24"/>
           <w:lang w:val="en-US"/>
         </w:rPr>
-        <w:t>&lt;&lt;[member.justification]&gt;&gt;</w:t>
+        <w:t>&lt;&lt;[member.justification]</w:t>
+      </w:r>
+      <w:r>
+        <w:rPr>
+          <w:rFonts w:ascii="Times New Roman" w:hAnsi="Times New Roman"/>
+          <w:bCs/>
+          <w:sz w:val="24"/>
+          <w:szCs w:val="24"/>
+          <w:lang w:val="en-US"/>
+        </w:rPr>
+        <w:t xml:space="preserve"> -html</w:t>
+      </w:r>
+      <w:r>
+        <w:rPr>
+          <w:rFonts w:ascii="Times New Roman" w:hAnsi="Times New Roman"/>
+          <w:bCs/>
+          <w:sz w:val="24"/>
+          <w:szCs w:val="24"/>
+          <w:lang w:val="en-US"/>
+        </w:rPr>
+        <w:t>&gt;&gt;</w:t>
       </w:r>
     </w:p>
     <w:p>
@@ -5476,7 +5702,6 @@
           <w:iCs/>
           <w:sz w:val="24"/>
           <w:szCs w:val="24"/>
-          <w:lang w:val="en-US"/>
         </w:rPr>
       </w:pPr>
       <w:r>
@@ -5487,7 +5712,6 @@
           <w:iCs/>
           <w:sz w:val="24"/>
           <w:szCs w:val="24"/>
-          <w:lang w:val="en-US"/>
         </w:rPr>
         <w:t xml:space="preserve">Begründung: </w:t>
       </w:r>
@@ -5501,18 +5725,34 @@
           <w:bCs/>
           <w:sz w:val="24"/>
           <w:szCs w:val="24"/>
-          <w:lang w:val="en-US"/>
-        </w:rPr>
-      </w:pPr>
-      <w:r>
-        <w:rPr>
-          <w:rFonts w:ascii="Times New Roman" w:hAnsi="Times New Roman"/>
-          <w:bCs/>
-          <w:sz w:val="24"/>
-          <w:szCs w:val="24"/>
-          <w:lang w:val="en-US"/>
-        </w:rPr>
-        <w:t>&lt;&lt;[committee.justification]&gt;&gt;</w:t>
+        </w:rPr>
+      </w:pPr>
+      <w:r>
+        <w:rPr>
+          <w:rFonts w:ascii="Times New Roman" w:hAnsi="Times New Roman"/>
+          <w:bCs/>
+          <w:sz w:val="24"/>
+          <w:szCs w:val="24"/>
+        </w:rPr>
+        <w:t>&lt;&lt;[committee.justification]</w:t>
+      </w:r>
+      <w:r>
+        <w:rPr>
+          <w:rFonts w:ascii="Times New Roman" w:hAnsi="Times New Roman"/>
+          <w:bCs/>
+          <w:sz w:val="24"/>
+          <w:szCs w:val="24"/>
+        </w:rPr>
+        <w:t xml:space="preserve"> -html</w:t>
+      </w:r>
+      <w:r>
+        <w:rPr>
+          <w:rFonts w:ascii="Times New Roman" w:hAnsi="Times New Roman"/>
+          <w:bCs/>
+          <w:sz w:val="24"/>
+          <w:szCs w:val="24"/>
+        </w:rPr>
+        <w:t>&gt;&gt;</w:t>
       </w:r>
     </w:p>
     <w:p>
@@ -5527,7 +5767,6 @@
           <w:iCs/>
           <w:sz w:val="24"/>
           <w:szCs w:val="24"/>
-          <w:lang w:val="en-US"/>
         </w:rPr>
       </w:pPr>
       <w:r>
@@ -5538,7 +5777,6 @@
           <w:iCs/>
           <w:sz w:val="24"/>
           <w:szCs w:val="24"/>
-          <w:lang w:val="en-US"/>
         </w:rPr>
         <w:t xml:space="preserve">Massnahme: </w:t>
       </w:r>
@@ -5563,7 +5801,27 @@
           <w:szCs w:val="24"/>
           <w:lang w:val="en-US"/>
         </w:rPr>
-        <w:t>&lt;&lt;[committee.measure]&gt;&gt;</w:t>
+        <w:t>&lt;&lt;[committee.measure]</w:t>
+      </w:r>
+      <w:r>
+        <w:rPr>
+          <w:rFonts w:ascii="Times New Roman" w:hAnsi="Times New Roman"/>
+          <w:bCs/>
+          <w:sz w:val="24"/>
+          <w:szCs w:val="24"/>
+          <w:lang w:val="en-US"/>
+        </w:rPr>
+        <w:t xml:space="preserve"> -html</w:t>
+      </w:r>
+      <w:r>
+        <w:rPr>
+          <w:rFonts w:ascii="Times New Roman" w:hAnsi="Times New Roman"/>
+          <w:bCs/>
+          <w:sz w:val="24"/>
+          <w:szCs w:val="24"/>
+          <w:lang w:val="en-US"/>
+        </w:rPr>
+        <w:t>&gt;&gt;</w:t>
       </w:r>
     </w:p>
     <w:p>
@@ -6366,7 +6624,6 @@
           <w:iCs/>
           <w:sz w:val="24"/>
           <w:szCs w:val="24"/>
-          <w:lang w:val="en-US"/>
         </w:rPr>
       </w:pPr>
       <w:r>
@@ -6377,7 +6634,6 @@
           <w:iCs/>
           <w:sz w:val="24"/>
           <w:szCs w:val="24"/>
-          <w:lang w:val="en-US"/>
         </w:rPr>
         <w:t xml:space="preserve">Begründung: </w:t>
       </w:r>
@@ -6391,18 +6647,34 @@
           <w:bCs/>
           <w:sz w:val="24"/>
           <w:szCs w:val="24"/>
-          <w:lang w:val="en-US"/>
-        </w:rPr>
-      </w:pPr>
-      <w:r>
-        <w:rPr>
-          <w:rFonts w:ascii="Times New Roman" w:hAnsi="Times New Roman"/>
-          <w:bCs/>
-          <w:sz w:val="24"/>
-          <w:szCs w:val="24"/>
-          <w:lang w:val="en-US"/>
-        </w:rPr>
-        <w:t>&lt;&lt;[committee.justification]&gt;&gt;</w:t>
+        </w:rPr>
+      </w:pPr>
+      <w:r>
+        <w:rPr>
+          <w:rFonts w:ascii="Times New Roman" w:hAnsi="Times New Roman"/>
+          <w:bCs/>
+          <w:sz w:val="24"/>
+          <w:szCs w:val="24"/>
+        </w:rPr>
+        <w:t>&lt;&lt;[committee.justification]</w:t>
+      </w:r>
+      <w:r>
+        <w:rPr>
+          <w:rFonts w:ascii="Times New Roman" w:hAnsi="Times New Roman"/>
+          <w:bCs/>
+          <w:sz w:val="24"/>
+          <w:szCs w:val="24"/>
+        </w:rPr>
+        <w:t xml:space="preserve"> -html</w:t>
+      </w:r>
+      <w:r>
+        <w:rPr>
+          <w:rFonts w:ascii="Times New Roman" w:hAnsi="Times New Roman"/>
+          <w:bCs/>
+          <w:sz w:val="24"/>
+          <w:szCs w:val="24"/>
+        </w:rPr>
+        <w:t>&gt;&gt;</w:t>
       </w:r>
     </w:p>
     <w:p>
@@ -6417,7 +6689,6 @@
           <w:iCs/>
           <w:sz w:val="24"/>
           <w:szCs w:val="24"/>
-          <w:lang w:val="en-US"/>
         </w:rPr>
       </w:pPr>
       <w:r>
@@ -6428,7 +6699,6 @@
           <w:iCs/>
           <w:sz w:val="24"/>
           <w:szCs w:val="24"/>
-          <w:lang w:val="en-US"/>
         </w:rPr>
         <w:t xml:space="preserve">Massnahme: </w:t>
       </w:r>
@@ -6453,7 +6723,27 @@
           <w:szCs w:val="24"/>
           <w:lang w:val="en-US"/>
         </w:rPr>
-        <w:t>&lt;&lt;[committee.measure]&gt;&gt;</w:t>
+        <w:t>&lt;&lt;[committee.measure]</w:t>
+      </w:r>
+      <w:r>
+        <w:rPr>
+          <w:rFonts w:ascii="Times New Roman" w:hAnsi="Times New Roman"/>
+          <w:bCs/>
+          <w:sz w:val="24"/>
+          <w:szCs w:val="24"/>
+          <w:lang w:val="en-US"/>
+        </w:rPr>
+        <w:t xml:space="preserve"> -html</w:t>
+      </w:r>
+      <w:r>
+        <w:rPr>
+          <w:rFonts w:ascii="Times New Roman" w:hAnsi="Times New Roman"/>
+          <w:bCs/>
+          <w:sz w:val="24"/>
+          <w:szCs w:val="24"/>
+          <w:lang w:val="en-US"/>
+        </w:rPr>
+        <w:t>&gt;&gt;</w:t>
       </w:r>
     </w:p>
     <w:p>
@@ -6910,7 +7200,6 @@
           <w:iCs/>
           <w:sz w:val="24"/>
           <w:szCs w:val="24"/>
-          <w:lang w:val="en-US"/>
         </w:rPr>
       </w:pPr>
       <w:r>
@@ -6921,7 +7210,6 @@
           <w:iCs/>
           <w:sz w:val="24"/>
           <w:szCs w:val="24"/>
-          <w:lang w:val="en-US"/>
         </w:rPr>
         <w:t xml:space="preserve">Begründung: </w:t>
       </w:r>
@@ -6935,18 +7223,34 @@
           <w:bCs/>
           <w:sz w:val="24"/>
           <w:szCs w:val="24"/>
-          <w:lang w:val="en-US"/>
-        </w:rPr>
-      </w:pPr>
-      <w:r>
-        <w:rPr>
-          <w:rFonts w:ascii="Times New Roman" w:hAnsi="Times New Roman"/>
-          <w:bCs/>
-          <w:sz w:val="24"/>
-          <w:szCs w:val="24"/>
-          <w:lang w:val="en-US"/>
-        </w:rPr>
-        <w:t>&lt;&lt;[committee.justification]&gt;&gt;</w:t>
+        </w:rPr>
+      </w:pPr>
+      <w:r>
+        <w:rPr>
+          <w:rFonts w:ascii="Times New Roman" w:hAnsi="Times New Roman"/>
+          <w:bCs/>
+          <w:sz w:val="24"/>
+          <w:szCs w:val="24"/>
+        </w:rPr>
+        <w:t>&lt;&lt;[committee.justification]</w:t>
+      </w:r>
+      <w:r>
+        <w:rPr>
+          <w:rFonts w:ascii="Times New Roman" w:hAnsi="Times New Roman"/>
+          <w:bCs/>
+          <w:sz w:val="24"/>
+          <w:szCs w:val="24"/>
+        </w:rPr>
+        <w:t xml:space="preserve"> -html</w:t>
+      </w:r>
+      <w:r>
+        <w:rPr>
+          <w:rFonts w:ascii="Times New Roman" w:hAnsi="Times New Roman"/>
+          <w:bCs/>
+          <w:sz w:val="24"/>
+          <w:szCs w:val="24"/>
+        </w:rPr>
+        <w:t>&gt;&gt;</w:t>
       </w:r>
     </w:p>
     <w:p>
@@ -6961,7 +7265,6 @@
           <w:iCs/>
           <w:sz w:val="24"/>
           <w:szCs w:val="24"/>
-          <w:lang w:val="en-US"/>
         </w:rPr>
       </w:pPr>
       <w:r>
@@ -6972,7 +7275,6 @@
           <w:iCs/>
           <w:sz w:val="24"/>
           <w:szCs w:val="24"/>
-          <w:lang w:val="en-US"/>
         </w:rPr>
         <w:t xml:space="preserve">Massnahme: </w:t>
       </w:r>
@@ -6997,7 +7299,27 @@
           <w:szCs w:val="24"/>
           <w:lang w:val="en-US"/>
         </w:rPr>
-        <w:t>&lt;&lt;[committee.measure]&gt;&gt;</w:t>
+        <w:t>&lt;&lt;[committee.measure]</w:t>
+      </w:r>
+      <w:r>
+        <w:rPr>
+          <w:rFonts w:ascii="Times New Roman" w:hAnsi="Times New Roman"/>
+          <w:bCs/>
+          <w:sz w:val="24"/>
+          <w:szCs w:val="24"/>
+          <w:lang w:val="en-US"/>
+        </w:rPr>
+        <w:t xml:space="preserve"> -html</w:t>
+      </w:r>
+      <w:r>
+        <w:rPr>
+          <w:rFonts w:ascii="Times New Roman" w:hAnsi="Times New Roman"/>
+          <w:bCs/>
+          <w:sz w:val="24"/>
+          <w:szCs w:val="24"/>
+          <w:lang w:val="en-US"/>
+        </w:rPr>
+        <w:t>&gt;&gt;</w:t>
       </w:r>
     </w:p>
     <w:p>
@@ -7008,7 +7330,7 @@
           <w:rFonts w:ascii="Times New Roman" w:eastAsia="Times New Roman" w:hAnsi="Times New Roman"/>
           <w:sz w:val="24"/>
           <w:szCs w:val="24"/>
-          <w:lang w:eastAsia="de-DE"/>
+          <w:lang w:val="en-US" w:eastAsia="de-DE"/>
         </w:rPr>
       </w:pPr>
       <w:r>
@@ -7043,6 +7365,7 @@
       <w:pPr>
         <w:rPr>
           <w:rFonts w:ascii="Times New Roman" w:hAnsi="Times New Roman"/>
+          <w:lang w:val="en-US"/>
         </w:rPr>
       </w:pPr>
     </w:p>
@@ -7982,12 +8305,14 @@
         <w:rPr>
           <w:rFonts w:ascii="Times New Roman" w:hAnsi="Times New Roman"/>
           <w:szCs w:val="24"/>
-        </w:rPr>
-      </w:pPr>
-      <w:r>
-        <w:rPr>
-          <w:rFonts w:ascii="Times New Roman" w:hAnsi="Times New Roman"/>
-          <w:szCs w:val="24"/>
+          <w:lang w:val="en-US"/>
+        </w:rPr>
+      </w:pPr>
+      <w:r>
+        <w:rPr>
+          <w:rFonts w:ascii="Times New Roman" w:hAnsi="Times New Roman"/>
+          <w:szCs w:val="24"/>
+          <w:lang w:val="en-US"/>
         </w:rPr>
         <w:t>&lt;&lt;/if&gt;&gt;</w:t>
       </w:r>
@@ -8271,14 +8596,12 @@
         <w:rPr>
           <w:rFonts w:ascii="Times New Roman" w:hAnsi="Times New Roman"/>
           <w:szCs w:val="24"/>
-          <w:lang w:val="en-US"/>
-        </w:rPr>
-      </w:pPr>
-      <w:r>
-        <w:rPr>
-          <w:rFonts w:ascii="Times New Roman" w:hAnsi="Times New Roman"/>
-          <w:szCs w:val="24"/>
-          <w:lang w:val="en-US"/>
+        </w:rPr>
+      </w:pPr>
+      <w:r>
+        <w:rPr>
+          <w:rFonts w:ascii="Times New Roman" w:hAnsi="Times New Roman"/>
+          <w:szCs w:val="24"/>
         </w:rPr>
         <w:t>&lt;&lt;/foreach&gt;&gt;</w:t>
       </w:r>
@@ -8288,18 +8611,6 @@
         <w:spacing w:before="100" w:beforeAutospacing="1" w:after="100" w:afterAutospacing="1"/>
         <w:rPr>
           <w:rFonts w:ascii="Times New Roman" w:hAnsi="Times New Roman"/>
-          <w:i/>
-          <w:szCs w:val="24"/>
-          <w:lang w:val="en-US"/>
-        </w:rPr>
-      </w:pPr>
-    </w:p>
-    <w:p>
-      <w:pPr>
-        <w:spacing w:before="100" w:beforeAutospacing="1" w:after="100" w:afterAutospacing="1"/>
-        <w:rPr>
-          <w:rFonts w:ascii="Times New Roman" w:hAnsi="Times New Roman"/>
-          <w:lang w:val="en-US"/>
         </w:rPr>
       </w:pPr>
     </w:p>
@@ -8413,7 +8724,6 @@
           <w:sz w:val="24"/>
           <w:szCs w:val="24"/>
         </w:rPr>
-        <w:lastRenderedPageBreak/>
         <w:t xml:space="preserve">Entwurf des Beschlussdispositivs </w:t>
       </w:r>
     </w:p>
@@ -11398,6 +11708,7 @@
   <w:style w:type="character" w:default="1" w:styleId="Absatz-Standardschriftart">
     <w:name w:val="Default Paragraph Font"/>
     <w:uiPriority w:val="1"/>
+    <w:semiHidden/>
     <w:unhideWhenUsed/>
   </w:style>
   <w:style w:type="table" w:default="1" w:styleId="NormaleTabelle">

--- a/src/Bk.APG.Api/Templates/Appendix_FederalCouncil_German.docx
+++ b/src/Bk.APG.Api/Templates/Appendix_FederalCouncil_German.docx
@@ -239,7 +239,7 @@
     </w:p>
     <w:p>
       <w:pPr>
-        <w:pStyle w:val="Verzeichnis2"/>
+        <w:pStyle w:val="TOC2"/>
         <w:tabs>
           <w:tab w:val="left" w:pos="720"/>
           <w:tab w:val="right" w:leader="dot" w:pos="9061"/>
@@ -251,7 +251,7 @@
     </w:p>
     <w:p>
       <w:pPr>
-        <w:pStyle w:val="Verzeichnis1"/>
+        <w:pStyle w:val="TOC1"/>
         <w:rPr>
           <w:rFonts w:ascii="Times New Roman" w:eastAsiaTheme="minorEastAsia" w:hAnsi="Times New Roman" w:cs="Times New Roman"/>
           <w:b w:val="0"/>
@@ -376,7 +376,7 @@
     </w:p>
     <w:p>
       <w:pPr>
-        <w:pStyle w:val="Verzeichnis2"/>
+        <w:pStyle w:val="TOC2"/>
         <w:tabs>
           <w:tab w:val="left" w:pos="960"/>
           <w:tab w:val="right" w:leader="dot" w:pos="9061"/>
@@ -481,7 +481,7 @@
     </w:p>
     <w:p>
       <w:pPr>
-        <w:pStyle w:val="Verzeichnis1"/>
+        <w:pStyle w:val="TOC1"/>
         <w:rPr>
           <w:rFonts w:ascii="Times New Roman" w:eastAsiaTheme="minorEastAsia" w:hAnsi="Times New Roman" w:cs="Times New Roman"/>
           <w:b w:val="0"/>
@@ -582,7 +582,7 @@
     </w:p>
     <w:p>
       <w:pPr>
-        <w:pStyle w:val="Verzeichnis2"/>
+        <w:pStyle w:val="TOC2"/>
         <w:tabs>
           <w:tab w:val="left" w:pos="960"/>
           <w:tab w:val="right" w:leader="dot" w:pos="9061"/>
@@ -687,7 +687,7 @@
     </w:p>
     <w:p>
       <w:pPr>
-        <w:pStyle w:val="Verzeichnis1"/>
+        <w:pStyle w:val="TOC1"/>
         <w:rPr>
           <w:rFonts w:ascii="Times New Roman" w:eastAsiaTheme="minorEastAsia" w:hAnsi="Times New Roman" w:cs="Times New Roman"/>
           <w:b w:val="0"/>
@@ -788,7 +788,7 @@
     </w:p>
     <w:p>
       <w:pPr>
-        <w:pStyle w:val="Verzeichnis2"/>
+        <w:pStyle w:val="TOC2"/>
         <w:tabs>
           <w:tab w:val="left" w:pos="960"/>
           <w:tab w:val="right" w:leader="dot" w:pos="9061"/>
@@ -929,7 +929,7 @@
     </w:p>
     <w:p>
       <w:pPr>
-        <w:pStyle w:val="berschrift1"/>
+        <w:pStyle w:val="Heading1"/>
         <w:rPr>
           <w:rFonts w:ascii="Times New Roman" w:hAnsi="Times New Roman" w:cs="Times New Roman"/>
         </w:rPr>
@@ -1021,7 +1021,7 @@
     </w:p>
     <w:p>
       <w:pPr>
-        <w:pStyle w:val="berschrift2"/>
+        <w:pStyle w:val="Heading2"/>
         <w:rPr>
           <w:rFonts w:ascii="Times New Roman" w:hAnsi="Times New Roman" w:cs="Times New Roman"/>
         </w:rPr>
@@ -1116,7 +1116,7 @@
     </w:p>
     <w:p>
       <w:pPr>
-        <w:pStyle w:val="Listenabsatz"/>
+        <w:pStyle w:val="ListParagraph"/>
         <w:numPr>
           <w:ilvl w:val="0"/>
           <w:numId w:val="41"/>
@@ -1168,7 +1168,7 @@
     </w:p>
     <w:p>
       <w:pPr>
-        <w:pStyle w:val="Listenabsatz"/>
+        <w:pStyle w:val="ListParagraph"/>
         <w:spacing w:before="60" w:after="40"/>
         <w:ind w:left="357"/>
         <w:rPr>
@@ -1209,7 +1209,7 @@
     </w:p>
     <w:p>
       <w:pPr>
-        <w:pStyle w:val="Listenabsatz"/>
+        <w:pStyle w:val="ListParagraph"/>
         <w:rPr>
           <w:rFonts w:ascii="Times New Roman" w:eastAsia="Times New Roman" w:hAnsi="Times New Roman"/>
           <w:sz w:val="24"/>
@@ -1229,7 +1229,7 @@
     </w:p>
     <w:p>
       <w:pPr>
-        <w:pStyle w:val="Listenabsatz"/>
+        <w:pStyle w:val="ListParagraph"/>
         <w:rPr>
           <w:rFonts w:ascii="Times New Roman" w:eastAsia="Times New Roman" w:hAnsi="Times New Roman"/>
           <w:sz w:val="24"/>
@@ -1267,7 +1267,7 @@
     </w:p>
     <w:p>
       <w:pPr>
-        <w:pStyle w:val="Listenabsatz"/>
+        <w:pStyle w:val="ListParagraph"/>
         <w:rPr>
           <w:rFonts w:ascii="Times New Roman" w:eastAsia="Times New Roman" w:hAnsi="Times New Roman"/>
           <w:sz w:val="24"/>
@@ -1287,7 +1287,7 @@
     </w:p>
     <w:p>
       <w:pPr>
-        <w:pStyle w:val="Listenabsatz"/>
+        <w:pStyle w:val="ListParagraph"/>
         <w:ind w:left="0"/>
         <w:rPr>
           <w:rFonts w:ascii="Times New Roman" w:eastAsia="Times New Roman" w:hAnsi="Times New Roman"/>
@@ -1335,7 +1335,7 @@
     </w:p>
     <w:p>
       <w:pPr>
-        <w:pStyle w:val="berschrift1"/>
+        <w:pStyle w:val="Heading1"/>
         <w:rPr>
           <w:rFonts w:ascii="Times New Roman" w:hAnsi="Times New Roman" w:cs="Times New Roman"/>
         </w:rPr>
@@ -1399,7 +1399,7 @@
     </w:p>
     <w:p>
       <w:pPr>
-        <w:pStyle w:val="berschrift2"/>
+        <w:pStyle w:val="Heading2"/>
         <w:rPr>
           <w:rFonts w:ascii="Times New Roman" w:hAnsi="Times New Roman" w:cs="Times New Roman"/>
         </w:rPr>
@@ -1478,7 +1478,7 @@
     </w:p>
     <w:p>
       <w:pPr>
-        <w:pStyle w:val="Listenabsatz"/>
+        <w:pStyle w:val="ListParagraph"/>
         <w:numPr>
           <w:ilvl w:val="0"/>
           <w:numId w:val="41"/>
@@ -1530,7 +1530,7 @@
     </w:p>
     <w:p>
       <w:pPr>
-        <w:pStyle w:val="Listenabsatz"/>
+        <w:pStyle w:val="ListParagraph"/>
         <w:ind w:left="0"/>
         <w:rPr>
           <w:rFonts w:ascii="Times New Roman" w:eastAsia="Times New Roman" w:hAnsi="Times New Roman"/>
@@ -1569,7 +1569,7 @@
     </w:p>
     <w:p>
       <w:pPr>
-        <w:pStyle w:val="Kommentartext"/>
+        <w:pStyle w:val="CommentText"/>
         <w:rPr>
           <w:rFonts w:ascii="Times New Roman" w:hAnsi="Times New Roman"/>
         </w:rPr>
@@ -1582,7 +1582,7 @@
     </w:p>
     <w:p>
       <w:pPr>
-        <w:pStyle w:val="berschrift1"/>
+        <w:pStyle w:val="Heading1"/>
         <w:rPr>
           <w:rFonts w:ascii="Times New Roman" w:hAnsi="Times New Roman" w:cs="Times New Roman"/>
         </w:rPr>
@@ -1634,7 +1634,7 @@
     </w:p>
     <w:p>
       <w:pPr>
-        <w:pStyle w:val="berschrift2"/>
+        <w:pStyle w:val="Heading2"/>
         <w:rPr>
           <w:rFonts w:ascii="Times New Roman" w:hAnsi="Times New Roman" w:cs="Times New Roman"/>
         </w:rPr>
@@ -1713,7 +1713,7 @@
     </w:p>
     <w:p>
       <w:pPr>
-        <w:pStyle w:val="Listenabsatz"/>
+        <w:pStyle w:val="ListParagraph"/>
         <w:numPr>
           <w:ilvl w:val="0"/>
           <w:numId w:val="41"/>
@@ -1765,7 +1765,7 @@
     </w:p>
     <w:p>
       <w:pPr>
-        <w:pStyle w:val="Listenabsatz"/>
+        <w:pStyle w:val="ListParagraph"/>
         <w:ind w:left="0"/>
         <w:rPr>
           <w:rFonts w:ascii="Times New Roman" w:eastAsia="Times New Roman" w:hAnsi="Times New Roman"/>
@@ -1814,7 +1814,7 @@
     </w:p>
     <w:p>
       <w:pPr>
-        <w:pStyle w:val="berschrift1"/>
+        <w:pStyle w:val="Heading1"/>
         <w:rPr>
           <w:rFonts w:ascii="Times New Roman" w:hAnsi="Times New Roman" w:cs="Times New Roman"/>
         </w:rPr>
@@ -1887,7 +1887,7 @@
     </w:p>
     <w:p>
       <w:pPr>
-        <w:pStyle w:val="berschrift2"/>
+        <w:pStyle w:val="Heading2"/>
         <w:rPr>
           <w:rFonts w:ascii="Times New Roman" w:hAnsi="Times New Roman" w:cs="Times New Roman"/>
         </w:rPr>
@@ -1964,7 +1964,7 @@
     </w:p>
     <w:p>
       <w:pPr>
-        <w:pStyle w:val="Listenabsatz"/>
+        <w:pStyle w:val="ListParagraph"/>
         <w:numPr>
           <w:ilvl w:val="0"/>
           <w:numId w:val="41"/>
@@ -2016,7 +2016,7 @@
     </w:p>
     <w:p>
       <w:pPr>
-        <w:pStyle w:val="Listenabsatz"/>
+        <w:pStyle w:val="ListParagraph"/>
         <w:ind w:left="0"/>
         <w:rPr>
           <w:rFonts w:ascii="Times New Roman" w:eastAsia="Times New Roman" w:hAnsi="Times New Roman"/>
@@ -2063,7 +2063,7 @@
     </w:p>
     <w:p>
       <w:pPr>
-        <w:pStyle w:val="berschrift1"/>
+        <w:pStyle w:val="Heading1"/>
         <w:rPr>
           <w:rFonts w:ascii="Times New Roman" w:hAnsi="Times New Roman" w:cs="Times New Roman"/>
         </w:rPr>
@@ -2156,7 +2156,7 @@
     </w:p>
     <w:p>
       <w:pPr>
-        <w:pStyle w:val="berschrift2"/>
+        <w:pStyle w:val="Heading2"/>
         <w:rPr>
           <w:rFonts w:ascii="Times New Roman" w:hAnsi="Times New Roman" w:cs="Times New Roman"/>
         </w:rPr>
@@ -2233,7 +2233,7 @@
     </w:p>
     <w:p>
       <w:pPr>
-        <w:pStyle w:val="Listenabsatz"/>
+        <w:pStyle w:val="ListParagraph"/>
         <w:rPr>
           <w:rFonts w:ascii="Times New Roman" w:eastAsia="Times New Roman" w:hAnsi="Times New Roman"/>
           <w:sz w:val="24"/>
@@ -2253,7 +2253,7 @@
     </w:p>
     <w:p>
       <w:pPr>
-        <w:pStyle w:val="Listenabsatz"/>
+        <w:pStyle w:val="ListParagraph"/>
         <w:numPr>
           <w:ilvl w:val="0"/>
           <w:numId w:val="41"/>
@@ -2308,7 +2308,7 @@
     </w:p>
     <w:p>
       <w:pPr>
-        <w:pStyle w:val="Listenabsatz"/>
+        <w:pStyle w:val="ListParagraph"/>
         <w:rPr>
           <w:rFonts w:ascii="Times New Roman" w:eastAsia="Times New Roman" w:hAnsi="Times New Roman"/>
           <w:sz w:val="24"/>
@@ -2328,7 +2328,7 @@
     </w:p>
     <w:p>
       <w:pPr>
-        <w:pStyle w:val="Listenabsatz"/>
+        <w:pStyle w:val="ListParagraph"/>
         <w:rPr>
           <w:rFonts w:ascii="Times New Roman" w:eastAsia="Times New Roman" w:hAnsi="Times New Roman"/>
           <w:sz w:val="24"/>
@@ -2348,12 +2348,12 @@
     </w:p>
     <w:p>
       <w:pPr>
-        <w:pStyle w:val="Listenabsatz"/>
-        <w:rPr>
-          <w:rFonts w:ascii="Times New Roman" w:eastAsia="Times New Roman" w:hAnsi="Times New Roman"/>
-          <w:sz w:val="24"/>
-          <w:szCs w:val="24"/>
-          <w:lang w:val="en-US" w:eastAsia="de-DE"/>
+        <w:pStyle w:val="ListParagraph"/>
+        <w:rPr>
+          <w:rFonts w:ascii="Times New Roman" w:eastAsia="Times New Roman" w:hAnsi="Times New Roman"/>
+          <w:sz w:val="24"/>
+          <w:szCs w:val="24"/>
+          <w:lang w:eastAsia="de-DE"/>
         </w:rPr>
       </w:pPr>
       <w:r>
@@ -2363,7 +2363,7 @@
           <w:iCs/>
           <w:sz w:val="24"/>
           <w:szCs w:val="24"/>
-          <w:lang w:val="en-US" w:eastAsia="de-DE"/>
+          <w:lang w:eastAsia="de-DE"/>
         </w:rPr>
         <w:t xml:space="preserve">Begründung: </w:t>
       </w:r>
@@ -2372,7 +2372,7 @@
           <w:rFonts w:ascii="Times New Roman" w:eastAsia="Times New Roman" w:hAnsi="Times New Roman"/>
           <w:sz w:val="24"/>
           <w:szCs w:val="24"/>
-          <w:lang w:val="en-US" w:eastAsia="de-DE"/>
+          <w:lang w:eastAsia="de-DE"/>
         </w:rPr>
         <w:t>&lt;&lt;[member.justification]</w:t>
       </w:r>
@@ -2381,7 +2381,7 @@
           <w:rFonts w:ascii="Times New Roman" w:eastAsia="Times New Roman" w:hAnsi="Times New Roman"/>
           <w:sz w:val="24"/>
           <w:szCs w:val="24"/>
-          <w:lang w:val="en-US" w:eastAsia="de-DE"/>
+          <w:lang w:eastAsia="de-DE"/>
         </w:rPr>
         <w:t xml:space="preserve"> </w:t>
       </w:r>
@@ -2391,7 +2391,6 @@
           <w:bCs/>
           <w:sz w:val="24"/>
           <w:szCs w:val="24"/>
-          <w:lang w:val="en-US"/>
         </w:rPr>
         <w:t>-html</w:t>
       </w:r>
@@ -2400,14 +2399,141 @@
           <w:rFonts w:ascii="Times New Roman" w:eastAsia="Times New Roman" w:hAnsi="Times New Roman"/>
           <w:sz w:val="24"/>
           <w:szCs w:val="24"/>
-          <w:lang w:val="en-US" w:eastAsia="de-DE"/>
+          <w:lang w:eastAsia="de-DE"/>
         </w:rPr>
         <w:t>&gt;&gt;</w:t>
       </w:r>
-    </w:p>
-    <w:p>
-      <w:pPr>
-        <w:pStyle w:val="Listenabsatz"/>
+      <w:r>
+        <w:rPr>
+          <w:rFonts w:ascii="Times New Roman" w:hAnsi="Times New Roman"/>
+          <w:bCs/>
+          <w:sz w:val="24"/>
+          <w:szCs w:val="24"/>
+        </w:rPr>
+        <w:t xml:space="preserve">&lt;&lt;if </w:t>
+      </w:r>
+      <w:r>
+        <w:rPr>
+          <w:rFonts w:ascii="Times New Roman" w:hAnsi="Times New Roman"/>
+          <w:bCs/>
+          <w:sz w:val="24"/>
+          <w:szCs w:val="24"/>
+        </w:rPr>
+        <w:t>[</w:t>
+      </w:r>
+      <w:r>
+        <w:rPr>
+          <w:rFonts w:ascii="Times New Roman" w:hAnsi="Times New Roman"/>
+          <w:bCs/>
+          <w:sz w:val="24"/>
+          <w:szCs w:val="24"/>
+        </w:rPr>
+        <w:t>member</w:t>
+      </w:r>
+      <w:r>
+        <w:rPr>
+          <w:rFonts w:ascii="Times New Roman" w:hAnsi="Times New Roman"/>
+          <w:bCs/>
+          <w:sz w:val="24"/>
+          <w:szCs w:val="24"/>
+        </w:rPr>
+        <w:t>.</w:t>
+      </w:r>
+      <w:r>
+        <w:rPr>
+          <w:rFonts w:ascii="Times New Roman" w:hAnsi="Times New Roman"/>
+          <w:bCs/>
+          <w:sz w:val="24"/>
+          <w:szCs w:val="24"/>
+        </w:rPr>
+        <w:t>hasOpenJustificationChanges</w:t>
+      </w:r>
+      <w:r>
+        <w:rPr>
+          <w:rFonts w:ascii="Times New Roman" w:hAnsi="Times New Roman"/>
+          <w:bCs/>
+          <w:sz w:val="24"/>
+          <w:szCs w:val="24"/>
+        </w:rPr>
+        <w:t>]&gt;&gt;</w:t>
+      </w:r>
+      <w:r>
+        <w:rPr>
+          <w:rFonts w:ascii="Times New Roman" w:hAnsi="Times New Roman"/>
+          <w:bCs/>
+          <w:color w:val="FFFFFF" w:themeColor="background1"/>
+          <w:sz w:val="24"/>
+          <w:szCs w:val="24"/>
+          <w:shd w:val="clear" w:color="auto" w:fill="FF0000"/>
+        </w:rPr>
+        <w:t xml:space="preserve">Bei dieser Begründung bestehen offene Änderungen. Klicken Sie </w:t>
+      </w:r>
+      <w:r>
+        <w:rPr>
+          <w:rFonts w:ascii="Times New Roman" w:hAnsi="Times New Roman"/>
+          <w:bCs/>
+          <w:color w:val="FFFFFF" w:themeColor="background1"/>
+          <w:sz w:val="24"/>
+          <w:szCs w:val="24"/>
+          <w:shd w:val="clear" w:color="auto" w:fill="FF0000"/>
+        </w:rPr>
+        <w:t>&lt;&lt;link [</w:t>
+      </w:r>
+      <w:r>
+        <w:rPr>
+          <w:rFonts w:ascii="Times New Roman" w:hAnsi="Times New Roman"/>
+          <w:bCs/>
+          <w:color w:val="FFFFFF" w:themeColor="background1"/>
+          <w:sz w:val="24"/>
+          <w:szCs w:val="24"/>
+          <w:shd w:val="clear" w:color="auto" w:fill="FF0000"/>
+        </w:rPr>
+        <w:t>member</w:t>
+      </w:r>
+      <w:r>
+        <w:rPr>
+          <w:rFonts w:ascii="Times New Roman" w:hAnsi="Times New Roman"/>
+          <w:bCs/>
+          <w:color w:val="FFFFFF" w:themeColor="background1"/>
+          <w:sz w:val="24"/>
+          <w:szCs w:val="24"/>
+          <w:shd w:val="clear" w:color="auto" w:fill="FF0000"/>
+        </w:rPr>
+        <w:t>.justificationUrl] ["hier"]&gt;&gt;,</w:t>
+      </w:r>
+      <w:r>
+        <w:rPr>
+          <w:rFonts w:ascii="Times New Roman" w:hAnsi="Times New Roman"/>
+          <w:bCs/>
+          <w:color w:val="FFFFFF" w:themeColor="background1"/>
+          <w:sz w:val="24"/>
+          <w:szCs w:val="24"/>
+          <w:shd w:val="clear" w:color="auto" w:fill="FF0000"/>
+        </w:rPr>
+        <w:t xml:space="preserve"> um die Begründung in der APG-Applikation </w:t>
+      </w:r>
+      <w:r>
+        <w:rPr>
+          <w:rFonts w:ascii="Times New Roman" w:hAnsi="Times New Roman"/>
+          <w:bCs/>
+          <w:color w:val="FFFFFF" w:themeColor="background1"/>
+          <w:sz w:val="24"/>
+          <w:szCs w:val="24"/>
+          <w:shd w:val="clear" w:color="auto" w:fill="FF0000"/>
+        </w:rPr>
+        <w:t>zu bereinigen.</w:t>
+      </w:r>
+      <w:r>
+        <w:rPr>
+          <w:rFonts w:ascii="Times New Roman" w:hAnsi="Times New Roman"/>
+          <w:szCs w:val="24"/>
+        </w:rPr>
+        <w:t>&lt;&lt;/if&gt;&gt;</w:t>
+      </w:r>
+    </w:p>
+    <w:p>
+      <w:pPr>
+        <w:pStyle w:val="ListParagraph"/>
         <w:rPr>
           <w:rFonts w:ascii="Times New Roman" w:eastAsia="Times New Roman" w:hAnsi="Times New Roman"/>
           <w:sz w:val="24"/>
@@ -2427,7 +2553,7 @@
     </w:p>
     <w:p>
       <w:pPr>
-        <w:pStyle w:val="Listenabsatz"/>
+        <w:pStyle w:val="ListParagraph"/>
         <w:rPr>
           <w:rFonts w:ascii="Times New Roman" w:eastAsia="Times New Roman" w:hAnsi="Times New Roman"/>
           <w:sz w:val="24"/>
@@ -2447,7 +2573,7 @@
     </w:p>
     <w:p>
       <w:pPr>
-        <w:pStyle w:val="Listenabsatz"/>
+        <w:pStyle w:val="ListParagraph"/>
         <w:ind w:left="0"/>
         <w:rPr>
           <w:rFonts w:ascii="Times New Roman" w:eastAsia="Times New Roman" w:hAnsi="Times New Roman"/>
@@ -2486,7 +2612,7 @@
     </w:p>
     <w:p>
       <w:pPr>
-        <w:pStyle w:val="Listenabsatz"/>
+        <w:pStyle w:val="ListParagraph"/>
         <w:ind w:left="0"/>
         <w:rPr>
           <w:rFonts w:ascii="Times New Roman" w:eastAsia="Times New Roman" w:hAnsi="Times New Roman"/>
@@ -2498,7 +2624,7 @@
     </w:p>
     <w:p>
       <w:pPr>
-        <w:pStyle w:val="berschrift1"/>
+        <w:pStyle w:val="Heading1"/>
         <w:rPr>
           <w:rFonts w:ascii="Times New Roman" w:hAnsi="Times New Roman" w:cs="Times New Roman"/>
         </w:rPr>
@@ -2614,7 +2740,7 @@
     </w:p>
     <w:p>
       <w:pPr>
-        <w:pStyle w:val="berschrift2"/>
+        <w:pStyle w:val="Heading2"/>
         <w:rPr>
           <w:rFonts w:ascii="Times New Roman" w:hAnsi="Times New Roman" w:cs="Times New Roman"/>
         </w:rPr>
@@ -2624,6 +2750,7 @@
         <w:rPr>
           <w:rFonts w:ascii="Times New Roman" w:hAnsi="Times New Roman" w:cs="Times New Roman"/>
         </w:rPr>
+        <w:lastRenderedPageBreak/>
         <w:t xml:space="preserve">Im Geschäftsbereich </w:t>
       </w:r>
       <w:r>
@@ -2691,28 +2818,27 @@
     </w:p>
     <w:p>
       <w:pPr>
-        <w:pStyle w:val="Listenabsatz"/>
-        <w:rPr>
-          <w:rFonts w:ascii="Times New Roman" w:eastAsia="Times New Roman" w:hAnsi="Times New Roman"/>
-          <w:sz w:val="24"/>
-          <w:szCs w:val="24"/>
-          <w:lang w:val="en-US" w:eastAsia="de-DE"/>
-        </w:rPr>
-      </w:pPr>
-      <w:r>
-        <w:rPr>
-          <w:rFonts w:ascii="Times New Roman" w:eastAsia="Times New Roman" w:hAnsi="Times New Roman"/>
-          <w:sz w:val="24"/>
-          <w:szCs w:val="24"/>
-          <w:lang w:val="en-US" w:eastAsia="de-DE"/>
-        </w:rPr>
-        <w:lastRenderedPageBreak/>
+        <w:pStyle w:val="ListParagraph"/>
+        <w:rPr>
+          <w:rFonts w:ascii="Times New Roman" w:eastAsia="Times New Roman" w:hAnsi="Times New Roman"/>
+          <w:sz w:val="24"/>
+          <w:szCs w:val="24"/>
+          <w:lang w:val="en-US" w:eastAsia="de-DE"/>
+        </w:rPr>
+      </w:pPr>
+      <w:r>
+        <w:rPr>
+          <w:rFonts w:ascii="Times New Roman" w:eastAsia="Times New Roman" w:hAnsi="Times New Roman"/>
+          <w:sz w:val="24"/>
+          <w:szCs w:val="24"/>
+          <w:lang w:val="en-US" w:eastAsia="de-DE"/>
+        </w:rPr>
         <w:t>&lt;&lt;if [committee.members.Any()]&gt;&gt;</w:t>
       </w:r>
     </w:p>
     <w:p>
       <w:pPr>
-        <w:pStyle w:val="Listenabsatz"/>
+        <w:pStyle w:val="ListParagraph"/>
         <w:numPr>
           <w:ilvl w:val="0"/>
           <w:numId w:val="41"/>
@@ -2742,7 +2868,7 @@
     </w:p>
     <w:p>
       <w:pPr>
-        <w:pStyle w:val="Listenabsatz"/>
+        <w:pStyle w:val="ListParagraph"/>
         <w:rPr>
           <w:rFonts w:ascii="Times New Roman" w:eastAsia="Times New Roman" w:hAnsi="Times New Roman"/>
           <w:sz w:val="24"/>
@@ -2762,7 +2888,7 @@
     </w:p>
     <w:p>
       <w:pPr>
-        <w:pStyle w:val="Listenabsatz"/>
+        <w:pStyle w:val="ListParagraph"/>
         <w:rPr>
           <w:rFonts w:ascii="Times New Roman" w:eastAsia="Times New Roman" w:hAnsi="Times New Roman"/>
           <w:sz w:val="24"/>
@@ -2782,7 +2908,7 @@
     </w:p>
     <w:p>
       <w:pPr>
-        <w:pStyle w:val="Listenabsatz"/>
+        <w:pStyle w:val="ListParagraph"/>
         <w:rPr>
           <w:rFonts w:ascii="Times New Roman" w:eastAsia="Times New Roman" w:hAnsi="Times New Roman"/>
           <w:sz w:val="24"/>
@@ -2802,7 +2928,7 @@
     </w:p>
     <w:p>
       <w:pPr>
-        <w:pStyle w:val="Listenabsatz"/>
+        <w:pStyle w:val="ListParagraph"/>
         <w:rPr>
           <w:rFonts w:ascii="Times New Roman" w:eastAsia="Times New Roman" w:hAnsi="Times New Roman"/>
           <w:sz w:val="24"/>
@@ -2822,7 +2948,7 @@
     </w:p>
     <w:p>
       <w:pPr>
-        <w:pStyle w:val="Listenabsatz"/>
+        <w:pStyle w:val="ListParagraph"/>
         <w:ind w:left="0"/>
         <w:rPr>
           <w:rFonts w:ascii="Times New Roman" w:eastAsia="Times New Roman" w:hAnsi="Times New Roman"/>
@@ -2869,7 +2995,7 @@
     </w:p>
     <w:p>
       <w:pPr>
-        <w:pStyle w:val="berschrift1"/>
+        <w:pStyle w:val="Heading1"/>
         <w:rPr>
           <w:rFonts w:ascii="Times New Roman" w:hAnsi="Times New Roman" w:cs="Times New Roman"/>
         </w:rPr>
@@ -2925,7 +3051,7 @@
     </w:p>
     <w:p>
       <w:pPr>
-        <w:pStyle w:val="berschrift2"/>
+        <w:pStyle w:val="Heading2"/>
         <w:rPr>
           <w:rFonts w:ascii="Times New Roman" w:hAnsi="Times New Roman" w:cs="Times New Roman"/>
           <w:szCs w:val="28"/>
@@ -3057,7 +3183,7 @@
     </w:p>
     <w:p>
       <w:pPr>
-        <w:pStyle w:val="berschrift3"/>
+        <w:pStyle w:val="Heading3"/>
         <w:rPr>
           <w:rFonts w:ascii="Times New Roman" w:hAnsi="Times New Roman" w:cs="Times New Roman"/>
         </w:rPr>
@@ -3125,7 +3251,7 @@
     </w:p>
     <w:p>
       <w:pPr>
-        <w:pStyle w:val="Listenabsatz"/>
+        <w:pStyle w:val="ListParagraph"/>
         <w:numPr>
           <w:ilvl w:val="0"/>
           <w:numId w:val="41"/>
@@ -3193,7 +3319,7 @@
     </w:p>
     <w:p>
       <w:pPr>
-        <w:pStyle w:val="Listenabsatz"/>
+        <w:pStyle w:val="ListParagraph"/>
         <w:spacing w:before="60" w:after="40"/>
         <w:ind w:left="360"/>
         <w:rPr>
@@ -3203,7 +3329,6 @@
           <w:iCs/>
           <w:sz w:val="24"/>
           <w:szCs w:val="24"/>
-          <w:lang w:val="en-US"/>
         </w:rPr>
       </w:pPr>
       <w:r>
@@ -3214,30 +3339,27 @@
           <w:iCs/>
           <w:sz w:val="24"/>
           <w:szCs w:val="24"/>
-          <w:lang w:val="en-US"/>
         </w:rPr>
         <w:t xml:space="preserve">Begründung: </w:t>
       </w:r>
     </w:p>
     <w:p>
       <w:pPr>
-        <w:pStyle w:val="Listenabsatz"/>
+        <w:pStyle w:val="ListParagraph"/>
         <w:ind w:left="360"/>
         <w:rPr>
           <w:rFonts w:ascii="Times New Roman" w:hAnsi="Times New Roman"/>
           <w:bCs/>
           <w:sz w:val="24"/>
           <w:szCs w:val="24"/>
-          <w:lang w:val="en-US"/>
-        </w:rPr>
-      </w:pPr>
-      <w:r>
-        <w:rPr>
-          <w:rFonts w:ascii="Times New Roman" w:hAnsi="Times New Roman"/>
-          <w:bCs/>
-          <w:sz w:val="24"/>
-          <w:szCs w:val="24"/>
-          <w:lang w:val="en-US"/>
+        </w:rPr>
+      </w:pPr>
+      <w:r>
+        <w:rPr>
+          <w:rFonts w:ascii="Times New Roman" w:hAnsi="Times New Roman"/>
+          <w:bCs/>
+          <w:sz w:val="24"/>
+          <w:szCs w:val="24"/>
         </w:rPr>
         <w:t>&lt;&lt;[committee.justification]</w:t>
       </w:r>
@@ -3247,34 +3369,261 @@
           <w:bCs/>
           <w:sz w:val="24"/>
           <w:szCs w:val="24"/>
-          <w:lang w:val="en-US"/>
-        </w:rPr>
-        <w:t xml:space="preserve"> </w:t>
-      </w:r>
-      <w:r>
-        <w:rPr>
-          <w:rFonts w:ascii="Times New Roman" w:hAnsi="Times New Roman"/>
-          <w:bCs/>
-          <w:sz w:val="24"/>
-          <w:szCs w:val="24"/>
-          <w:lang w:val="en-US"/>
-        </w:rPr>
-        <w:t>-html</w:t>
-      </w:r>
-      <w:r>
-        <w:rPr>
-          <w:rFonts w:ascii="Times New Roman" w:hAnsi="Times New Roman"/>
-          <w:bCs/>
-          <w:sz w:val="24"/>
-          <w:szCs w:val="24"/>
-          <w:lang w:val="en-US"/>
+        </w:rPr>
+        <w:t xml:space="preserve"> -html</w:t>
+      </w:r>
+      <w:r>
+        <w:rPr>
+          <w:rFonts w:ascii="Times New Roman" w:hAnsi="Times New Roman"/>
+          <w:bCs/>
+          <w:sz w:val="24"/>
+          <w:szCs w:val="24"/>
         </w:rPr>
         <w:t>&gt;&gt;</w:t>
       </w:r>
-    </w:p>
-    <w:p>
-      <w:pPr>
-        <w:pStyle w:val="Listenabsatz"/>
+      <w:r>
+        <w:rPr>
+          <w:rFonts w:ascii="Times New Roman" w:hAnsi="Times New Roman"/>
+          <w:bCs/>
+          <w:sz w:val="24"/>
+          <w:szCs w:val="24"/>
+        </w:rPr>
+        <w:t xml:space="preserve">&lt;&lt;if </w:t>
+      </w:r>
+      <w:r>
+        <w:rPr>
+          <w:rFonts w:ascii="Times New Roman" w:hAnsi="Times New Roman"/>
+          <w:bCs/>
+          <w:sz w:val="24"/>
+          <w:szCs w:val="24"/>
+        </w:rPr>
+        <w:t>[</w:t>
+      </w:r>
+      <w:r>
+        <w:rPr>
+          <w:rFonts w:ascii="Times New Roman" w:hAnsi="Times New Roman"/>
+          <w:bCs/>
+          <w:sz w:val="24"/>
+          <w:szCs w:val="24"/>
+        </w:rPr>
+        <w:t>committee.</w:t>
+      </w:r>
+      <w:r>
+        <w:rPr>
+          <w:rFonts w:ascii="Times New Roman" w:hAnsi="Times New Roman"/>
+          <w:bCs/>
+          <w:sz w:val="24"/>
+          <w:szCs w:val="24"/>
+        </w:rPr>
+        <w:t>hasOpenJustificationChanges</w:t>
+      </w:r>
+      <w:r>
+        <w:rPr>
+          <w:rFonts w:ascii="Times New Roman" w:hAnsi="Times New Roman"/>
+          <w:bCs/>
+          <w:sz w:val="24"/>
+          <w:szCs w:val="24"/>
+        </w:rPr>
+        <w:t>]&gt;&gt;</w:t>
+      </w:r>
+      <w:r>
+        <w:rPr>
+          <w:rFonts w:ascii="Times New Roman" w:hAnsi="Times New Roman"/>
+          <w:bCs/>
+          <w:color w:val="FFFFFF" w:themeColor="background1"/>
+          <w:sz w:val="24"/>
+          <w:szCs w:val="24"/>
+          <w:shd w:val="clear" w:color="auto" w:fill="FF0000"/>
+        </w:rPr>
+        <w:t xml:space="preserve">Bei dieser Begründung bestehen offene Änderungen. Klicken Sie </w:t>
+      </w:r>
+      <w:r>
+        <w:rPr>
+          <w:rFonts w:ascii="Times New Roman" w:hAnsi="Times New Roman"/>
+          <w:bCs/>
+          <w:color w:val="FFFFFF" w:themeColor="background1"/>
+          <w:sz w:val="24"/>
+          <w:szCs w:val="24"/>
+          <w:shd w:val="clear" w:color="auto" w:fill="FF0000"/>
+        </w:rPr>
+        <w:t>&lt;</w:t>
+      </w:r>
+      <w:r>
+        <w:rPr>
+          <w:rFonts w:ascii="Times New Roman" w:hAnsi="Times New Roman"/>
+          <w:bCs/>
+          <w:color w:val="FFFFFF" w:themeColor="background1"/>
+          <w:sz w:val="24"/>
+          <w:szCs w:val="24"/>
+          <w:shd w:val="clear" w:color="auto" w:fill="FF0000"/>
+        </w:rPr>
+        <w:t>&lt;</w:t>
+      </w:r>
+      <w:r>
+        <w:rPr>
+          <w:rFonts w:ascii="Times New Roman" w:hAnsi="Times New Roman"/>
+          <w:bCs/>
+          <w:color w:val="FFFFFF" w:themeColor="background1"/>
+          <w:sz w:val="24"/>
+          <w:szCs w:val="24"/>
+          <w:shd w:val="clear" w:color="auto" w:fill="FF0000"/>
+        </w:rPr>
+        <w:t xml:space="preserve">link </w:t>
+      </w:r>
+      <w:r>
+        <w:rPr>
+          <w:rFonts w:ascii="Times New Roman" w:hAnsi="Times New Roman"/>
+          <w:bCs/>
+          <w:color w:val="FFFFFF" w:themeColor="background1"/>
+          <w:sz w:val="24"/>
+          <w:szCs w:val="24"/>
+          <w:shd w:val="clear" w:color="auto" w:fill="FF0000"/>
+        </w:rPr>
+        <w:t>[committee.justification</w:t>
+      </w:r>
+      <w:r>
+        <w:rPr>
+          <w:rFonts w:ascii="Times New Roman" w:hAnsi="Times New Roman"/>
+          <w:bCs/>
+          <w:color w:val="FFFFFF" w:themeColor="background1"/>
+          <w:sz w:val="24"/>
+          <w:szCs w:val="24"/>
+          <w:shd w:val="clear" w:color="auto" w:fill="FF0000"/>
+        </w:rPr>
+        <w:t>Url</w:t>
+      </w:r>
+      <w:r>
+        <w:rPr>
+          <w:rFonts w:ascii="Times New Roman" w:hAnsi="Times New Roman"/>
+          <w:bCs/>
+          <w:color w:val="FFFFFF" w:themeColor="background1"/>
+          <w:sz w:val="24"/>
+          <w:szCs w:val="24"/>
+          <w:shd w:val="clear" w:color="auto" w:fill="FF0000"/>
+        </w:rPr>
+        <w:t xml:space="preserve">] </w:t>
+      </w:r>
+      <w:r>
+        <w:rPr>
+          <w:rFonts w:ascii="Times New Roman" w:hAnsi="Times New Roman"/>
+          <w:bCs/>
+          <w:color w:val="FFFFFF" w:themeColor="background1"/>
+          <w:sz w:val="24"/>
+          <w:szCs w:val="24"/>
+          <w:shd w:val="clear" w:color="auto" w:fill="FF0000"/>
+        </w:rPr>
+        <w:t>[</w:t>
+      </w:r>
+      <w:r>
+        <w:rPr>
+          <w:rFonts w:ascii="Times New Roman" w:hAnsi="Times New Roman"/>
+          <w:bCs/>
+          <w:color w:val="FFFFFF" w:themeColor="background1"/>
+          <w:sz w:val="24"/>
+          <w:szCs w:val="24"/>
+          <w:shd w:val="clear" w:color="auto" w:fill="FF0000"/>
+        </w:rPr>
+        <w:t>"</w:t>
+      </w:r>
+      <w:r>
+        <w:rPr>
+          <w:rFonts w:ascii="Times New Roman" w:hAnsi="Times New Roman"/>
+          <w:bCs/>
+          <w:color w:val="FFFFFF" w:themeColor="background1"/>
+          <w:sz w:val="24"/>
+          <w:szCs w:val="24"/>
+          <w:shd w:val="clear" w:color="auto" w:fill="FF0000"/>
+        </w:rPr>
+        <w:t>hier</w:t>
+      </w:r>
+      <w:r>
+        <w:rPr>
+          <w:rFonts w:ascii="Times New Roman" w:hAnsi="Times New Roman"/>
+          <w:bCs/>
+          <w:color w:val="FFFFFF" w:themeColor="background1"/>
+          <w:sz w:val="24"/>
+          <w:szCs w:val="24"/>
+          <w:shd w:val="clear" w:color="auto" w:fill="FF0000"/>
+        </w:rPr>
+        <w:t>"</w:t>
+      </w:r>
+      <w:r>
+        <w:rPr>
+          <w:rFonts w:ascii="Times New Roman" w:hAnsi="Times New Roman"/>
+          <w:bCs/>
+          <w:color w:val="FFFFFF" w:themeColor="background1"/>
+          <w:sz w:val="24"/>
+          <w:szCs w:val="24"/>
+          <w:shd w:val="clear" w:color="auto" w:fill="FF0000"/>
+        </w:rPr>
+        <w:t>]</w:t>
+      </w:r>
+      <w:r>
+        <w:rPr>
+          <w:rFonts w:ascii="Times New Roman" w:hAnsi="Times New Roman"/>
+          <w:bCs/>
+          <w:color w:val="FFFFFF" w:themeColor="background1"/>
+          <w:sz w:val="24"/>
+          <w:szCs w:val="24"/>
+          <w:shd w:val="clear" w:color="auto" w:fill="FF0000"/>
+        </w:rPr>
+        <w:t>&gt;&gt;</w:t>
+      </w:r>
+      <w:r>
+        <w:rPr>
+          <w:rFonts w:ascii="Times New Roman" w:hAnsi="Times New Roman"/>
+          <w:bCs/>
+          <w:color w:val="FFFFFF" w:themeColor="background1"/>
+          <w:sz w:val="24"/>
+          <w:szCs w:val="24"/>
+          <w:shd w:val="clear" w:color="auto" w:fill="FF0000"/>
+        </w:rPr>
+        <w:t>,</w:t>
+      </w:r>
+      <w:r>
+        <w:rPr>
+          <w:rFonts w:ascii="Times New Roman" w:hAnsi="Times New Roman"/>
+          <w:bCs/>
+          <w:color w:val="FFFFFF" w:themeColor="background1"/>
+          <w:sz w:val="24"/>
+          <w:szCs w:val="24"/>
+          <w:shd w:val="clear" w:color="auto" w:fill="FF0000"/>
+        </w:rPr>
+        <w:t xml:space="preserve"> um die Begründung in der APG-Applikation </w:t>
+      </w:r>
+      <w:r>
+        <w:rPr>
+          <w:rFonts w:ascii="Times New Roman" w:hAnsi="Times New Roman"/>
+          <w:bCs/>
+          <w:color w:val="FFFFFF" w:themeColor="background1"/>
+          <w:sz w:val="24"/>
+          <w:szCs w:val="24"/>
+          <w:shd w:val="clear" w:color="auto" w:fill="FF0000"/>
+        </w:rPr>
+        <w:t>zu bereinigen</w:t>
+      </w:r>
+      <w:r>
+        <w:rPr>
+          <w:rFonts w:ascii="Times New Roman" w:hAnsi="Times New Roman"/>
+          <w:bCs/>
+          <w:color w:val="FFFFFF" w:themeColor="background1"/>
+          <w:sz w:val="24"/>
+          <w:szCs w:val="24"/>
+          <w:shd w:val="clear" w:color="auto" w:fill="FF0000"/>
+        </w:rPr>
+        <w:t>.</w:t>
+      </w:r>
+      <w:r>
+        <w:rPr>
+          <w:rFonts w:ascii="Times New Roman" w:hAnsi="Times New Roman"/>
+          <w:szCs w:val="24"/>
+        </w:rPr>
+        <w:t>&lt;&lt;/if&gt;&gt;</w:t>
+      </w:r>
+    </w:p>
+    <w:p>
+      <w:pPr>
+        <w:pStyle w:val="ListParagraph"/>
         <w:ind w:left="0"/>
         <w:rPr>
           <w:rFonts w:ascii="Times New Roman" w:eastAsia="Times New Roman" w:hAnsi="Times New Roman"/>
@@ -3289,7 +3638,7 @@
           <w:b/>
           <w:sz w:val="24"/>
           <w:szCs w:val="24"/>
-          <w:lang w:val="en-US" w:eastAsia="de-DE"/>
+          <w:lang w:eastAsia="de-DE"/>
         </w:rPr>
         <w:t>&lt;&lt;/foreach&gt;&gt;</w:t>
       </w:r>
@@ -3299,14 +3648,12 @@
         <w:rPr>
           <w:rFonts w:ascii="Times New Roman" w:hAnsi="Times New Roman"/>
           <w:szCs w:val="24"/>
-          <w:lang w:val="en-US"/>
-        </w:rPr>
-      </w:pPr>
-      <w:r>
-        <w:rPr>
-          <w:rFonts w:ascii="Times New Roman" w:hAnsi="Times New Roman"/>
-          <w:szCs w:val="24"/>
-          <w:lang w:val="en-US"/>
+        </w:rPr>
+      </w:pPr>
+      <w:r>
+        <w:rPr>
+          <w:rFonts w:ascii="Times New Roman" w:hAnsi="Times New Roman"/>
+          <w:szCs w:val="24"/>
         </w:rPr>
         <w:t>&lt;&lt;/foreach&gt;&gt;</w:t>
       </w:r>
@@ -3320,7 +3667,7 @@
     </w:p>
     <w:p>
       <w:pPr>
-        <w:pStyle w:val="berschrift2"/>
+        <w:pStyle w:val="Heading2"/>
         <w:rPr>
           <w:rFonts w:ascii="Times New Roman" w:hAnsi="Times New Roman" w:cs="Times New Roman"/>
         </w:rPr>
@@ -3332,6 +3679,7 @@
         <w:rPr>
           <w:rFonts w:ascii="Times New Roman" w:hAnsi="Times New Roman" w:cs="Times New Roman"/>
         </w:rPr>
+        <w:lastRenderedPageBreak/>
         <w:t xml:space="preserve">Unterschreitung des Frauen- oder Männeranteils von 40% </w:t>
       </w:r>
       <w:bookmarkEnd w:id="41"/>
@@ -3439,13 +3787,12 @@
           <w:rFonts w:ascii="Times New Roman" w:hAnsi="Times New Roman"/>
           <w:szCs w:val="24"/>
         </w:rPr>
-        <w:lastRenderedPageBreak/>
         <w:t>&lt;&lt;foreach [department in appendixReport.missingGenderMembersCommittees]&gt;&gt;</w:t>
       </w:r>
     </w:p>
     <w:p>
       <w:pPr>
-        <w:pStyle w:val="berschrift3"/>
+        <w:pStyle w:val="Heading3"/>
         <w:rPr>
           <w:rFonts w:ascii="Times New Roman" w:hAnsi="Times New Roman" w:cs="Times New Roman"/>
         </w:rPr>
@@ -3513,7 +3860,7 @@
     </w:p>
     <w:p>
       <w:pPr>
-        <w:pStyle w:val="Listenabsatz"/>
+        <w:pStyle w:val="ListParagraph"/>
         <w:numPr>
           <w:ilvl w:val="0"/>
           <w:numId w:val="41"/>
@@ -3562,7 +3909,7 @@
     </w:p>
     <w:p>
       <w:pPr>
-        <w:pStyle w:val="Listenabsatz"/>
+        <w:pStyle w:val="ListParagraph"/>
         <w:spacing w:before="60" w:after="40"/>
         <w:ind w:left="360"/>
         <w:rPr>
@@ -3588,7 +3935,7 @@
     </w:p>
     <w:p>
       <w:pPr>
-        <w:pStyle w:val="Listenabsatz"/>
+        <w:pStyle w:val="ListParagraph"/>
         <w:ind w:left="360"/>
         <w:rPr>
           <w:rFonts w:ascii="Times New Roman" w:hAnsi="Times New Roman"/>
@@ -3624,10 +3971,106 @@
         </w:rPr>
         <w:t>&gt;&gt;</w:t>
       </w:r>
-    </w:p>
-    <w:p>
-      <w:pPr>
-        <w:pStyle w:val="Listenabsatz"/>
+      <w:r>
+        <w:rPr>
+          <w:rFonts w:ascii="Times New Roman" w:hAnsi="Times New Roman"/>
+          <w:bCs/>
+          <w:sz w:val="24"/>
+          <w:szCs w:val="24"/>
+        </w:rPr>
+        <w:t xml:space="preserve">&lt;&lt;if </w:t>
+      </w:r>
+      <w:r>
+        <w:rPr>
+          <w:rFonts w:ascii="Times New Roman" w:hAnsi="Times New Roman"/>
+          <w:bCs/>
+          <w:sz w:val="24"/>
+          <w:szCs w:val="24"/>
+        </w:rPr>
+        <w:t>[</w:t>
+      </w:r>
+      <w:r>
+        <w:rPr>
+          <w:rFonts w:ascii="Times New Roman" w:hAnsi="Times New Roman"/>
+          <w:bCs/>
+          <w:sz w:val="24"/>
+          <w:szCs w:val="24"/>
+        </w:rPr>
+        <w:t>committee.</w:t>
+      </w:r>
+      <w:r>
+        <w:rPr>
+          <w:rFonts w:ascii="Times New Roman" w:hAnsi="Times New Roman"/>
+          <w:bCs/>
+          <w:sz w:val="24"/>
+          <w:szCs w:val="24"/>
+        </w:rPr>
+        <w:t>hasOpenJustificationChanges</w:t>
+      </w:r>
+      <w:r>
+        <w:rPr>
+          <w:rFonts w:ascii="Times New Roman" w:hAnsi="Times New Roman"/>
+          <w:bCs/>
+          <w:sz w:val="24"/>
+          <w:szCs w:val="24"/>
+        </w:rPr>
+        <w:t>]&gt;&gt;</w:t>
+      </w:r>
+      <w:r>
+        <w:rPr>
+          <w:rFonts w:ascii="Times New Roman" w:hAnsi="Times New Roman"/>
+          <w:bCs/>
+          <w:color w:val="FFFFFF" w:themeColor="background1"/>
+          <w:sz w:val="24"/>
+          <w:szCs w:val="24"/>
+          <w:shd w:val="clear" w:color="auto" w:fill="FF0000"/>
+        </w:rPr>
+        <w:t xml:space="preserve">Bei dieser Begründung bestehen offene Änderungen. Klicken Sie </w:t>
+      </w:r>
+      <w:r>
+        <w:rPr>
+          <w:rFonts w:ascii="Times New Roman" w:hAnsi="Times New Roman"/>
+          <w:bCs/>
+          <w:color w:val="FFFFFF" w:themeColor="background1"/>
+          <w:sz w:val="24"/>
+          <w:szCs w:val="24"/>
+          <w:shd w:val="clear" w:color="auto" w:fill="FF0000"/>
+        </w:rPr>
+        <w:t>&lt;&lt;link [committee.justificationUrl] ["hier"]&gt;&gt;,</w:t>
+      </w:r>
+      <w:r>
+        <w:rPr>
+          <w:rFonts w:ascii="Times New Roman" w:hAnsi="Times New Roman"/>
+          <w:bCs/>
+          <w:color w:val="FFFFFF" w:themeColor="background1"/>
+          <w:sz w:val="24"/>
+          <w:szCs w:val="24"/>
+          <w:shd w:val="clear" w:color="auto" w:fill="FF0000"/>
+        </w:rPr>
+        <w:t xml:space="preserve"> um die Begründung in der APG-Applikation </w:t>
+      </w:r>
+      <w:r>
+        <w:rPr>
+          <w:rFonts w:ascii="Times New Roman" w:hAnsi="Times New Roman"/>
+          <w:bCs/>
+          <w:color w:val="FFFFFF" w:themeColor="background1"/>
+          <w:sz w:val="24"/>
+          <w:szCs w:val="24"/>
+          <w:shd w:val="clear" w:color="auto" w:fill="FF0000"/>
+        </w:rPr>
+        <w:t>zu bereinigen.</w:t>
+      </w:r>
+      <w:r>
+        <w:rPr>
+          <w:rFonts w:ascii="Times New Roman" w:hAnsi="Times New Roman"/>
+          <w:szCs w:val="24"/>
+        </w:rPr>
+        <w:t>&lt;&lt;/if&gt;&gt;</w:t>
+      </w:r>
+    </w:p>
+    <w:p>
+      <w:pPr>
+        <w:pStyle w:val="ListParagraph"/>
         <w:spacing w:before="60" w:after="40"/>
         <w:ind w:left="360"/>
         <w:rPr>
@@ -3653,23 +4096,21 @@
     </w:p>
     <w:p>
       <w:pPr>
-        <w:pStyle w:val="Listenabsatz"/>
+        <w:pStyle w:val="ListParagraph"/>
         <w:ind w:left="360"/>
         <w:rPr>
           <w:rFonts w:ascii="Times New Roman" w:hAnsi="Times New Roman"/>
           <w:bCs/>
           <w:sz w:val="24"/>
           <w:szCs w:val="24"/>
-          <w:lang w:val="en-US"/>
-        </w:rPr>
-      </w:pPr>
-      <w:r>
-        <w:rPr>
-          <w:rFonts w:ascii="Times New Roman" w:hAnsi="Times New Roman"/>
-          <w:bCs/>
-          <w:sz w:val="24"/>
-          <w:szCs w:val="24"/>
-          <w:lang w:val="en-US"/>
+        </w:rPr>
+      </w:pPr>
+      <w:r>
+        <w:rPr>
+          <w:rFonts w:ascii="Times New Roman" w:hAnsi="Times New Roman"/>
+          <w:bCs/>
+          <w:sz w:val="24"/>
+          <w:szCs w:val="24"/>
         </w:rPr>
         <w:t>&lt;&lt;[committee.measure]</w:t>
       </w:r>
@@ -3679,7 +4120,6 @@
           <w:bCs/>
           <w:sz w:val="24"/>
           <w:szCs w:val="24"/>
-          <w:lang w:val="en-US"/>
         </w:rPr>
         <w:t xml:space="preserve"> -html</w:t>
       </w:r>
@@ -3689,14 +4129,171 @@
           <w:bCs/>
           <w:sz w:val="24"/>
           <w:szCs w:val="24"/>
-          <w:lang w:val="en-US"/>
         </w:rPr>
         <w:t>&gt;&gt;</w:t>
       </w:r>
-    </w:p>
-    <w:p>
-      <w:pPr>
-        <w:pStyle w:val="Listenabsatz"/>
+      <w:r>
+        <w:rPr>
+          <w:rFonts w:ascii="Times New Roman" w:hAnsi="Times New Roman"/>
+          <w:bCs/>
+          <w:sz w:val="24"/>
+          <w:szCs w:val="24"/>
+        </w:rPr>
+        <w:t xml:space="preserve">&lt;&lt;if </w:t>
+      </w:r>
+      <w:r>
+        <w:rPr>
+          <w:rFonts w:ascii="Times New Roman" w:hAnsi="Times New Roman"/>
+          <w:bCs/>
+          <w:sz w:val="24"/>
+          <w:szCs w:val="24"/>
+        </w:rPr>
+        <w:t>[</w:t>
+      </w:r>
+      <w:r>
+        <w:rPr>
+          <w:rFonts w:ascii="Times New Roman" w:hAnsi="Times New Roman"/>
+          <w:bCs/>
+          <w:sz w:val="24"/>
+          <w:szCs w:val="24"/>
+        </w:rPr>
+        <w:t>committee.</w:t>
+      </w:r>
+      <w:r>
+        <w:rPr>
+          <w:rFonts w:ascii="Times New Roman" w:hAnsi="Times New Roman"/>
+          <w:bCs/>
+          <w:sz w:val="24"/>
+          <w:szCs w:val="24"/>
+        </w:rPr>
+        <w:t>hasOpen</w:t>
+      </w:r>
+      <w:r>
+        <w:rPr>
+          <w:rFonts w:ascii="Times New Roman" w:hAnsi="Times New Roman"/>
+          <w:bCs/>
+          <w:sz w:val="24"/>
+          <w:szCs w:val="24"/>
+        </w:rPr>
+        <w:t>Measure</w:t>
+      </w:r>
+      <w:r>
+        <w:rPr>
+          <w:rFonts w:ascii="Times New Roman" w:hAnsi="Times New Roman"/>
+          <w:bCs/>
+          <w:sz w:val="24"/>
+          <w:szCs w:val="24"/>
+        </w:rPr>
+        <w:t>Changes</w:t>
+      </w:r>
+      <w:r>
+        <w:rPr>
+          <w:rFonts w:ascii="Times New Roman" w:hAnsi="Times New Roman"/>
+          <w:bCs/>
+          <w:sz w:val="24"/>
+          <w:szCs w:val="24"/>
+        </w:rPr>
+        <w:t>]&gt;&gt;</w:t>
+      </w:r>
+      <w:r>
+        <w:rPr>
+          <w:rFonts w:ascii="Times New Roman" w:hAnsi="Times New Roman"/>
+          <w:bCs/>
+          <w:color w:val="FFFFFF" w:themeColor="background1"/>
+          <w:sz w:val="24"/>
+          <w:szCs w:val="24"/>
+          <w:shd w:val="clear" w:color="auto" w:fill="FF0000"/>
+        </w:rPr>
+        <w:t xml:space="preserve">Bei dieser </w:t>
+      </w:r>
+      <w:r>
+        <w:rPr>
+          <w:rFonts w:ascii="Times New Roman" w:hAnsi="Times New Roman"/>
+          <w:bCs/>
+          <w:color w:val="FFFFFF" w:themeColor="background1"/>
+          <w:sz w:val="24"/>
+          <w:szCs w:val="24"/>
+          <w:shd w:val="clear" w:color="auto" w:fill="FF0000"/>
+        </w:rPr>
+        <w:t>Massnahme</w:t>
+      </w:r>
+      <w:r>
+        <w:rPr>
+          <w:rFonts w:ascii="Times New Roman" w:hAnsi="Times New Roman"/>
+          <w:bCs/>
+          <w:color w:val="FFFFFF" w:themeColor="background1"/>
+          <w:sz w:val="24"/>
+          <w:szCs w:val="24"/>
+          <w:shd w:val="clear" w:color="auto" w:fill="FF0000"/>
+        </w:rPr>
+        <w:t xml:space="preserve"> bestehen offene Änderungen. Klicken Sie </w:t>
+      </w:r>
+      <w:r>
+        <w:rPr>
+          <w:rFonts w:ascii="Times New Roman" w:hAnsi="Times New Roman"/>
+          <w:bCs/>
+          <w:color w:val="FFFFFF" w:themeColor="background1"/>
+          <w:sz w:val="24"/>
+          <w:szCs w:val="24"/>
+          <w:shd w:val="clear" w:color="auto" w:fill="FF0000"/>
+        </w:rPr>
+        <w:t>&lt;&lt;link [committee.justificationUrl] ["hier"]&gt;&gt;,</w:t>
+      </w:r>
+      <w:r>
+        <w:rPr>
+          <w:rFonts w:ascii="Times New Roman" w:hAnsi="Times New Roman"/>
+          <w:bCs/>
+          <w:color w:val="FFFFFF" w:themeColor="background1"/>
+          <w:sz w:val="24"/>
+          <w:szCs w:val="24"/>
+          <w:shd w:val="clear" w:color="auto" w:fill="FF0000"/>
+        </w:rPr>
+        <w:t xml:space="preserve"> um die </w:t>
+      </w:r>
+      <w:r>
+        <w:rPr>
+          <w:rFonts w:ascii="Times New Roman" w:hAnsi="Times New Roman"/>
+          <w:bCs/>
+          <w:color w:val="FFFFFF" w:themeColor="background1"/>
+          <w:sz w:val="24"/>
+          <w:szCs w:val="24"/>
+          <w:shd w:val="clear" w:color="auto" w:fill="FF0000"/>
+        </w:rPr>
+        <w:t>Massnahme</w:t>
+      </w:r>
+      <w:r>
+        <w:rPr>
+          <w:rFonts w:ascii="Times New Roman" w:hAnsi="Times New Roman"/>
+          <w:bCs/>
+          <w:color w:val="FFFFFF" w:themeColor="background1"/>
+          <w:sz w:val="24"/>
+          <w:szCs w:val="24"/>
+          <w:shd w:val="clear" w:color="auto" w:fill="FF0000"/>
+        </w:rPr>
+        <w:t xml:space="preserve"> in der APG-Applikation </w:t>
+      </w:r>
+      <w:r>
+        <w:rPr>
+          <w:rFonts w:ascii="Times New Roman" w:hAnsi="Times New Roman"/>
+          <w:bCs/>
+          <w:color w:val="FFFFFF" w:themeColor="background1"/>
+          <w:sz w:val="24"/>
+          <w:szCs w:val="24"/>
+          <w:shd w:val="clear" w:color="auto" w:fill="FF0000"/>
+        </w:rPr>
+        <w:t>zu bereinigen.</w:t>
+      </w:r>
+      <w:r>
+        <w:rPr>
+          <w:rFonts w:ascii="Times New Roman" w:hAnsi="Times New Roman"/>
+          <w:szCs w:val="24"/>
+        </w:rPr>
+        <w:t>&lt;&lt;/if&gt;&gt;</w:t>
+      </w:r>
+    </w:p>
+    <w:p>
+      <w:pPr>
+        <w:pStyle w:val="ListParagraph"/>
         <w:ind w:left="0"/>
         <w:rPr>
           <w:rFonts w:ascii="Times New Roman" w:eastAsia="Times New Roman" w:hAnsi="Times New Roman"/>
@@ -3735,7 +4332,7 @@
     </w:p>
     <w:p>
       <w:pPr>
-        <w:pStyle w:val="Listenabsatz"/>
+        <w:pStyle w:val="ListParagraph"/>
         <w:ind w:left="0"/>
         <w:rPr>
           <w:rFonts w:ascii="Times New Roman" w:eastAsia="Times New Roman" w:hAnsi="Times New Roman"/>
@@ -3747,7 +4344,7 @@
     </w:p>
     <w:p>
       <w:pPr>
-        <w:pStyle w:val="berschrift2"/>
+        <w:pStyle w:val="Heading2"/>
         <w:rPr>
           <w:rFonts w:ascii="Times New Roman" w:hAnsi="Times New Roman" w:cs="Times New Roman"/>
         </w:rPr>
@@ -3896,7 +4493,7 @@
     </w:p>
     <w:p>
       <w:pPr>
-        <w:pStyle w:val="berschrift3"/>
+        <w:pStyle w:val="Heading3"/>
         <w:rPr>
           <w:rFonts w:ascii="Times New Roman" w:hAnsi="Times New Roman" w:cs="Times New Roman"/>
         </w:rPr>
@@ -3964,7 +4561,7 @@
     </w:p>
     <w:p>
       <w:pPr>
-        <w:pStyle w:val="Listenabsatz"/>
+        <w:pStyle w:val="ListParagraph"/>
         <w:numPr>
           <w:ilvl w:val="0"/>
           <w:numId w:val="41"/>
@@ -4013,7 +4610,7 @@
     </w:p>
     <w:p>
       <w:pPr>
-        <w:pStyle w:val="Listenabsatz"/>
+        <w:pStyle w:val="ListParagraph"/>
         <w:spacing w:before="60" w:after="40"/>
         <w:ind w:left="360"/>
         <w:rPr>
@@ -4034,12 +4631,13 @@
           <w:sz w:val="24"/>
           <w:szCs w:val="24"/>
         </w:rPr>
+        <w:lastRenderedPageBreak/>
         <w:t xml:space="preserve">Begründung: </w:t>
       </w:r>
     </w:p>
     <w:p>
       <w:pPr>
-        <w:pStyle w:val="Listenabsatz"/>
+        <w:pStyle w:val="ListParagraph"/>
         <w:ind w:left="360"/>
         <w:rPr>
           <w:rFonts w:ascii="Times New Roman" w:hAnsi="Times New Roman"/>
@@ -4057,10 +4655,106 @@
         </w:rPr>
         <w:t>&lt;&lt;[ committee.justification] -html&gt;&gt;</w:t>
       </w:r>
-    </w:p>
-    <w:p>
-      <w:pPr>
-        <w:pStyle w:val="Listenabsatz"/>
+      <w:r>
+        <w:rPr>
+          <w:rFonts w:ascii="Times New Roman" w:hAnsi="Times New Roman"/>
+          <w:bCs/>
+          <w:sz w:val="24"/>
+          <w:szCs w:val="24"/>
+        </w:rPr>
+        <w:t xml:space="preserve">&lt;&lt;if </w:t>
+      </w:r>
+      <w:r>
+        <w:rPr>
+          <w:rFonts w:ascii="Times New Roman" w:hAnsi="Times New Roman"/>
+          <w:bCs/>
+          <w:sz w:val="24"/>
+          <w:szCs w:val="24"/>
+        </w:rPr>
+        <w:t>[</w:t>
+      </w:r>
+      <w:r>
+        <w:rPr>
+          <w:rFonts w:ascii="Times New Roman" w:hAnsi="Times New Roman"/>
+          <w:bCs/>
+          <w:sz w:val="24"/>
+          <w:szCs w:val="24"/>
+        </w:rPr>
+        <w:t>committee.</w:t>
+      </w:r>
+      <w:r>
+        <w:rPr>
+          <w:rFonts w:ascii="Times New Roman" w:hAnsi="Times New Roman"/>
+          <w:bCs/>
+          <w:sz w:val="24"/>
+          <w:szCs w:val="24"/>
+        </w:rPr>
+        <w:t>hasOpenJustificationChanges</w:t>
+      </w:r>
+      <w:r>
+        <w:rPr>
+          <w:rFonts w:ascii="Times New Roman" w:hAnsi="Times New Roman"/>
+          <w:bCs/>
+          <w:sz w:val="24"/>
+          <w:szCs w:val="24"/>
+        </w:rPr>
+        <w:t>]&gt;&gt;</w:t>
+      </w:r>
+      <w:r>
+        <w:rPr>
+          <w:rFonts w:ascii="Times New Roman" w:hAnsi="Times New Roman"/>
+          <w:bCs/>
+          <w:color w:val="FFFFFF" w:themeColor="background1"/>
+          <w:sz w:val="24"/>
+          <w:szCs w:val="24"/>
+          <w:shd w:val="clear" w:color="auto" w:fill="FF0000"/>
+        </w:rPr>
+        <w:t xml:space="preserve">Bei dieser Begründung bestehen offene Änderungen. Klicken Sie </w:t>
+      </w:r>
+      <w:r>
+        <w:rPr>
+          <w:rFonts w:ascii="Times New Roman" w:hAnsi="Times New Roman"/>
+          <w:bCs/>
+          <w:color w:val="FFFFFF" w:themeColor="background1"/>
+          <w:sz w:val="24"/>
+          <w:szCs w:val="24"/>
+          <w:shd w:val="clear" w:color="auto" w:fill="FF0000"/>
+        </w:rPr>
+        <w:t>&lt;&lt;link [committee.justificationUrl] ["hier"]&gt;&gt;,</w:t>
+      </w:r>
+      <w:r>
+        <w:rPr>
+          <w:rFonts w:ascii="Times New Roman" w:hAnsi="Times New Roman"/>
+          <w:bCs/>
+          <w:color w:val="FFFFFF" w:themeColor="background1"/>
+          <w:sz w:val="24"/>
+          <w:szCs w:val="24"/>
+          <w:shd w:val="clear" w:color="auto" w:fill="FF0000"/>
+        </w:rPr>
+        <w:t xml:space="preserve"> um die Begründung in der APG-Applikation </w:t>
+      </w:r>
+      <w:r>
+        <w:rPr>
+          <w:rFonts w:ascii="Times New Roman" w:hAnsi="Times New Roman"/>
+          <w:bCs/>
+          <w:color w:val="FFFFFF" w:themeColor="background1"/>
+          <w:sz w:val="24"/>
+          <w:szCs w:val="24"/>
+          <w:shd w:val="clear" w:color="auto" w:fill="FF0000"/>
+        </w:rPr>
+        <w:t>zu bereinigen.</w:t>
+      </w:r>
+      <w:r>
+        <w:rPr>
+          <w:rFonts w:ascii="Times New Roman" w:hAnsi="Times New Roman"/>
+          <w:szCs w:val="24"/>
+        </w:rPr>
+        <w:t>&lt;&lt;/if&gt;&gt;</w:t>
+      </w:r>
+    </w:p>
+    <w:p>
+      <w:pPr>
+        <w:pStyle w:val="ListParagraph"/>
         <w:spacing w:before="60" w:after="40"/>
         <w:ind w:left="360"/>
         <w:rPr>
@@ -4086,7 +4780,7 @@
     </w:p>
     <w:p>
       <w:pPr>
-        <w:pStyle w:val="Listenabsatz"/>
+        <w:pStyle w:val="ListParagraph"/>
         <w:ind w:left="360"/>
         <w:rPr>
           <w:rFonts w:ascii="Times New Roman" w:hAnsi="Times New Roman"/>
@@ -4126,10 +4820,150 @@
         </w:rPr>
         <w:t>&gt;&gt;</w:t>
       </w:r>
-    </w:p>
-    <w:p>
-      <w:pPr>
-        <w:pStyle w:val="Listenabsatz"/>
+      <w:r>
+        <w:rPr>
+          <w:rFonts w:ascii="Times New Roman" w:hAnsi="Times New Roman"/>
+          <w:bCs/>
+          <w:sz w:val="24"/>
+          <w:szCs w:val="24"/>
+        </w:rPr>
+        <w:t xml:space="preserve">&lt;&lt;if </w:t>
+      </w:r>
+      <w:r>
+        <w:rPr>
+          <w:rFonts w:ascii="Times New Roman" w:hAnsi="Times New Roman"/>
+          <w:bCs/>
+          <w:sz w:val="24"/>
+          <w:szCs w:val="24"/>
+        </w:rPr>
+        <w:t>[</w:t>
+      </w:r>
+      <w:r>
+        <w:rPr>
+          <w:rFonts w:ascii="Times New Roman" w:hAnsi="Times New Roman"/>
+          <w:bCs/>
+          <w:sz w:val="24"/>
+          <w:szCs w:val="24"/>
+        </w:rPr>
+        <w:t>committee.</w:t>
+      </w:r>
+      <w:r>
+        <w:rPr>
+          <w:rFonts w:ascii="Times New Roman" w:hAnsi="Times New Roman"/>
+          <w:bCs/>
+          <w:sz w:val="24"/>
+          <w:szCs w:val="24"/>
+        </w:rPr>
+        <w:t>hasOpenMeasureChanges</w:t>
+      </w:r>
+      <w:r>
+        <w:rPr>
+          <w:rFonts w:ascii="Times New Roman" w:hAnsi="Times New Roman"/>
+          <w:bCs/>
+          <w:sz w:val="24"/>
+          <w:szCs w:val="24"/>
+        </w:rPr>
+        <w:t>]&gt;&gt;</w:t>
+      </w:r>
+      <w:r>
+        <w:rPr>
+          <w:rFonts w:ascii="Times New Roman" w:hAnsi="Times New Roman"/>
+          <w:bCs/>
+          <w:color w:val="FFFFFF" w:themeColor="background1"/>
+          <w:sz w:val="24"/>
+          <w:szCs w:val="24"/>
+          <w:shd w:val="clear" w:color="auto" w:fill="FF0000"/>
+        </w:rPr>
+        <w:t xml:space="preserve">Bei dieser </w:t>
+      </w:r>
+      <w:r>
+        <w:rPr>
+          <w:rFonts w:ascii="Times New Roman" w:hAnsi="Times New Roman"/>
+          <w:bCs/>
+          <w:color w:val="FFFFFF" w:themeColor="background1"/>
+          <w:sz w:val="24"/>
+          <w:szCs w:val="24"/>
+          <w:shd w:val="clear" w:color="auto" w:fill="FF0000"/>
+        </w:rPr>
+        <w:t>Massnahme</w:t>
+      </w:r>
+      <w:r>
+        <w:rPr>
+          <w:rFonts w:ascii="Times New Roman" w:hAnsi="Times New Roman"/>
+          <w:bCs/>
+          <w:color w:val="FFFFFF" w:themeColor="background1"/>
+          <w:sz w:val="24"/>
+          <w:szCs w:val="24"/>
+          <w:shd w:val="clear" w:color="auto" w:fill="FF0000"/>
+        </w:rPr>
+        <w:t xml:space="preserve"> bestehen offene Änderungen. Klicken Sie </w:t>
+      </w:r>
+      <w:r>
+        <w:rPr>
+          <w:rFonts w:ascii="Times New Roman" w:hAnsi="Times New Roman"/>
+          <w:bCs/>
+          <w:color w:val="FFFFFF" w:themeColor="background1"/>
+          <w:sz w:val="24"/>
+          <w:szCs w:val="24"/>
+          <w:shd w:val="clear" w:color="auto" w:fill="FF0000"/>
+        </w:rPr>
+        <w:t>&lt;&lt;link [committee.justificationUrl] ["hier"]&gt;&gt;,</w:t>
+      </w:r>
+      <w:r>
+        <w:rPr>
+          <w:rFonts w:ascii="Times New Roman" w:hAnsi="Times New Roman"/>
+          <w:bCs/>
+          <w:color w:val="FFFFFF" w:themeColor="background1"/>
+          <w:sz w:val="24"/>
+          <w:szCs w:val="24"/>
+          <w:shd w:val="clear" w:color="auto" w:fill="FF0000"/>
+        </w:rPr>
+        <w:t xml:space="preserve"> um die </w:t>
+      </w:r>
+      <w:r>
+        <w:rPr>
+          <w:rFonts w:ascii="Times New Roman" w:hAnsi="Times New Roman"/>
+          <w:bCs/>
+          <w:color w:val="FFFFFF" w:themeColor="background1"/>
+          <w:sz w:val="24"/>
+          <w:szCs w:val="24"/>
+          <w:shd w:val="clear" w:color="auto" w:fill="FF0000"/>
+        </w:rPr>
+        <w:t>Massnahme</w:t>
+      </w:r>
+      <w:r>
+        <w:rPr>
+          <w:rFonts w:ascii="Times New Roman" w:hAnsi="Times New Roman"/>
+          <w:bCs/>
+          <w:color w:val="FFFFFF" w:themeColor="background1"/>
+          <w:sz w:val="24"/>
+          <w:szCs w:val="24"/>
+          <w:shd w:val="clear" w:color="auto" w:fill="FF0000"/>
+        </w:rPr>
+        <w:t xml:space="preserve"> in der APG-Applikation </w:t>
+      </w:r>
+      <w:r>
+        <w:rPr>
+          <w:rFonts w:ascii="Times New Roman" w:hAnsi="Times New Roman"/>
+          <w:bCs/>
+          <w:color w:val="FFFFFF" w:themeColor="background1"/>
+          <w:sz w:val="24"/>
+          <w:szCs w:val="24"/>
+          <w:shd w:val="clear" w:color="auto" w:fill="FF0000"/>
+        </w:rPr>
+        <w:t>zu bereinigen.</w:t>
+      </w:r>
+      <w:r>
+        <w:rPr>
+          <w:rFonts w:ascii="Times New Roman" w:hAnsi="Times New Roman"/>
+          <w:szCs w:val="24"/>
+        </w:rPr>
+        <w:t>&lt;&lt;/if&gt;&gt;</w:t>
+      </w:r>
+    </w:p>
+    <w:p>
+      <w:pPr>
+        <w:pStyle w:val="ListParagraph"/>
         <w:ind w:left="0"/>
         <w:rPr>
           <w:rFonts w:ascii="Times New Roman" w:eastAsia="Times New Roman" w:hAnsi="Times New Roman"/>
@@ -4177,7 +5011,7 @@
     </w:p>
     <w:p>
       <w:pPr>
-        <w:pStyle w:val="berschrift2"/>
+        <w:pStyle w:val="Heading2"/>
         <w:rPr>
           <w:rFonts w:ascii="Times New Roman" w:hAnsi="Times New Roman" w:cs="Times New Roman"/>
         </w:rPr>
@@ -4244,16 +5078,7 @@
           <w:color w:val="000000"/>
           <w:lang w:val="de-DE"/>
         </w:rPr>
-        <w:t xml:space="preserve">Die Amtszeitbeschränkung gilt nicht für Bundesangestellte, </w:t>
-      </w:r>
-      <w:r>
-        <w:rPr>
-          <w:rFonts w:ascii="Times New Roman" w:hAnsi="Times New Roman"/>
-          <w:color w:val="000000"/>
-          <w:lang w:val="de-DE"/>
-        </w:rPr>
-        <w:lastRenderedPageBreak/>
-        <w:t>deren Mitgliedschaft für die Aufgabenerfüllung erforderlich ist oder in einem anderen Erlass zwingend vorgeschrieben wird (Art. 8</w:t>
+        <w:t>Die Amtszeitbeschränkung gilt nicht für Bundesangestellte, deren Mitgliedschaft für die Aufgabenerfüllung erforderlich ist oder in einem anderen Erlass zwingend vorgeschrieben wird (Art. 8</w:t>
       </w:r>
       <w:r>
         <w:rPr>
@@ -4305,7 +5130,7 @@
     </w:p>
     <w:p>
       <w:pPr>
-        <w:pStyle w:val="berschrift3"/>
+        <w:pStyle w:val="Heading3"/>
         <w:rPr>
           <w:rFonts w:ascii="Times New Roman" w:hAnsi="Times New Roman" w:cs="Times New Roman"/>
         </w:rPr>
@@ -4373,7 +5198,7 @@
     </w:p>
     <w:p>
       <w:pPr>
-        <w:pStyle w:val="Listenabsatz"/>
+        <w:pStyle w:val="ListParagraph"/>
         <w:rPr>
           <w:rFonts w:ascii="Times New Roman" w:eastAsia="Times New Roman" w:hAnsi="Times New Roman"/>
           <w:sz w:val="24"/>
@@ -4393,7 +5218,7 @@
     </w:p>
     <w:p>
       <w:pPr>
-        <w:pStyle w:val="Listenabsatz"/>
+        <w:pStyle w:val="ListParagraph"/>
         <w:numPr>
           <w:ilvl w:val="0"/>
           <w:numId w:val="41"/>
@@ -4423,7 +5248,7 @@
     </w:p>
     <w:p>
       <w:pPr>
-        <w:pStyle w:val="Listenabsatz"/>
+        <w:pStyle w:val="ListParagraph"/>
         <w:rPr>
           <w:rFonts w:ascii="Times New Roman" w:eastAsia="Times New Roman" w:hAnsi="Times New Roman"/>
           <w:sz w:val="24"/>
@@ -4443,7 +5268,7 @@
     </w:p>
     <w:p>
       <w:pPr>
-        <w:pStyle w:val="Listenabsatz"/>
+        <w:pStyle w:val="ListParagraph"/>
         <w:rPr>
           <w:rFonts w:ascii="Times New Roman" w:eastAsia="Times New Roman" w:hAnsi="Times New Roman"/>
           <w:sz w:val="24"/>
@@ -4474,13 +5299,12 @@
     </w:p>
     <w:p>
       <w:pPr>
-        <w:pStyle w:val="Listenabsatz"/>
-        <w:rPr>
-          <w:rFonts w:ascii="Times New Roman" w:hAnsi="Times New Roman"/>
-          <w:bCs/>
-          <w:sz w:val="24"/>
-          <w:szCs w:val="24"/>
-          <w:lang w:val="en-US"/>
+        <w:pStyle w:val="ListParagraph"/>
+        <w:rPr>
+          <w:rFonts w:ascii="Times New Roman" w:hAnsi="Times New Roman"/>
+          <w:bCs/>
+          <w:sz w:val="24"/>
+          <w:szCs w:val="24"/>
         </w:rPr>
       </w:pPr>
       <w:r>
@@ -4491,7 +5315,6 @@
           <w:iCs/>
           <w:sz w:val="24"/>
           <w:szCs w:val="24"/>
-          <w:lang w:val="en-US"/>
         </w:rPr>
         <w:t>Begründung:</w:t>
       </w:r>
@@ -4501,7 +5324,6 @@
           <w:b/>
           <w:sz w:val="24"/>
           <w:szCs w:val="24"/>
-          <w:lang w:val="en-US"/>
         </w:rPr>
         <w:t xml:space="preserve"> </w:t>
       </w:r>
@@ -4511,7 +5333,6 @@
           <w:bCs/>
           <w:sz w:val="24"/>
           <w:szCs w:val="24"/>
-          <w:lang w:val="en-US"/>
         </w:rPr>
         <w:t>&lt;&lt;[member.justification]</w:t>
       </w:r>
@@ -4521,34 +5342,149 @@
           <w:bCs/>
           <w:sz w:val="24"/>
           <w:szCs w:val="24"/>
-          <w:lang w:val="en-US"/>
-        </w:rPr>
-        <w:t xml:space="preserve"> </w:t>
-      </w:r>
-      <w:r>
-        <w:rPr>
-          <w:rFonts w:ascii="Times New Roman" w:hAnsi="Times New Roman"/>
-          <w:bCs/>
-          <w:sz w:val="24"/>
-          <w:szCs w:val="24"/>
-          <w:lang w:val="en-US"/>
-        </w:rPr>
-        <w:t>-html</w:t>
-      </w:r>
-      <w:r>
-        <w:rPr>
-          <w:rFonts w:ascii="Times New Roman" w:hAnsi="Times New Roman"/>
-          <w:bCs/>
-          <w:sz w:val="24"/>
-          <w:szCs w:val="24"/>
-          <w:lang w:val="en-US"/>
+        </w:rPr>
+        <w:t xml:space="preserve"> -html</w:t>
+      </w:r>
+      <w:r>
+        <w:rPr>
+          <w:rFonts w:ascii="Times New Roman" w:hAnsi="Times New Roman"/>
+          <w:bCs/>
+          <w:sz w:val="24"/>
+          <w:szCs w:val="24"/>
         </w:rPr>
         <w:t>&gt;&gt;</w:t>
       </w:r>
-    </w:p>
-    <w:p>
-      <w:pPr>
-        <w:pStyle w:val="Listenabsatz"/>
+      <w:r>
+        <w:rPr>
+          <w:rFonts w:ascii="Times New Roman" w:hAnsi="Times New Roman"/>
+          <w:bCs/>
+          <w:sz w:val="24"/>
+          <w:szCs w:val="24"/>
+        </w:rPr>
+        <w:t xml:space="preserve">&lt;&lt;if </w:t>
+      </w:r>
+      <w:r>
+        <w:rPr>
+          <w:rFonts w:ascii="Times New Roman" w:hAnsi="Times New Roman"/>
+          <w:bCs/>
+          <w:sz w:val="24"/>
+          <w:szCs w:val="24"/>
+        </w:rPr>
+        <w:t>[</w:t>
+      </w:r>
+      <w:r>
+        <w:rPr>
+          <w:rFonts w:ascii="Times New Roman" w:hAnsi="Times New Roman"/>
+          <w:bCs/>
+          <w:sz w:val="24"/>
+          <w:szCs w:val="24"/>
+        </w:rPr>
+        <w:t>member</w:t>
+      </w:r>
+      <w:r>
+        <w:rPr>
+          <w:rFonts w:ascii="Times New Roman" w:hAnsi="Times New Roman"/>
+          <w:bCs/>
+          <w:sz w:val="24"/>
+          <w:szCs w:val="24"/>
+        </w:rPr>
+        <w:t>.</w:t>
+      </w:r>
+      <w:r>
+        <w:rPr>
+          <w:rFonts w:ascii="Times New Roman" w:hAnsi="Times New Roman"/>
+          <w:bCs/>
+          <w:sz w:val="24"/>
+          <w:szCs w:val="24"/>
+        </w:rPr>
+        <w:t>hasOpenJustificationChanges</w:t>
+      </w:r>
+      <w:r>
+        <w:rPr>
+          <w:rFonts w:ascii="Times New Roman" w:hAnsi="Times New Roman"/>
+          <w:bCs/>
+          <w:sz w:val="24"/>
+          <w:szCs w:val="24"/>
+        </w:rPr>
+        <w:t>]&gt;&gt;</w:t>
+      </w:r>
+      <w:r>
+        <w:rPr>
+          <w:rFonts w:ascii="Times New Roman" w:hAnsi="Times New Roman"/>
+          <w:bCs/>
+          <w:color w:val="FFFFFF" w:themeColor="background1"/>
+          <w:sz w:val="24"/>
+          <w:szCs w:val="24"/>
+          <w:shd w:val="clear" w:color="auto" w:fill="FF0000"/>
+        </w:rPr>
+        <w:t xml:space="preserve">Bei dieser Begründung bestehen offene Änderungen. Klicken Sie </w:t>
+      </w:r>
+      <w:r>
+        <w:rPr>
+          <w:rFonts w:ascii="Times New Roman" w:hAnsi="Times New Roman"/>
+          <w:bCs/>
+          <w:color w:val="FFFFFF" w:themeColor="background1"/>
+          <w:sz w:val="24"/>
+          <w:szCs w:val="24"/>
+          <w:shd w:val="clear" w:color="auto" w:fill="FF0000"/>
+        </w:rPr>
+        <w:t>&lt;&lt;link [</w:t>
+      </w:r>
+      <w:r>
+        <w:rPr>
+          <w:rFonts w:ascii="Times New Roman" w:hAnsi="Times New Roman"/>
+          <w:bCs/>
+          <w:color w:val="FFFFFF" w:themeColor="background1"/>
+          <w:sz w:val="24"/>
+          <w:szCs w:val="24"/>
+          <w:shd w:val="clear" w:color="auto" w:fill="FF0000"/>
+        </w:rPr>
+        <w:t>member</w:t>
+      </w:r>
+      <w:r>
+        <w:rPr>
+          <w:rFonts w:ascii="Times New Roman" w:hAnsi="Times New Roman"/>
+          <w:bCs/>
+          <w:color w:val="FFFFFF" w:themeColor="background1"/>
+          <w:sz w:val="24"/>
+          <w:szCs w:val="24"/>
+          <w:shd w:val="clear" w:color="auto" w:fill="FF0000"/>
+        </w:rPr>
+        <w:t>.justificationUrl] ["hier"]&gt;&gt;,</w:t>
+      </w:r>
+      <w:r>
+        <w:rPr>
+          <w:rFonts w:ascii="Times New Roman" w:hAnsi="Times New Roman"/>
+          <w:bCs/>
+          <w:color w:val="FFFFFF" w:themeColor="background1"/>
+          <w:sz w:val="24"/>
+          <w:szCs w:val="24"/>
+          <w:shd w:val="clear" w:color="auto" w:fill="FF0000"/>
+        </w:rPr>
+        <w:t xml:space="preserve"> um die Begründung in der APG-Applikation </w:t>
+      </w:r>
+      <w:r>
+        <w:rPr>
+          <w:rFonts w:ascii="Times New Roman" w:hAnsi="Times New Roman"/>
+          <w:bCs/>
+          <w:color w:val="FFFFFF" w:themeColor="background1"/>
+          <w:sz w:val="24"/>
+          <w:szCs w:val="24"/>
+          <w:shd w:val="clear" w:color="auto" w:fill="FF0000"/>
+        </w:rPr>
+        <w:t>zu bereinigen.</w:t>
+      </w:r>
+      <w:r>
+        <w:rPr>
+          <w:rFonts w:ascii="Times New Roman" w:hAnsi="Times New Roman"/>
+          <w:szCs w:val="24"/>
+        </w:rPr>
+        <w:t>&lt;&lt;/if&gt;&gt;</w:t>
+      </w:r>
+    </w:p>
+    <w:p>
+      <w:pPr>
+        <w:pStyle w:val="ListParagraph"/>
         <w:rPr>
           <w:rFonts w:ascii="Times New Roman" w:eastAsia="Times New Roman" w:hAnsi="Times New Roman"/>
           <w:sz w:val="24"/>
@@ -4568,7 +5504,7 @@
     </w:p>
     <w:p>
       <w:pPr>
-        <w:pStyle w:val="Listenabsatz"/>
+        <w:pStyle w:val="ListParagraph"/>
         <w:rPr>
           <w:rFonts w:ascii="Times New Roman" w:eastAsia="Times New Roman" w:hAnsi="Times New Roman"/>
           <w:sz w:val="24"/>
@@ -4588,7 +5524,7 @@
     </w:p>
     <w:p>
       <w:pPr>
-        <w:pStyle w:val="Listenabsatz"/>
+        <w:pStyle w:val="ListParagraph"/>
         <w:ind w:left="0"/>
         <w:rPr>
           <w:rFonts w:ascii="Times New Roman" w:eastAsia="Times New Roman" w:hAnsi="Times New Roman"/>
@@ -4642,7 +5578,7 @@
     </w:p>
     <w:p>
       <w:pPr>
-        <w:pStyle w:val="berschrift2"/>
+        <w:pStyle w:val="Heading2"/>
         <w:rPr>
           <w:rFonts w:ascii="Times New Roman" w:hAnsi="Times New Roman" w:cs="Times New Roman"/>
         </w:rPr>
@@ -4699,7 +5635,17 @@
           <w:szCs w:val="24"/>
           <w:lang w:val="de-DE"/>
         </w:rPr>
-        <w:t>Mitglieder der ausserparlamentarischen Kommissionen mit Entscheidkompetenzen (Behördenkommissionen) nicht der Bundesversammlung angehören. Nach den Weisungen der Bundeskanzlei sind zudem Mitglieder der Bundesversammlung nur ausnahmsweise in Kommissionen mit beratender und vorbereitender Funktion (Verwaltungskommissionen) wählbar. Im Folgenden werden diejenigen Verwaltungskommissionen aufgeführt, in welche ausnahmsweise ein Mitglied der Bundesversammlung gewählt werden soll.</w:t>
+        <w:t xml:space="preserve">Mitglieder der ausserparlamentarischen Kommissionen mit Entscheidkompetenzen (Behördenkommissionen) nicht der Bundesversammlung angehören. Nach den Weisungen der </w:t>
+      </w:r>
+      <w:r>
+        <w:rPr>
+          <w:rFonts w:ascii="Times New Roman" w:hAnsi="Times New Roman"/>
+          <w:color w:val="000000"/>
+          <w:szCs w:val="24"/>
+          <w:lang w:val="de-DE"/>
+        </w:rPr>
+        <w:lastRenderedPageBreak/>
+        <w:t>Bundeskanzlei sind zudem Mitglieder der Bundesversammlung nur ausnahmsweise in Kommissionen mit beratender und vorbereitender Funktion (Verwaltungskommissionen) wählbar. Im Folgenden werden diejenigen Verwaltungskommissionen aufgeführt, in welche ausnahmsweise ein Mitglied der Bundesversammlung gewählt werden soll.</w:t>
       </w:r>
     </w:p>
     <w:p>
@@ -4728,7 +5674,7 @@
     </w:p>
     <w:p>
       <w:pPr>
-        <w:pStyle w:val="berschrift3"/>
+        <w:pStyle w:val="Heading3"/>
         <w:rPr>
           <w:rFonts w:ascii="Times New Roman" w:hAnsi="Times New Roman" w:cs="Times New Roman"/>
         </w:rPr>
@@ -4796,7 +5742,7 @@
     </w:p>
     <w:p>
       <w:pPr>
-        <w:pStyle w:val="Listenabsatz"/>
+        <w:pStyle w:val="ListParagraph"/>
         <w:rPr>
           <w:rFonts w:ascii="Times New Roman" w:eastAsia="Times New Roman" w:hAnsi="Times New Roman"/>
           <w:sz w:val="24"/>
@@ -4816,7 +5762,7 @@
     </w:p>
     <w:p>
       <w:pPr>
-        <w:pStyle w:val="Listenabsatz"/>
+        <w:pStyle w:val="ListParagraph"/>
         <w:numPr>
           <w:ilvl w:val="0"/>
           <w:numId w:val="41"/>
@@ -4846,7 +5792,7 @@
     </w:p>
     <w:p>
       <w:pPr>
-        <w:pStyle w:val="Listenabsatz"/>
+        <w:pStyle w:val="ListParagraph"/>
         <w:rPr>
           <w:rFonts w:ascii="Times New Roman" w:eastAsia="Times New Roman" w:hAnsi="Times New Roman"/>
           <w:sz w:val="24"/>
@@ -4866,7 +5812,7 @@
     </w:p>
     <w:p>
       <w:pPr>
-        <w:pStyle w:val="Listenabsatz"/>
+        <w:pStyle w:val="ListParagraph"/>
         <w:rPr>
           <w:rFonts w:ascii="Times New Roman" w:eastAsia="Times New Roman" w:hAnsi="Times New Roman"/>
           <w:sz w:val="24"/>
@@ -4897,13 +5843,12 @@
     </w:p>
     <w:p>
       <w:pPr>
-        <w:pStyle w:val="Listenabsatz"/>
-        <w:rPr>
-          <w:rFonts w:ascii="Times New Roman" w:hAnsi="Times New Roman"/>
-          <w:bCs/>
-          <w:sz w:val="24"/>
-          <w:szCs w:val="24"/>
-          <w:lang w:val="en-US"/>
+        <w:pStyle w:val="ListParagraph"/>
+        <w:rPr>
+          <w:rFonts w:ascii="Times New Roman" w:hAnsi="Times New Roman"/>
+          <w:bCs/>
+          <w:sz w:val="24"/>
+          <w:szCs w:val="24"/>
         </w:rPr>
       </w:pPr>
       <w:r>
@@ -4914,7 +5859,6 @@
           <w:iCs/>
           <w:sz w:val="24"/>
           <w:szCs w:val="24"/>
-          <w:lang w:val="en-US"/>
         </w:rPr>
         <w:t xml:space="preserve">Begründung: </w:t>
       </w:r>
@@ -4924,7 +5868,6 @@
           <w:bCs/>
           <w:sz w:val="24"/>
           <w:szCs w:val="24"/>
-          <w:lang w:val="en-US"/>
         </w:rPr>
         <w:t>&lt;&lt;[member.justification]</w:t>
       </w:r>
@@ -4934,7 +5877,6 @@
           <w:bCs/>
           <w:sz w:val="24"/>
           <w:szCs w:val="24"/>
-          <w:lang w:val="en-US"/>
         </w:rPr>
         <w:t xml:space="preserve"> -html</w:t>
       </w:r>
@@ -4944,14 +5886,140 @@
           <w:bCs/>
           <w:sz w:val="24"/>
           <w:szCs w:val="24"/>
-          <w:lang w:val="en-US"/>
         </w:rPr>
         <w:t>&gt;&gt;</w:t>
       </w:r>
-    </w:p>
-    <w:p>
-      <w:pPr>
-        <w:pStyle w:val="Listenabsatz"/>
+      <w:r>
+        <w:rPr>
+          <w:rFonts w:ascii="Times New Roman" w:hAnsi="Times New Roman"/>
+          <w:bCs/>
+          <w:sz w:val="24"/>
+          <w:szCs w:val="24"/>
+        </w:rPr>
+        <w:t xml:space="preserve">&lt;&lt;if </w:t>
+      </w:r>
+      <w:r>
+        <w:rPr>
+          <w:rFonts w:ascii="Times New Roman" w:hAnsi="Times New Roman"/>
+          <w:bCs/>
+          <w:sz w:val="24"/>
+          <w:szCs w:val="24"/>
+        </w:rPr>
+        <w:t>[</w:t>
+      </w:r>
+      <w:r>
+        <w:rPr>
+          <w:rFonts w:ascii="Times New Roman" w:hAnsi="Times New Roman"/>
+          <w:bCs/>
+          <w:sz w:val="24"/>
+          <w:szCs w:val="24"/>
+        </w:rPr>
+        <w:t>member</w:t>
+      </w:r>
+      <w:r>
+        <w:rPr>
+          <w:rFonts w:ascii="Times New Roman" w:hAnsi="Times New Roman"/>
+          <w:bCs/>
+          <w:sz w:val="24"/>
+          <w:szCs w:val="24"/>
+        </w:rPr>
+        <w:t>.</w:t>
+      </w:r>
+      <w:r>
+        <w:rPr>
+          <w:rFonts w:ascii="Times New Roman" w:hAnsi="Times New Roman"/>
+          <w:bCs/>
+          <w:sz w:val="24"/>
+          <w:szCs w:val="24"/>
+        </w:rPr>
+        <w:t>hasOpenJustificationChanges</w:t>
+      </w:r>
+      <w:r>
+        <w:rPr>
+          <w:rFonts w:ascii="Times New Roman" w:hAnsi="Times New Roman"/>
+          <w:bCs/>
+          <w:sz w:val="24"/>
+          <w:szCs w:val="24"/>
+        </w:rPr>
+        <w:t>]&gt;&gt;</w:t>
+      </w:r>
+      <w:r>
+        <w:rPr>
+          <w:rFonts w:ascii="Times New Roman" w:hAnsi="Times New Roman"/>
+          <w:bCs/>
+          <w:color w:val="FFFFFF" w:themeColor="background1"/>
+          <w:sz w:val="24"/>
+          <w:szCs w:val="24"/>
+          <w:shd w:val="clear" w:color="auto" w:fill="FF0000"/>
+        </w:rPr>
+        <w:t xml:space="preserve">Bei dieser Begründung bestehen offene Änderungen. Klicken Sie </w:t>
+      </w:r>
+      <w:r>
+        <w:rPr>
+          <w:rFonts w:ascii="Times New Roman" w:hAnsi="Times New Roman"/>
+          <w:bCs/>
+          <w:color w:val="FFFFFF" w:themeColor="background1"/>
+          <w:sz w:val="24"/>
+          <w:szCs w:val="24"/>
+          <w:shd w:val="clear" w:color="auto" w:fill="FF0000"/>
+        </w:rPr>
+        <w:t>&lt;&lt;link [</w:t>
+      </w:r>
+      <w:r>
+        <w:rPr>
+          <w:rFonts w:ascii="Times New Roman" w:hAnsi="Times New Roman"/>
+          <w:bCs/>
+          <w:color w:val="FFFFFF" w:themeColor="background1"/>
+          <w:sz w:val="24"/>
+          <w:szCs w:val="24"/>
+          <w:shd w:val="clear" w:color="auto" w:fill="FF0000"/>
+        </w:rPr>
+        <w:t>member</w:t>
+      </w:r>
+      <w:r>
+        <w:rPr>
+          <w:rFonts w:ascii="Times New Roman" w:hAnsi="Times New Roman"/>
+          <w:bCs/>
+          <w:color w:val="FFFFFF" w:themeColor="background1"/>
+          <w:sz w:val="24"/>
+          <w:szCs w:val="24"/>
+          <w:shd w:val="clear" w:color="auto" w:fill="FF0000"/>
+        </w:rPr>
+        <w:t>.justificationUrl] ["hier"]&gt;&gt;,</w:t>
+      </w:r>
+      <w:r>
+        <w:rPr>
+          <w:rFonts w:ascii="Times New Roman" w:hAnsi="Times New Roman"/>
+          <w:bCs/>
+          <w:color w:val="FFFFFF" w:themeColor="background1"/>
+          <w:sz w:val="24"/>
+          <w:szCs w:val="24"/>
+          <w:shd w:val="clear" w:color="auto" w:fill="FF0000"/>
+        </w:rPr>
+        <w:t xml:space="preserve"> um die Begründung in der APG-Applikation </w:t>
+      </w:r>
+      <w:r>
+        <w:rPr>
+          <w:rFonts w:ascii="Times New Roman" w:hAnsi="Times New Roman"/>
+          <w:bCs/>
+          <w:color w:val="FFFFFF" w:themeColor="background1"/>
+          <w:sz w:val="24"/>
+          <w:szCs w:val="24"/>
+          <w:shd w:val="clear" w:color="auto" w:fill="FF0000"/>
+        </w:rPr>
+        <w:t>zu bereinigen.</w:t>
+      </w:r>
+      <w:r>
+        <w:rPr>
+          <w:rFonts w:ascii="Times New Roman" w:hAnsi="Times New Roman"/>
+          <w:szCs w:val="24"/>
+        </w:rPr>
+        <w:t>&lt;&lt;/if&gt;&gt;</w:t>
+      </w:r>
+    </w:p>
+    <w:p>
+      <w:pPr>
+        <w:pStyle w:val="ListParagraph"/>
         <w:rPr>
           <w:rFonts w:ascii="Times New Roman" w:eastAsia="Times New Roman" w:hAnsi="Times New Roman"/>
           <w:sz w:val="24"/>
@@ -4971,7 +6039,7 @@
     </w:p>
     <w:p>
       <w:pPr>
-        <w:pStyle w:val="Listenabsatz"/>
+        <w:pStyle w:val="ListParagraph"/>
         <w:rPr>
           <w:rFonts w:ascii="Times New Roman" w:eastAsia="Times New Roman" w:hAnsi="Times New Roman"/>
           <w:sz w:val="24"/>
@@ -4991,7 +6059,7 @@
     </w:p>
     <w:p>
       <w:pPr>
-        <w:pStyle w:val="Listenabsatz"/>
+        <w:pStyle w:val="ListParagraph"/>
         <w:ind w:left="0"/>
         <w:rPr>
           <w:rFonts w:ascii="Times New Roman" w:eastAsia="Times New Roman" w:hAnsi="Times New Roman"/>
@@ -5038,7 +6106,7 @@
     </w:p>
     <w:p>
       <w:pPr>
-        <w:pStyle w:val="berschrift2"/>
+        <w:pStyle w:val="Heading2"/>
         <w:rPr>
           <w:rFonts w:ascii="Times New Roman" w:hAnsi="Times New Roman" w:cs="Times New Roman"/>
         </w:rPr>
@@ -5051,7 +6119,6 @@
           <w:rFonts w:ascii="Times New Roman" w:hAnsi="Times New Roman" w:cs="Times New Roman"/>
           <w:lang w:val="en-US"/>
         </w:rPr>
-        <w:lastRenderedPageBreak/>
         <w:tab/>
       </w:r>
       <w:bookmarkStart w:id="64" w:name="_Toc209534247"/>
@@ -5155,7 +6222,7 @@
     </w:p>
     <w:p>
       <w:pPr>
-        <w:pStyle w:val="berschrift3"/>
+        <w:pStyle w:val="Heading3"/>
         <w:rPr>
           <w:rFonts w:ascii="Times New Roman" w:hAnsi="Times New Roman" w:cs="Times New Roman"/>
         </w:rPr>
@@ -5223,7 +6290,7 @@
     </w:p>
     <w:p>
       <w:pPr>
-        <w:pStyle w:val="Listenabsatz"/>
+        <w:pStyle w:val="ListParagraph"/>
         <w:rPr>
           <w:rFonts w:ascii="Times New Roman" w:eastAsia="Times New Roman" w:hAnsi="Times New Roman"/>
           <w:sz w:val="24"/>
@@ -5243,7 +6310,7 @@
     </w:p>
     <w:p>
       <w:pPr>
-        <w:pStyle w:val="Listenabsatz"/>
+        <w:pStyle w:val="ListParagraph"/>
         <w:numPr>
           <w:ilvl w:val="0"/>
           <w:numId w:val="41"/>
@@ -5273,7 +6340,7 @@
     </w:p>
     <w:p>
       <w:pPr>
-        <w:pStyle w:val="Listenabsatz"/>
+        <w:pStyle w:val="ListParagraph"/>
         <w:rPr>
           <w:rFonts w:ascii="Times New Roman" w:eastAsia="Times New Roman" w:hAnsi="Times New Roman"/>
           <w:sz w:val="24"/>
@@ -5293,7 +6360,7 @@
     </w:p>
     <w:p>
       <w:pPr>
-        <w:pStyle w:val="Listenabsatz"/>
+        <w:pStyle w:val="ListParagraph"/>
         <w:rPr>
           <w:rFonts w:ascii="Times New Roman" w:eastAsia="Times New Roman" w:hAnsi="Times New Roman"/>
           <w:sz w:val="24"/>
@@ -5324,13 +6391,12 @@
     </w:p>
     <w:p>
       <w:pPr>
-        <w:pStyle w:val="Listenabsatz"/>
-        <w:rPr>
-          <w:rFonts w:ascii="Times New Roman" w:hAnsi="Times New Roman"/>
-          <w:bCs/>
-          <w:sz w:val="24"/>
-          <w:szCs w:val="24"/>
-          <w:lang w:val="en-US"/>
+        <w:pStyle w:val="ListParagraph"/>
+        <w:rPr>
+          <w:rFonts w:ascii="Times New Roman" w:hAnsi="Times New Roman"/>
+          <w:bCs/>
+          <w:sz w:val="24"/>
+          <w:szCs w:val="24"/>
         </w:rPr>
       </w:pPr>
       <w:r>
@@ -5341,7 +6407,6 @@
           <w:iCs/>
           <w:sz w:val="24"/>
           <w:szCs w:val="24"/>
-          <w:lang w:val="en-US"/>
         </w:rPr>
         <w:t xml:space="preserve">Begründung: </w:t>
       </w:r>
@@ -5351,7 +6416,6 @@
           <w:bCs/>
           <w:sz w:val="24"/>
           <w:szCs w:val="24"/>
-          <w:lang w:val="en-US"/>
         </w:rPr>
         <w:t>&lt;&lt;[member.justification]</w:t>
       </w:r>
@@ -5361,7 +6425,6 @@
           <w:bCs/>
           <w:sz w:val="24"/>
           <w:szCs w:val="24"/>
-          <w:lang w:val="en-US"/>
         </w:rPr>
         <w:t xml:space="preserve"> -html</w:t>
       </w:r>
@@ -5371,14 +6434,140 @@
           <w:bCs/>
           <w:sz w:val="24"/>
           <w:szCs w:val="24"/>
-          <w:lang w:val="en-US"/>
         </w:rPr>
         <w:t>&gt;&gt;</w:t>
       </w:r>
-    </w:p>
-    <w:p>
-      <w:pPr>
-        <w:pStyle w:val="Listenabsatz"/>
+      <w:r>
+        <w:rPr>
+          <w:rFonts w:ascii="Times New Roman" w:hAnsi="Times New Roman"/>
+          <w:bCs/>
+          <w:sz w:val="24"/>
+          <w:szCs w:val="24"/>
+        </w:rPr>
+        <w:t xml:space="preserve">&lt;&lt;if </w:t>
+      </w:r>
+      <w:r>
+        <w:rPr>
+          <w:rFonts w:ascii="Times New Roman" w:hAnsi="Times New Roman"/>
+          <w:bCs/>
+          <w:sz w:val="24"/>
+          <w:szCs w:val="24"/>
+        </w:rPr>
+        <w:t>[</w:t>
+      </w:r>
+      <w:r>
+        <w:rPr>
+          <w:rFonts w:ascii="Times New Roman" w:hAnsi="Times New Roman"/>
+          <w:bCs/>
+          <w:sz w:val="24"/>
+          <w:szCs w:val="24"/>
+        </w:rPr>
+        <w:t>member</w:t>
+      </w:r>
+      <w:r>
+        <w:rPr>
+          <w:rFonts w:ascii="Times New Roman" w:hAnsi="Times New Roman"/>
+          <w:bCs/>
+          <w:sz w:val="24"/>
+          <w:szCs w:val="24"/>
+        </w:rPr>
+        <w:t>.</w:t>
+      </w:r>
+      <w:r>
+        <w:rPr>
+          <w:rFonts w:ascii="Times New Roman" w:hAnsi="Times New Roman"/>
+          <w:bCs/>
+          <w:sz w:val="24"/>
+          <w:szCs w:val="24"/>
+        </w:rPr>
+        <w:t>hasOpenJustificationChanges</w:t>
+      </w:r>
+      <w:r>
+        <w:rPr>
+          <w:rFonts w:ascii="Times New Roman" w:hAnsi="Times New Roman"/>
+          <w:bCs/>
+          <w:sz w:val="24"/>
+          <w:szCs w:val="24"/>
+        </w:rPr>
+        <w:t>]&gt;&gt;</w:t>
+      </w:r>
+      <w:r>
+        <w:rPr>
+          <w:rFonts w:ascii="Times New Roman" w:hAnsi="Times New Roman"/>
+          <w:bCs/>
+          <w:color w:val="FFFFFF" w:themeColor="background1"/>
+          <w:sz w:val="24"/>
+          <w:szCs w:val="24"/>
+          <w:shd w:val="clear" w:color="auto" w:fill="FF0000"/>
+        </w:rPr>
+        <w:t xml:space="preserve">Bei dieser Begründung bestehen offene Änderungen. Klicken Sie </w:t>
+      </w:r>
+      <w:r>
+        <w:rPr>
+          <w:rFonts w:ascii="Times New Roman" w:hAnsi="Times New Roman"/>
+          <w:bCs/>
+          <w:color w:val="FFFFFF" w:themeColor="background1"/>
+          <w:sz w:val="24"/>
+          <w:szCs w:val="24"/>
+          <w:shd w:val="clear" w:color="auto" w:fill="FF0000"/>
+        </w:rPr>
+        <w:t>&lt;&lt;link [</w:t>
+      </w:r>
+      <w:r>
+        <w:rPr>
+          <w:rFonts w:ascii="Times New Roman" w:hAnsi="Times New Roman"/>
+          <w:bCs/>
+          <w:color w:val="FFFFFF" w:themeColor="background1"/>
+          <w:sz w:val="24"/>
+          <w:szCs w:val="24"/>
+          <w:shd w:val="clear" w:color="auto" w:fill="FF0000"/>
+        </w:rPr>
+        <w:t>member</w:t>
+      </w:r>
+      <w:r>
+        <w:rPr>
+          <w:rFonts w:ascii="Times New Roman" w:hAnsi="Times New Roman"/>
+          <w:bCs/>
+          <w:color w:val="FFFFFF" w:themeColor="background1"/>
+          <w:sz w:val="24"/>
+          <w:szCs w:val="24"/>
+          <w:shd w:val="clear" w:color="auto" w:fill="FF0000"/>
+        </w:rPr>
+        <w:t>.justificationUrl] ["hier"]&gt;&gt;,</w:t>
+      </w:r>
+      <w:r>
+        <w:rPr>
+          <w:rFonts w:ascii="Times New Roman" w:hAnsi="Times New Roman"/>
+          <w:bCs/>
+          <w:color w:val="FFFFFF" w:themeColor="background1"/>
+          <w:sz w:val="24"/>
+          <w:szCs w:val="24"/>
+          <w:shd w:val="clear" w:color="auto" w:fill="FF0000"/>
+        </w:rPr>
+        <w:t xml:space="preserve"> um die Begründung in der APG-Applikation </w:t>
+      </w:r>
+      <w:r>
+        <w:rPr>
+          <w:rFonts w:ascii="Times New Roman" w:hAnsi="Times New Roman"/>
+          <w:bCs/>
+          <w:color w:val="FFFFFF" w:themeColor="background1"/>
+          <w:sz w:val="24"/>
+          <w:szCs w:val="24"/>
+          <w:shd w:val="clear" w:color="auto" w:fill="FF0000"/>
+        </w:rPr>
+        <w:t>zu bereinigen.</w:t>
+      </w:r>
+      <w:r>
+        <w:rPr>
+          <w:rFonts w:ascii="Times New Roman" w:hAnsi="Times New Roman"/>
+          <w:szCs w:val="24"/>
+        </w:rPr>
+        <w:t>&lt;&lt;/if&gt;&gt;</w:t>
+      </w:r>
+    </w:p>
+    <w:p>
+      <w:pPr>
+        <w:pStyle w:val="ListParagraph"/>
         <w:rPr>
           <w:rFonts w:ascii="Times New Roman" w:eastAsia="Times New Roman" w:hAnsi="Times New Roman"/>
           <w:sz w:val="24"/>
@@ -5398,7 +6587,7 @@
     </w:p>
     <w:p>
       <w:pPr>
-        <w:pStyle w:val="Listenabsatz"/>
+        <w:pStyle w:val="ListParagraph"/>
         <w:rPr>
           <w:rFonts w:ascii="Times New Roman" w:eastAsia="Times New Roman" w:hAnsi="Times New Roman"/>
           <w:sz w:val="24"/>
@@ -5418,7 +6607,7 @@
     </w:p>
     <w:p>
       <w:pPr>
-        <w:pStyle w:val="Listenabsatz"/>
+        <w:pStyle w:val="ListParagraph"/>
         <w:ind w:left="0"/>
         <w:rPr>
           <w:rFonts w:ascii="Times New Roman" w:eastAsia="Times New Roman" w:hAnsi="Times New Roman"/>
@@ -5464,7 +6653,7 @@
     </w:p>
     <w:p>
       <w:pPr>
-        <w:pStyle w:val="berschrift1"/>
+        <w:pStyle w:val="Heading1"/>
         <w:rPr>
           <w:rFonts w:ascii="Times New Roman" w:hAnsi="Times New Roman" w:cs="Times New Roman"/>
         </w:rPr>
@@ -5476,6 +6665,7 @@
         <w:rPr>
           <w:rFonts w:ascii="Times New Roman" w:hAnsi="Times New Roman" w:cs="Times New Roman"/>
         </w:rPr>
+        <w:lastRenderedPageBreak/>
         <w:t>Leitungsorgane und Vertretungen des Bundes</w:t>
       </w:r>
       <w:bookmarkEnd w:id="65"/>
@@ -5502,7 +6692,7 @@
     </w:p>
     <w:p>
       <w:pPr>
-        <w:pStyle w:val="berschrift2"/>
+        <w:pStyle w:val="Heading2"/>
         <w:rPr>
           <w:rFonts w:ascii="Times New Roman" w:hAnsi="Times New Roman" w:cs="Times New Roman"/>
         </w:rPr>
@@ -5556,7 +6746,7 @@
     </w:p>
     <w:p>
       <w:pPr>
-        <w:pStyle w:val="berschrift3"/>
+        <w:pStyle w:val="Heading3"/>
         <w:rPr>
           <w:rFonts w:ascii="Times New Roman" w:hAnsi="Times New Roman" w:cs="Times New Roman"/>
         </w:rPr>
@@ -5624,7 +6814,7 @@
     </w:p>
     <w:p>
       <w:pPr>
-        <w:pStyle w:val="Listenabsatz"/>
+        <w:pStyle w:val="ListParagraph"/>
         <w:numPr>
           <w:ilvl w:val="0"/>
           <w:numId w:val="41"/>
@@ -5692,7 +6882,7 @@
     </w:p>
     <w:p>
       <w:pPr>
-        <w:pStyle w:val="Listenabsatz"/>
+        <w:pStyle w:val="ListParagraph"/>
         <w:spacing w:before="60" w:after="40"/>
         <w:ind w:left="360"/>
         <w:rPr>
@@ -5718,7 +6908,7 @@
     </w:p>
     <w:p>
       <w:pPr>
-        <w:pStyle w:val="Listenabsatz"/>
+        <w:pStyle w:val="ListParagraph"/>
         <w:ind w:left="360"/>
         <w:rPr>
           <w:rFonts w:ascii="Times New Roman" w:hAnsi="Times New Roman"/>
@@ -5754,10 +6944,106 @@
         </w:rPr>
         <w:t>&gt;&gt;</w:t>
       </w:r>
-    </w:p>
-    <w:p>
-      <w:pPr>
-        <w:pStyle w:val="Listenabsatz"/>
+      <w:r>
+        <w:rPr>
+          <w:rFonts w:ascii="Times New Roman" w:hAnsi="Times New Roman"/>
+          <w:bCs/>
+          <w:sz w:val="24"/>
+          <w:szCs w:val="24"/>
+        </w:rPr>
+        <w:t xml:space="preserve">&lt;&lt;if </w:t>
+      </w:r>
+      <w:r>
+        <w:rPr>
+          <w:rFonts w:ascii="Times New Roman" w:hAnsi="Times New Roman"/>
+          <w:bCs/>
+          <w:sz w:val="24"/>
+          <w:szCs w:val="24"/>
+        </w:rPr>
+        <w:t>[</w:t>
+      </w:r>
+      <w:r>
+        <w:rPr>
+          <w:rFonts w:ascii="Times New Roman" w:hAnsi="Times New Roman"/>
+          <w:bCs/>
+          <w:sz w:val="24"/>
+          <w:szCs w:val="24"/>
+        </w:rPr>
+        <w:t>committee.</w:t>
+      </w:r>
+      <w:r>
+        <w:rPr>
+          <w:rFonts w:ascii="Times New Roman" w:hAnsi="Times New Roman"/>
+          <w:bCs/>
+          <w:sz w:val="24"/>
+          <w:szCs w:val="24"/>
+        </w:rPr>
+        <w:t>hasOpenJustificationChanges</w:t>
+      </w:r>
+      <w:r>
+        <w:rPr>
+          <w:rFonts w:ascii="Times New Roman" w:hAnsi="Times New Roman"/>
+          <w:bCs/>
+          <w:sz w:val="24"/>
+          <w:szCs w:val="24"/>
+        </w:rPr>
+        <w:t>]&gt;&gt;</w:t>
+      </w:r>
+      <w:r>
+        <w:rPr>
+          <w:rFonts w:ascii="Times New Roman" w:hAnsi="Times New Roman"/>
+          <w:bCs/>
+          <w:color w:val="FFFFFF" w:themeColor="background1"/>
+          <w:sz w:val="24"/>
+          <w:szCs w:val="24"/>
+          <w:shd w:val="clear" w:color="auto" w:fill="FF0000"/>
+        </w:rPr>
+        <w:t xml:space="preserve">Bei dieser Begründung bestehen offene Änderungen. Klicken Sie </w:t>
+      </w:r>
+      <w:r>
+        <w:rPr>
+          <w:rFonts w:ascii="Times New Roman" w:hAnsi="Times New Roman"/>
+          <w:bCs/>
+          <w:color w:val="FFFFFF" w:themeColor="background1"/>
+          <w:sz w:val="24"/>
+          <w:szCs w:val="24"/>
+          <w:shd w:val="clear" w:color="auto" w:fill="FF0000"/>
+        </w:rPr>
+        <w:t>&lt;&lt;link [committee.justificationUrl] ["hier"]&gt;&gt;,</w:t>
+      </w:r>
+      <w:r>
+        <w:rPr>
+          <w:rFonts w:ascii="Times New Roman" w:hAnsi="Times New Roman"/>
+          <w:bCs/>
+          <w:color w:val="FFFFFF" w:themeColor="background1"/>
+          <w:sz w:val="24"/>
+          <w:szCs w:val="24"/>
+          <w:shd w:val="clear" w:color="auto" w:fill="FF0000"/>
+        </w:rPr>
+        <w:t xml:space="preserve"> um die Begründung in der APG-Applikation </w:t>
+      </w:r>
+      <w:r>
+        <w:rPr>
+          <w:rFonts w:ascii="Times New Roman" w:hAnsi="Times New Roman"/>
+          <w:bCs/>
+          <w:color w:val="FFFFFF" w:themeColor="background1"/>
+          <w:sz w:val="24"/>
+          <w:szCs w:val="24"/>
+          <w:shd w:val="clear" w:color="auto" w:fill="FF0000"/>
+        </w:rPr>
+        <w:t>zu bereinigen.</w:t>
+      </w:r>
+      <w:r>
+        <w:rPr>
+          <w:rFonts w:ascii="Times New Roman" w:hAnsi="Times New Roman"/>
+          <w:szCs w:val="24"/>
+        </w:rPr>
+        <w:t>&lt;&lt;/if&gt;&gt;</w:t>
+      </w:r>
+    </w:p>
+    <w:p>
+      <w:pPr>
+        <w:pStyle w:val="ListParagraph"/>
         <w:spacing w:before="60" w:after="40"/>
         <w:ind w:left="360"/>
         <w:rPr>
@@ -5783,23 +7069,21 @@
     </w:p>
     <w:p>
       <w:pPr>
-        <w:pStyle w:val="Listenabsatz"/>
+        <w:pStyle w:val="ListParagraph"/>
         <w:ind w:left="360"/>
         <w:rPr>
           <w:rFonts w:ascii="Times New Roman" w:hAnsi="Times New Roman"/>
           <w:bCs/>
           <w:sz w:val="24"/>
           <w:szCs w:val="24"/>
-          <w:lang w:val="en-US"/>
-        </w:rPr>
-      </w:pPr>
-      <w:r>
-        <w:rPr>
-          <w:rFonts w:ascii="Times New Roman" w:hAnsi="Times New Roman"/>
-          <w:bCs/>
-          <w:sz w:val="24"/>
-          <w:szCs w:val="24"/>
-          <w:lang w:val="en-US"/>
+        </w:rPr>
+      </w:pPr>
+      <w:r>
+        <w:rPr>
+          <w:rFonts w:ascii="Times New Roman" w:hAnsi="Times New Roman"/>
+          <w:bCs/>
+          <w:sz w:val="24"/>
+          <w:szCs w:val="24"/>
         </w:rPr>
         <w:t>&lt;&lt;[committee.measure]</w:t>
       </w:r>
@@ -5809,7 +7093,6 @@
           <w:bCs/>
           <w:sz w:val="24"/>
           <w:szCs w:val="24"/>
-          <w:lang w:val="en-US"/>
         </w:rPr>
         <w:t xml:space="preserve"> -html</w:t>
       </w:r>
@@ -5819,14 +7102,153 @@
           <w:bCs/>
           <w:sz w:val="24"/>
           <w:szCs w:val="24"/>
-          <w:lang w:val="en-US"/>
         </w:rPr>
         <w:t>&gt;&gt;</w:t>
       </w:r>
-    </w:p>
-    <w:p>
-      <w:pPr>
-        <w:pStyle w:val="Listenabsatz"/>
+      <w:r>
+        <w:rPr>
+          <w:rFonts w:ascii="Times New Roman" w:hAnsi="Times New Roman"/>
+          <w:bCs/>
+          <w:sz w:val="24"/>
+          <w:szCs w:val="24"/>
+        </w:rPr>
+        <w:t xml:space="preserve">&lt;&lt;if </w:t>
+      </w:r>
+      <w:r>
+        <w:rPr>
+          <w:rFonts w:ascii="Times New Roman" w:hAnsi="Times New Roman"/>
+          <w:bCs/>
+          <w:sz w:val="24"/>
+          <w:szCs w:val="24"/>
+        </w:rPr>
+        <w:t>[</w:t>
+      </w:r>
+      <w:r>
+        <w:rPr>
+          <w:rFonts w:ascii="Times New Roman" w:hAnsi="Times New Roman"/>
+          <w:bCs/>
+          <w:sz w:val="24"/>
+          <w:szCs w:val="24"/>
+        </w:rPr>
+        <w:t>committee.</w:t>
+      </w:r>
+      <w:r>
+        <w:rPr>
+          <w:rFonts w:ascii="Times New Roman" w:hAnsi="Times New Roman"/>
+          <w:bCs/>
+          <w:sz w:val="24"/>
+          <w:szCs w:val="24"/>
+        </w:rPr>
+        <w:t>hasOpenMeasureChanges</w:t>
+      </w:r>
+      <w:r>
+        <w:rPr>
+          <w:rFonts w:ascii="Times New Roman" w:hAnsi="Times New Roman"/>
+          <w:bCs/>
+          <w:sz w:val="24"/>
+          <w:szCs w:val="24"/>
+        </w:rPr>
+        <w:t>]&gt;&gt;</w:t>
+      </w:r>
+      <w:r>
+        <w:rPr>
+          <w:rFonts w:ascii="Times New Roman" w:hAnsi="Times New Roman"/>
+          <w:bCs/>
+          <w:color w:val="FFFFFF" w:themeColor="background1"/>
+          <w:sz w:val="24"/>
+          <w:szCs w:val="24"/>
+          <w:shd w:val="clear" w:color="auto" w:fill="FF0000"/>
+        </w:rPr>
+        <w:t xml:space="preserve">Bei dieser </w:t>
+      </w:r>
+      <w:r>
+        <w:rPr>
+          <w:rFonts w:ascii="Times New Roman" w:hAnsi="Times New Roman"/>
+          <w:bCs/>
+          <w:color w:val="FFFFFF" w:themeColor="background1"/>
+          <w:sz w:val="24"/>
+          <w:szCs w:val="24"/>
+          <w:shd w:val="clear" w:color="auto" w:fill="FF0000"/>
+        </w:rPr>
+        <w:t>Massnahme</w:t>
+      </w:r>
+      <w:r>
+        <w:rPr>
+          <w:rFonts w:ascii="Times New Roman" w:hAnsi="Times New Roman"/>
+          <w:bCs/>
+          <w:color w:val="FFFFFF" w:themeColor="background1"/>
+          <w:sz w:val="24"/>
+          <w:szCs w:val="24"/>
+          <w:shd w:val="clear" w:color="auto" w:fill="FF0000"/>
+        </w:rPr>
+        <w:t xml:space="preserve"> bestehen offene Änderungen. Klicken Sie </w:t>
+      </w:r>
+      <w:r>
+        <w:rPr>
+          <w:rFonts w:ascii="Times New Roman" w:hAnsi="Times New Roman"/>
+          <w:bCs/>
+          <w:color w:val="FFFFFF" w:themeColor="background1"/>
+          <w:sz w:val="24"/>
+          <w:szCs w:val="24"/>
+          <w:shd w:val="clear" w:color="auto" w:fill="FF0000"/>
+        </w:rPr>
+        <w:t>&lt;&lt;link [committee.justificationUrl] ["hier"]&gt;&gt;,</w:t>
+      </w:r>
+      <w:r>
+        <w:rPr>
+          <w:rFonts w:ascii="Times New Roman" w:hAnsi="Times New Roman"/>
+          <w:bCs/>
+          <w:color w:val="FFFFFF" w:themeColor="background1"/>
+          <w:sz w:val="24"/>
+          <w:szCs w:val="24"/>
+          <w:shd w:val="clear" w:color="auto" w:fill="FF0000"/>
+        </w:rPr>
+        <w:t xml:space="preserve"> um die </w:t>
+      </w:r>
+      <w:r>
+        <w:rPr>
+          <w:rFonts w:ascii="Times New Roman" w:hAnsi="Times New Roman"/>
+          <w:bCs/>
+          <w:color w:val="FFFFFF" w:themeColor="background1"/>
+          <w:sz w:val="24"/>
+          <w:szCs w:val="24"/>
+          <w:shd w:val="clear" w:color="auto" w:fill="FF0000"/>
+        </w:rPr>
+        <w:t>Massnahme</w:t>
+      </w:r>
+      <w:r>
+        <w:rPr>
+          <w:rFonts w:ascii="Times New Roman" w:hAnsi="Times New Roman"/>
+          <w:bCs/>
+          <w:color w:val="FFFFFF" w:themeColor="background1"/>
+          <w:sz w:val="24"/>
+          <w:szCs w:val="24"/>
+          <w:shd w:val="clear" w:color="auto" w:fill="FF0000"/>
+        </w:rPr>
+        <w:t xml:space="preserve"> in der APG-Applikation </w:t>
+      </w:r>
+      <w:r>
+        <w:rPr>
+          <w:rFonts w:ascii="Times New Roman" w:hAnsi="Times New Roman"/>
+          <w:bCs/>
+          <w:color w:val="FFFFFF" w:themeColor="background1"/>
+          <w:sz w:val="24"/>
+          <w:szCs w:val="24"/>
+          <w:shd w:val="clear" w:color="auto" w:fill="FF0000"/>
+        </w:rPr>
+        <w:t>zu bereinigen.</w:t>
+      </w:r>
+      <w:r>
+        <w:rPr>
+          <w:rFonts w:ascii="Times New Roman" w:hAnsi="Times New Roman"/>
+          <w:szCs w:val="24"/>
+        </w:rPr>
+        <w:t>&lt;&lt;/if&gt;&gt;</w:t>
+      </w:r>
+    </w:p>
+    <w:p>
+      <w:pPr>
+        <w:pStyle w:val="ListParagraph"/>
         <w:numPr>
           <w:ilvl w:val="0"/>
           <w:numId w:val="41"/>
@@ -5876,7 +7298,7 @@
     </w:p>
     <w:p>
       <w:pPr>
-        <w:pStyle w:val="berschrift2"/>
+        <w:pStyle w:val="Heading2"/>
         <w:rPr>
           <w:rFonts w:ascii="Times New Roman" w:hAnsi="Times New Roman" w:cs="Times New Roman"/>
         </w:rPr>
@@ -5886,7 +7308,6 @@
           <w:rFonts w:ascii="Times New Roman" w:hAnsi="Times New Roman" w:cs="Times New Roman"/>
           <w:lang w:val="en-US"/>
         </w:rPr>
-        <w:lastRenderedPageBreak/>
         <w:tab/>
       </w:r>
       <w:bookmarkStart w:id="70" w:name="_Toc209534250"/>
@@ -5940,7 +7361,7 @@
     </w:p>
     <w:p>
       <w:pPr>
-        <w:pStyle w:val="berschrift3"/>
+        <w:pStyle w:val="Heading3"/>
         <w:rPr>
           <w:rFonts w:ascii="Times New Roman" w:hAnsi="Times New Roman" w:cs="Times New Roman"/>
         </w:rPr>
@@ -6035,7 +7456,7 @@
     </w:p>
     <w:p>
       <w:pPr>
-        <w:pStyle w:val="Listenabsatz"/>
+        <w:pStyle w:val="ListParagraph"/>
         <w:numPr>
           <w:ilvl w:val="0"/>
           <w:numId w:val="41"/>
@@ -6103,7 +7524,7 @@
     </w:p>
     <w:p>
       <w:pPr>
-        <w:pStyle w:val="Listenabsatz"/>
+        <w:pStyle w:val="ListParagraph"/>
         <w:spacing w:before="60" w:after="40"/>
         <w:ind w:left="360"/>
         <w:rPr>
@@ -6253,7 +7674,7 @@
     </w:p>
     <w:p>
       <w:pPr>
-        <w:pStyle w:val="Listenabsatz"/>
+        <w:pStyle w:val="ListParagraph"/>
         <w:spacing w:before="60" w:after="40"/>
         <w:ind w:left="360"/>
         <w:rPr>
@@ -6281,30 +7702,133 @@
     </w:p>
     <w:p>
       <w:pPr>
-        <w:pStyle w:val="Listenabsatz"/>
+        <w:pStyle w:val="ListParagraph"/>
         <w:ind w:left="360"/>
         <w:rPr>
           <w:rFonts w:ascii="Times New Roman" w:hAnsi="Times New Roman"/>
           <w:bCs/>
           <w:sz w:val="24"/>
           <w:szCs w:val="24"/>
-          <w:lang w:val="en-US"/>
-        </w:rPr>
-      </w:pPr>
-      <w:r>
-        <w:rPr>
-          <w:rFonts w:ascii="Times New Roman" w:hAnsi="Times New Roman"/>
-          <w:bCs/>
-          <w:sz w:val="24"/>
-          <w:szCs w:val="24"/>
-          <w:lang w:val="en-US"/>
+        </w:rPr>
+      </w:pPr>
+      <w:r>
+        <w:rPr>
+          <w:rFonts w:ascii="Times New Roman" w:hAnsi="Times New Roman"/>
+          <w:bCs/>
+          <w:sz w:val="24"/>
+          <w:szCs w:val="24"/>
         </w:rPr>
         <w:t>&lt;&lt;[committee.justification]&gt;&gt;</w:t>
       </w:r>
-    </w:p>
-    <w:p>
-      <w:pPr>
-        <w:pStyle w:val="Listenabsatz"/>
+      <w:r>
+        <w:rPr>
+          <w:rFonts w:ascii="Times New Roman" w:hAnsi="Times New Roman"/>
+          <w:bCs/>
+          <w:sz w:val="24"/>
+          <w:szCs w:val="24"/>
+        </w:rPr>
+        <w:t xml:space="preserve"> </w:t>
+      </w:r>
+      <w:r>
+        <w:rPr>
+          <w:rFonts w:ascii="Times New Roman" w:hAnsi="Times New Roman"/>
+          <w:bCs/>
+          <w:sz w:val="24"/>
+          <w:szCs w:val="24"/>
+        </w:rPr>
+        <w:t xml:space="preserve">&lt;&lt;if </w:t>
+      </w:r>
+      <w:r>
+        <w:rPr>
+          <w:rFonts w:ascii="Times New Roman" w:hAnsi="Times New Roman"/>
+          <w:bCs/>
+          <w:sz w:val="24"/>
+          <w:szCs w:val="24"/>
+        </w:rPr>
+        <w:t>[</w:t>
+      </w:r>
+      <w:r>
+        <w:rPr>
+          <w:rFonts w:ascii="Times New Roman" w:hAnsi="Times New Roman"/>
+          <w:bCs/>
+          <w:sz w:val="24"/>
+          <w:szCs w:val="24"/>
+        </w:rPr>
+        <w:t>committee.</w:t>
+      </w:r>
+      <w:r>
+        <w:rPr>
+          <w:rFonts w:ascii="Times New Roman" w:hAnsi="Times New Roman"/>
+          <w:bCs/>
+          <w:sz w:val="24"/>
+          <w:szCs w:val="24"/>
+        </w:rPr>
+        <w:t>hasOpenJustificationChanges</w:t>
+      </w:r>
+      <w:r>
+        <w:rPr>
+          <w:rFonts w:ascii="Times New Roman" w:hAnsi="Times New Roman"/>
+          <w:bCs/>
+          <w:sz w:val="24"/>
+          <w:szCs w:val="24"/>
+        </w:rPr>
+        <w:t>]&gt;&gt;</w:t>
+      </w:r>
+      <w:r>
+        <w:rPr>
+          <w:rFonts w:ascii="Times New Roman" w:hAnsi="Times New Roman"/>
+          <w:bCs/>
+          <w:color w:val="FFFFFF" w:themeColor="background1"/>
+          <w:sz w:val="24"/>
+          <w:szCs w:val="24"/>
+          <w:shd w:val="clear" w:color="auto" w:fill="FF0000"/>
+        </w:rPr>
+        <w:t xml:space="preserve">Bei dieser Begründung bestehen offene Änderungen. Klicken Sie </w:t>
+      </w:r>
+      <w:r>
+        <w:rPr>
+          <w:rFonts w:ascii="Times New Roman" w:hAnsi="Times New Roman"/>
+          <w:bCs/>
+          <w:color w:val="FFFFFF" w:themeColor="background1"/>
+          <w:sz w:val="24"/>
+          <w:szCs w:val="24"/>
+          <w:shd w:val="clear" w:color="auto" w:fill="FF0000"/>
+        </w:rPr>
+        <w:t>&lt;&lt;link [committee.justificationUrl] ["hier"]&gt;&gt;,</w:t>
+      </w:r>
+      <w:r>
+        <w:rPr>
+          <w:rFonts w:ascii="Times New Roman" w:hAnsi="Times New Roman"/>
+          <w:bCs/>
+          <w:color w:val="FFFFFF" w:themeColor="background1"/>
+          <w:sz w:val="24"/>
+          <w:szCs w:val="24"/>
+          <w:shd w:val="clear" w:color="auto" w:fill="FF0000"/>
+        </w:rPr>
+        <w:t xml:space="preserve"> um die Begründung in der APG-Applikation </w:t>
+      </w:r>
+      <w:r>
+        <w:rPr>
+          <w:rFonts w:ascii="Times New Roman" w:hAnsi="Times New Roman"/>
+          <w:bCs/>
+          <w:color w:val="FFFFFF" w:themeColor="background1"/>
+          <w:sz w:val="24"/>
+          <w:szCs w:val="24"/>
+          <w:shd w:val="clear" w:color="auto" w:fill="FF0000"/>
+        </w:rPr>
+        <w:t>zu bereinigen.</w:t>
+      </w:r>
+      <w:r>
+        <w:rPr>
+          <w:rFonts w:ascii="Times New Roman" w:hAnsi="Times New Roman"/>
+          <w:szCs w:val="24"/>
+        </w:rPr>
+        <w:t>&lt;&lt;/if&gt;&gt;</w:t>
+      </w:r>
+    </w:p>
+    <w:p>
+      <w:pPr>
+        <w:pStyle w:val="ListParagraph"/>
         <w:spacing w:before="60" w:after="40"/>
         <w:ind w:left="360"/>
         <w:rPr>
@@ -6332,36 +7856,183 @@
     </w:p>
     <w:p>
       <w:pPr>
-        <w:pStyle w:val="Listenabsatz"/>
+        <w:pStyle w:val="ListParagraph"/>
         <w:ind w:left="360"/>
         <w:rPr>
           <w:rFonts w:ascii="Times New Roman" w:hAnsi="Times New Roman"/>
           <w:bCs/>
           <w:sz w:val="24"/>
           <w:szCs w:val="24"/>
-          <w:lang w:val="en-US"/>
-        </w:rPr>
-      </w:pPr>
-      <w:r>
-        <w:rPr>
-          <w:rFonts w:ascii="Times New Roman" w:hAnsi="Times New Roman"/>
-          <w:bCs/>
-          <w:sz w:val="24"/>
-          <w:szCs w:val="24"/>
-          <w:lang w:val="en-US"/>
+        </w:rPr>
+      </w:pPr>
+      <w:r>
+        <w:rPr>
+          <w:rFonts w:ascii="Times New Roman" w:hAnsi="Times New Roman"/>
+          <w:bCs/>
+          <w:sz w:val="24"/>
+          <w:szCs w:val="24"/>
         </w:rPr>
         <w:t>&lt;&lt;[committee.measure]&gt;&gt;</w:t>
       </w:r>
-    </w:p>
-    <w:p>
-      <w:pPr>
-        <w:pStyle w:val="Listenabsatz"/>
+      <w:r>
+        <w:rPr>
+          <w:rFonts w:ascii="Times New Roman" w:hAnsi="Times New Roman"/>
+          <w:bCs/>
+          <w:sz w:val="24"/>
+          <w:szCs w:val="24"/>
+        </w:rPr>
+        <w:t xml:space="preserve"> </w:t>
+      </w:r>
+      <w:r>
+        <w:rPr>
+          <w:rFonts w:ascii="Times New Roman" w:hAnsi="Times New Roman"/>
+          <w:bCs/>
+          <w:sz w:val="24"/>
+          <w:szCs w:val="24"/>
+        </w:rPr>
+        <w:t xml:space="preserve">&lt;&lt;if </w:t>
+      </w:r>
+      <w:r>
+        <w:rPr>
+          <w:rFonts w:ascii="Times New Roman" w:hAnsi="Times New Roman"/>
+          <w:bCs/>
+          <w:sz w:val="24"/>
+          <w:szCs w:val="24"/>
+        </w:rPr>
+        <w:t>[</w:t>
+      </w:r>
+      <w:r>
+        <w:rPr>
+          <w:rFonts w:ascii="Times New Roman" w:hAnsi="Times New Roman"/>
+          <w:bCs/>
+          <w:sz w:val="24"/>
+          <w:szCs w:val="24"/>
+        </w:rPr>
+        <w:t>committee.</w:t>
+      </w:r>
+      <w:r>
+        <w:rPr>
+          <w:rFonts w:ascii="Times New Roman" w:hAnsi="Times New Roman"/>
+          <w:bCs/>
+          <w:sz w:val="24"/>
+          <w:szCs w:val="24"/>
+        </w:rPr>
+        <w:t>hasOpenMeasureChanges</w:t>
+      </w:r>
+      <w:r>
+        <w:rPr>
+          <w:rFonts w:ascii="Times New Roman" w:hAnsi="Times New Roman"/>
+          <w:bCs/>
+          <w:sz w:val="24"/>
+          <w:szCs w:val="24"/>
+        </w:rPr>
+        <w:t>]&gt;&gt;</w:t>
+      </w:r>
+      <w:r>
+        <w:rPr>
+          <w:rFonts w:ascii="Times New Roman" w:hAnsi="Times New Roman"/>
+          <w:bCs/>
+          <w:color w:val="FFFFFF" w:themeColor="background1"/>
+          <w:sz w:val="24"/>
+          <w:szCs w:val="24"/>
+          <w:shd w:val="clear" w:color="auto" w:fill="FF0000"/>
+        </w:rPr>
+        <w:t xml:space="preserve">Bei dieser </w:t>
+      </w:r>
+      <w:r>
+        <w:rPr>
+          <w:rFonts w:ascii="Times New Roman" w:hAnsi="Times New Roman"/>
+          <w:bCs/>
+          <w:color w:val="FFFFFF" w:themeColor="background1"/>
+          <w:sz w:val="24"/>
+          <w:szCs w:val="24"/>
+          <w:shd w:val="clear" w:color="auto" w:fill="FF0000"/>
+        </w:rPr>
+        <w:t>Massnahme</w:t>
+      </w:r>
+      <w:r>
+        <w:rPr>
+          <w:rFonts w:ascii="Times New Roman" w:hAnsi="Times New Roman"/>
+          <w:bCs/>
+          <w:color w:val="FFFFFF" w:themeColor="background1"/>
+          <w:sz w:val="24"/>
+          <w:szCs w:val="24"/>
+          <w:shd w:val="clear" w:color="auto" w:fill="FF0000"/>
+        </w:rPr>
+        <w:t xml:space="preserve"> bestehen offene Änderungen. Klicken Sie </w:t>
+      </w:r>
+      <w:r>
+        <w:rPr>
+          <w:rFonts w:ascii="Times New Roman" w:hAnsi="Times New Roman"/>
+          <w:bCs/>
+          <w:color w:val="FFFFFF" w:themeColor="background1"/>
+          <w:sz w:val="24"/>
+          <w:szCs w:val="24"/>
+          <w:shd w:val="clear" w:color="auto" w:fill="FF0000"/>
+        </w:rPr>
+        <w:t>&lt;&lt;link [committee.justificationUrl] ["hier"]&gt;&gt;,</w:t>
+      </w:r>
+      <w:r>
+        <w:rPr>
+          <w:rFonts w:ascii="Times New Roman" w:hAnsi="Times New Roman"/>
+          <w:bCs/>
+          <w:color w:val="FFFFFF" w:themeColor="background1"/>
+          <w:sz w:val="24"/>
+          <w:szCs w:val="24"/>
+          <w:shd w:val="clear" w:color="auto" w:fill="FF0000"/>
+        </w:rPr>
+        <w:t xml:space="preserve"> um die </w:t>
+      </w:r>
+      <w:r>
+        <w:rPr>
+          <w:rFonts w:ascii="Times New Roman" w:hAnsi="Times New Roman"/>
+          <w:bCs/>
+          <w:color w:val="FFFFFF" w:themeColor="background1"/>
+          <w:sz w:val="24"/>
+          <w:szCs w:val="24"/>
+          <w:shd w:val="clear" w:color="auto" w:fill="FF0000"/>
+        </w:rPr>
+        <w:t>Massnahme</w:t>
+      </w:r>
+      <w:r>
+        <w:rPr>
+          <w:rFonts w:ascii="Times New Roman" w:hAnsi="Times New Roman"/>
+          <w:bCs/>
+          <w:color w:val="FFFFFF" w:themeColor="background1"/>
+          <w:sz w:val="24"/>
+          <w:szCs w:val="24"/>
+          <w:shd w:val="clear" w:color="auto" w:fill="FF0000"/>
+        </w:rPr>
+        <w:t xml:space="preserve"> in der APG-Applikation </w:t>
+      </w:r>
+      <w:r>
+        <w:rPr>
+          <w:rFonts w:ascii="Times New Roman" w:hAnsi="Times New Roman"/>
+          <w:bCs/>
+          <w:color w:val="FFFFFF" w:themeColor="background1"/>
+          <w:sz w:val="24"/>
+          <w:szCs w:val="24"/>
+          <w:shd w:val="clear" w:color="auto" w:fill="FF0000"/>
+        </w:rPr>
+        <w:t>zu bereinigen.</w:t>
+      </w:r>
+      <w:r>
+        <w:rPr>
+          <w:rFonts w:ascii="Times New Roman" w:hAnsi="Times New Roman"/>
+          <w:szCs w:val="24"/>
+        </w:rPr>
+        <w:t>&lt;&lt;/if&gt;&gt;</w:t>
+      </w:r>
+    </w:p>
+    <w:p>
+      <w:pPr>
+        <w:pStyle w:val="ListParagraph"/>
         <w:ind w:left="0"/>
         <w:rPr>
           <w:rFonts w:ascii="Times New Roman" w:eastAsia="Times New Roman" w:hAnsi="Times New Roman"/>
           <w:sz w:val="24"/>
           <w:szCs w:val="24"/>
-          <w:lang w:eastAsia="de-DE"/>
+          <w:lang w:val="en-US" w:eastAsia="de-DE"/>
         </w:rPr>
       </w:pPr>
       <w:r>
@@ -6372,6 +8043,7 @@
           <w:szCs w:val="24"/>
           <w:lang w:val="en-US" w:eastAsia="de-DE"/>
         </w:rPr>
+        <w:lastRenderedPageBreak/>
         <w:t>&lt;&lt;/foreach&gt;&gt;</w:t>
       </w:r>
     </w:p>
@@ -6402,7 +8074,7 @@
     </w:p>
     <w:p>
       <w:pPr>
-        <w:pStyle w:val="berschrift2"/>
+        <w:pStyle w:val="Heading2"/>
         <w:rPr>
           <w:rFonts w:ascii="Times New Roman" w:hAnsi="Times New Roman" w:cs="Times New Roman"/>
         </w:rPr>
@@ -6478,7 +8150,7 @@
     </w:p>
     <w:p>
       <w:pPr>
-        <w:pStyle w:val="berschrift3"/>
+        <w:pStyle w:val="Heading3"/>
         <w:rPr>
           <w:rFonts w:ascii="Times New Roman" w:hAnsi="Times New Roman" w:cs="Times New Roman"/>
         </w:rPr>
@@ -6546,7 +8218,7 @@
     </w:p>
     <w:p>
       <w:pPr>
-        <w:pStyle w:val="Listenabsatz"/>
+        <w:pStyle w:val="ListParagraph"/>
         <w:numPr>
           <w:ilvl w:val="0"/>
           <w:numId w:val="41"/>
@@ -6614,7 +8286,7 @@
     </w:p>
     <w:p>
       <w:pPr>
-        <w:pStyle w:val="Listenabsatz"/>
+        <w:pStyle w:val="ListParagraph"/>
         <w:spacing w:before="60" w:after="40"/>
         <w:ind w:left="360"/>
         <w:rPr>
@@ -6640,7 +8312,7 @@
     </w:p>
     <w:p>
       <w:pPr>
-        <w:pStyle w:val="Listenabsatz"/>
+        <w:pStyle w:val="ListParagraph"/>
         <w:ind w:left="360"/>
         <w:rPr>
           <w:rFonts w:ascii="Times New Roman" w:hAnsi="Times New Roman"/>
@@ -6676,10 +8348,106 @@
         </w:rPr>
         <w:t>&gt;&gt;</w:t>
       </w:r>
-    </w:p>
-    <w:p>
-      <w:pPr>
-        <w:pStyle w:val="Listenabsatz"/>
+      <w:r>
+        <w:rPr>
+          <w:rFonts w:ascii="Times New Roman" w:hAnsi="Times New Roman"/>
+          <w:bCs/>
+          <w:sz w:val="24"/>
+          <w:szCs w:val="24"/>
+        </w:rPr>
+        <w:t xml:space="preserve">&lt;&lt;if </w:t>
+      </w:r>
+      <w:r>
+        <w:rPr>
+          <w:rFonts w:ascii="Times New Roman" w:hAnsi="Times New Roman"/>
+          <w:bCs/>
+          <w:sz w:val="24"/>
+          <w:szCs w:val="24"/>
+        </w:rPr>
+        <w:t>[</w:t>
+      </w:r>
+      <w:r>
+        <w:rPr>
+          <w:rFonts w:ascii="Times New Roman" w:hAnsi="Times New Roman"/>
+          <w:bCs/>
+          <w:sz w:val="24"/>
+          <w:szCs w:val="24"/>
+        </w:rPr>
+        <w:t>committee.</w:t>
+      </w:r>
+      <w:r>
+        <w:rPr>
+          <w:rFonts w:ascii="Times New Roman" w:hAnsi="Times New Roman"/>
+          <w:bCs/>
+          <w:sz w:val="24"/>
+          <w:szCs w:val="24"/>
+        </w:rPr>
+        <w:t>hasOpenJustificationChanges</w:t>
+      </w:r>
+      <w:r>
+        <w:rPr>
+          <w:rFonts w:ascii="Times New Roman" w:hAnsi="Times New Roman"/>
+          <w:bCs/>
+          <w:sz w:val="24"/>
+          <w:szCs w:val="24"/>
+        </w:rPr>
+        <w:t>]&gt;&gt;</w:t>
+      </w:r>
+      <w:r>
+        <w:rPr>
+          <w:rFonts w:ascii="Times New Roman" w:hAnsi="Times New Roman"/>
+          <w:bCs/>
+          <w:color w:val="FFFFFF" w:themeColor="background1"/>
+          <w:sz w:val="24"/>
+          <w:szCs w:val="24"/>
+          <w:shd w:val="clear" w:color="auto" w:fill="FF0000"/>
+        </w:rPr>
+        <w:t xml:space="preserve">Bei dieser Begründung bestehen offene Änderungen. Klicken Sie </w:t>
+      </w:r>
+      <w:r>
+        <w:rPr>
+          <w:rFonts w:ascii="Times New Roman" w:hAnsi="Times New Roman"/>
+          <w:bCs/>
+          <w:color w:val="FFFFFF" w:themeColor="background1"/>
+          <w:sz w:val="24"/>
+          <w:szCs w:val="24"/>
+          <w:shd w:val="clear" w:color="auto" w:fill="FF0000"/>
+        </w:rPr>
+        <w:t>&lt;&lt;link [committee.justificationUrl] ["hier"]&gt;&gt;,</w:t>
+      </w:r>
+      <w:r>
+        <w:rPr>
+          <w:rFonts w:ascii="Times New Roman" w:hAnsi="Times New Roman"/>
+          <w:bCs/>
+          <w:color w:val="FFFFFF" w:themeColor="background1"/>
+          <w:sz w:val="24"/>
+          <w:szCs w:val="24"/>
+          <w:shd w:val="clear" w:color="auto" w:fill="FF0000"/>
+        </w:rPr>
+        <w:t xml:space="preserve"> um die Begründung in der APG-Applikation </w:t>
+      </w:r>
+      <w:r>
+        <w:rPr>
+          <w:rFonts w:ascii="Times New Roman" w:hAnsi="Times New Roman"/>
+          <w:bCs/>
+          <w:color w:val="FFFFFF" w:themeColor="background1"/>
+          <w:sz w:val="24"/>
+          <w:szCs w:val="24"/>
+          <w:shd w:val="clear" w:color="auto" w:fill="FF0000"/>
+        </w:rPr>
+        <w:t>zu bereinigen.</w:t>
+      </w:r>
+      <w:r>
+        <w:rPr>
+          <w:rFonts w:ascii="Times New Roman" w:hAnsi="Times New Roman"/>
+          <w:szCs w:val="24"/>
+        </w:rPr>
+        <w:t>&lt;&lt;/if&gt;&gt;</w:t>
+      </w:r>
+    </w:p>
+    <w:p>
+      <w:pPr>
+        <w:pStyle w:val="ListParagraph"/>
         <w:spacing w:before="60" w:after="40"/>
         <w:ind w:left="360"/>
         <w:rPr>
@@ -6705,23 +8473,21 @@
     </w:p>
     <w:p>
       <w:pPr>
-        <w:pStyle w:val="Listenabsatz"/>
+        <w:pStyle w:val="ListParagraph"/>
         <w:ind w:left="360"/>
         <w:rPr>
           <w:rFonts w:ascii="Times New Roman" w:hAnsi="Times New Roman"/>
           <w:bCs/>
           <w:sz w:val="24"/>
           <w:szCs w:val="24"/>
-          <w:lang w:val="en-US"/>
-        </w:rPr>
-      </w:pPr>
-      <w:r>
-        <w:rPr>
-          <w:rFonts w:ascii="Times New Roman" w:hAnsi="Times New Roman"/>
-          <w:bCs/>
-          <w:sz w:val="24"/>
-          <w:szCs w:val="24"/>
-          <w:lang w:val="en-US"/>
+        </w:rPr>
+      </w:pPr>
+      <w:r>
+        <w:rPr>
+          <w:rFonts w:ascii="Times New Roman" w:hAnsi="Times New Roman"/>
+          <w:bCs/>
+          <w:sz w:val="24"/>
+          <w:szCs w:val="24"/>
         </w:rPr>
         <w:t>&lt;&lt;[committee.measure]</w:t>
       </w:r>
@@ -6731,7 +8497,6 @@
           <w:bCs/>
           <w:sz w:val="24"/>
           <w:szCs w:val="24"/>
-          <w:lang w:val="en-US"/>
         </w:rPr>
         <w:t xml:space="preserve"> -html</w:t>
       </w:r>
@@ -6741,14 +8506,153 @@
           <w:bCs/>
           <w:sz w:val="24"/>
           <w:szCs w:val="24"/>
-          <w:lang w:val="en-US"/>
         </w:rPr>
         <w:t>&gt;&gt;</w:t>
       </w:r>
-    </w:p>
-    <w:p>
-      <w:pPr>
-        <w:pStyle w:val="Listenabsatz"/>
+      <w:r>
+        <w:rPr>
+          <w:rFonts w:ascii="Times New Roman" w:hAnsi="Times New Roman"/>
+          <w:bCs/>
+          <w:sz w:val="24"/>
+          <w:szCs w:val="24"/>
+        </w:rPr>
+        <w:t xml:space="preserve">&lt;&lt;if </w:t>
+      </w:r>
+      <w:r>
+        <w:rPr>
+          <w:rFonts w:ascii="Times New Roman" w:hAnsi="Times New Roman"/>
+          <w:bCs/>
+          <w:sz w:val="24"/>
+          <w:szCs w:val="24"/>
+        </w:rPr>
+        <w:t>[</w:t>
+      </w:r>
+      <w:r>
+        <w:rPr>
+          <w:rFonts w:ascii="Times New Roman" w:hAnsi="Times New Roman"/>
+          <w:bCs/>
+          <w:sz w:val="24"/>
+          <w:szCs w:val="24"/>
+        </w:rPr>
+        <w:t>committee.</w:t>
+      </w:r>
+      <w:r>
+        <w:rPr>
+          <w:rFonts w:ascii="Times New Roman" w:hAnsi="Times New Roman"/>
+          <w:bCs/>
+          <w:sz w:val="24"/>
+          <w:szCs w:val="24"/>
+        </w:rPr>
+        <w:t>hasOpenMeasureChanges</w:t>
+      </w:r>
+      <w:r>
+        <w:rPr>
+          <w:rFonts w:ascii="Times New Roman" w:hAnsi="Times New Roman"/>
+          <w:bCs/>
+          <w:sz w:val="24"/>
+          <w:szCs w:val="24"/>
+        </w:rPr>
+        <w:t>]&gt;&gt;</w:t>
+      </w:r>
+      <w:r>
+        <w:rPr>
+          <w:rFonts w:ascii="Times New Roman" w:hAnsi="Times New Roman"/>
+          <w:bCs/>
+          <w:color w:val="FFFFFF" w:themeColor="background1"/>
+          <w:sz w:val="24"/>
+          <w:szCs w:val="24"/>
+          <w:shd w:val="clear" w:color="auto" w:fill="FF0000"/>
+        </w:rPr>
+        <w:t xml:space="preserve">Bei dieser </w:t>
+      </w:r>
+      <w:r>
+        <w:rPr>
+          <w:rFonts w:ascii="Times New Roman" w:hAnsi="Times New Roman"/>
+          <w:bCs/>
+          <w:color w:val="FFFFFF" w:themeColor="background1"/>
+          <w:sz w:val="24"/>
+          <w:szCs w:val="24"/>
+          <w:shd w:val="clear" w:color="auto" w:fill="FF0000"/>
+        </w:rPr>
+        <w:t>Massnahme</w:t>
+      </w:r>
+      <w:r>
+        <w:rPr>
+          <w:rFonts w:ascii="Times New Roman" w:hAnsi="Times New Roman"/>
+          <w:bCs/>
+          <w:color w:val="FFFFFF" w:themeColor="background1"/>
+          <w:sz w:val="24"/>
+          <w:szCs w:val="24"/>
+          <w:shd w:val="clear" w:color="auto" w:fill="FF0000"/>
+        </w:rPr>
+        <w:t xml:space="preserve"> bestehen offene Änderungen. Klicken Sie </w:t>
+      </w:r>
+      <w:r>
+        <w:rPr>
+          <w:rFonts w:ascii="Times New Roman" w:hAnsi="Times New Roman"/>
+          <w:bCs/>
+          <w:color w:val="FFFFFF" w:themeColor="background1"/>
+          <w:sz w:val="24"/>
+          <w:szCs w:val="24"/>
+          <w:shd w:val="clear" w:color="auto" w:fill="FF0000"/>
+        </w:rPr>
+        <w:t>&lt;&lt;link [committee.justificationUrl] ["hier"]&gt;&gt;,</w:t>
+      </w:r>
+      <w:r>
+        <w:rPr>
+          <w:rFonts w:ascii="Times New Roman" w:hAnsi="Times New Roman"/>
+          <w:bCs/>
+          <w:color w:val="FFFFFF" w:themeColor="background1"/>
+          <w:sz w:val="24"/>
+          <w:szCs w:val="24"/>
+          <w:shd w:val="clear" w:color="auto" w:fill="FF0000"/>
+        </w:rPr>
+        <w:t xml:space="preserve"> um die </w:t>
+      </w:r>
+      <w:r>
+        <w:rPr>
+          <w:rFonts w:ascii="Times New Roman" w:hAnsi="Times New Roman"/>
+          <w:bCs/>
+          <w:color w:val="FFFFFF" w:themeColor="background1"/>
+          <w:sz w:val="24"/>
+          <w:szCs w:val="24"/>
+          <w:shd w:val="clear" w:color="auto" w:fill="FF0000"/>
+        </w:rPr>
+        <w:t>Massnahme</w:t>
+      </w:r>
+      <w:r>
+        <w:rPr>
+          <w:rFonts w:ascii="Times New Roman" w:hAnsi="Times New Roman"/>
+          <w:bCs/>
+          <w:color w:val="FFFFFF" w:themeColor="background1"/>
+          <w:sz w:val="24"/>
+          <w:szCs w:val="24"/>
+          <w:shd w:val="clear" w:color="auto" w:fill="FF0000"/>
+        </w:rPr>
+        <w:t xml:space="preserve"> in der APG-Applikation </w:t>
+      </w:r>
+      <w:r>
+        <w:rPr>
+          <w:rFonts w:ascii="Times New Roman" w:hAnsi="Times New Roman"/>
+          <w:bCs/>
+          <w:color w:val="FFFFFF" w:themeColor="background1"/>
+          <w:sz w:val="24"/>
+          <w:szCs w:val="24"/>
+          <w:shd w:val="clear" w:color="auto" w:fill="FF0000"/>
+        </w:rPr>
+        <w:t>zu bereinigen.</w:t>
+      </w:r>
+      <w:r>
+        <w:rPr>
+          <w:rFonts w:ascii="Times New Roman" w:hAnsi="Times New Roman"/>
+          <w:szCs w:val="24"/>
+        </w:rPr>
+        <w:t>&lt;&lt;/if&gt;&gt;</w:t>
+      </w:r>
+    </w:p>
+    <w:p>
+      <w:pPr>
+        <w:pStyle w:val="ListParagraph"/>
         <w:numPr>
           <w:ilvl w:val="0"/>
           <w:numId w:val="41"/>
@@ -6798,7 +8702,7 @@
     </w:p>
     <w:p>
       <w:pPr>
-        <w:pStyle w:val="berschrift2"/>
+        <w:pStyle w:val="Heading2"/>
         <w:rPr>
           <w:rFonts w:ascii="Times New Roman" w:hAnsi="Times New Roman" w:cs="Times New Roman"/>
         </w:rPr>
@@ -6876,7 +8780,7 @@
     </w:p>
     <w:p>
       <w:pPr>
-        <w:pStyle w:val="berschrift3"/>
+        <w:pStyle w:val="Heading3"/>
         <w:rPr>
           <w:rFonts w:ascii="Times New Roman" w:hAnsi="Times New Roman" w:cs="Times New Roman"/>
         </w:rPr>
@@ -6971,7 +8875,7 @@
     </w:p>
     <w:p>
       <w:pPr>
-        <w:pStyle w:val="Listenabsatz"/>
+        <w:pStyle w:val="ListParagraph"/>
         <w:numPr>
           <w:ilvl w:val="0"/>
           <w:numId w:val="41"/>
@@ -6994,7 +8898,6 @@
           <w:szCs w:val="24"/>
           <w:lang w:val="en-US" w:eastAsia="de-DE"/>
         </w:rPr>
-        <w:lastRenderedPageBreak/>
         <w:t>&lt;&lt;[</w:t>
       </w:r>
       <w:r>
@@ -7040,7 +8943,7 @@
     </w:p>
     <w:p>
       <w:pPr>
-        <w:pStyle w:val="Listenabsatz"/>
+        <w:pStyle w:val="ListParagraph"/>
         <w:spacing w:before="60" w:after="40"/>
         <w:ind w:left="360"/>
         <w:rPr>
@@ -7190,7 +9093,7 @@
     </w:p>
     <w:p>
       <w:pPr>
-        <w:pStyle w:val="Listenabsatz"/>
+        <w:pStyle w:val="ListParagraph"/>
         <w:spacing w:before="60" w:after="40"/>
         <w:ind w:left="360"/>
         <w:rPr>
@@ -7216,7 +9119,7 @@
     </w:p>
     <w:p>
       <w:pPr>
-        <w:pStyle w:val="Listenabsatz"/>
+        <w:pStyle w:val="ListParagraph"/>
         <w:ind w:left="360"/>
         <w:rPr>
           <w:rFonts w:ascii="Times New Roman" w:hAnsi="Times New Roman"/>
@@ -7252,10 +9155,106 @@
         </w:rPr>
         <w:t>&gt;&gt;</w:t>
       </w:r>
-    </w:p>
-    <w:p>
-      <w:pPr>
-        <w:pStyle w:val="Listenabsatz"/>
+      <w:r>
+        <w:rPr>
+          <w:rFonts w:ascii="Times New Roman" w:hAnsi="Times New Roman"/>
+          <w:bCs/>
+          <w:sz w:val="24"/>
+          <w:szCs w:val="24"/>
+        </w:rPr>
+        <w:t xml:space="preserve">&lt;&lt;if </w:t>
+      </w:r>
+      <w:r>
+        <w:rPr>
+          <w:rFonts w:ascii="Times New Roman" w:hAnsi="Times New Roman"/>
+          <w:bCs/>
+          <w:sz w:val="24"/>
+          <w:szCs w:val="24"/>
+        </w:rPr>
+        <w:t>[</w:t>
+      </w:r>
+      <w:r>
+        <w:rPr>
+          <w:rFonts w:ascii="Times New Roman" w:hAnsi="Times New Roman"/>
+          <w:bCs/>
+          <w:sz w:val="24"/>
+          <w:szCs w:val="24"/>
+        </w:rPr>
+        <w:t>committee.</w:t>
+      </w:r>
+      <w:r>
+        <w:rPr>
+          <w:rFonts w:ascii="Times New Roman" w:hAnsi="Times New Roman"/>
+          <w:bCs/>
+          <w:sz w:val="24"/>
+          <w:szCs w:val="24"/>
+        </w:rPr>
+        <w:t>hasOpenJustificationChanges</w:t>
+      </w:r>
+      <w:r>
+        <w:rPr>
+          <w:rFonts w:ascii="Times New Roman" w:hAnsi="Times New Roman"/>
+          <w:bCs/>
+          <w:sz w:val="24"/>
+          <w:szCs w:val="24"/>
+        </w:rPr>
+        <w:t>]&gt;&gt;</w:t>
+      </w:r>
+      <w:r>
+        <w:rPr>
+          <w:rFonts w:ascii="Times New Roman" w:hAnsi="Times New Roman"/>
+          <w:bCs/>
+          <w:color w:val="FFFFFF" w:themeColor="background1"/>
+          <w:sz w:val="24"/>
+          <w:szCs w:val="24"/>
+          <w:shd w:val="clear" w:color="auto" w:fill="FF0000"/>
+        </w:rPr>
+        <w:t xml:space="preserve">Bei dieser Begründung bestehen offene Änderungen. Klicken Sie </w:t>
+      </w:r>
+      <w:r>
+        <w:rPr>
+          <w:rFonts w:ascii="Times New Roman" w:hAnsi="Times New Roman"/>
+          <w:bCs/>
+          <w:color w:val="FFFFFF" w:themeColor="background1"/>
+          <w:sz w:val="24"/>
+          <w:szCs w:val="24"/>
+          <w:shd w:val="clear" w:color="auto" w:fill="FF0000"/>
+        </w:rPr>
+        <w:t>&lt;&lt;link [committee.justificationUrl] ["hier"]&gt;&gt;,</w:t>
+      </w:r>
+      <w:r>
+        <w:rPr>
+          <w:rFonts w:ascii="Times New Roman" w:hAnsi="Times New Roman"/>
+          <w:bCs/>
+          <w:color w:val="FFFFFF" w:themeColor="background1"/>
+          <w:sz w:val="24"/>
+          <w:szCs w:val="24"/>
+          <w:shd w:val="clear" w:color="auto" w:fill="FF0000"/>
+        </w:rPr>
+        <w:t xml:space="preserve"> um die Begründung in der APG-Applikation </w:t>
+      </w:r>
+      <w:r>
+        <w:rPr>
+          <w:rFonts w:ascii="Times New Roman" w:hAnsi="Times New Roman"/>
+          <w:bCs/>
+          <w:color w:val="FFFFFF" w:themeColor="background1"/>
+          <w:sz w:val="24"/>
+          <w:szCs w:val="24"/>
+          <w:shd w:val="clear" w:color="auto" w:fill="FF0000"/>
+        </w:rPr>
+        <w:t>zu bereinigen.</w:t>
+      </w:r>
+      <w:r>
+        <w:rPr>
+          <w:rFonts w:ascii="Times New Roman" w:hAnsi="Times New Roman"/>
+          <w:szCs w:val="24"/>
+        </w:rPr>
+        <w:t>&lt;&lt;/if&gt;&gt;</w:t>
+      </w:r>
+    </w:p>
+    <w:p>
+      <w:pPr>
+        <w:pStyle w:val="ListParagraph"/>
         <w:spacing w:before="60" w:after="40"/>
         <w:ind w:left="360"/>
         <w:rPr>
@@ -7281,24 +9280,23 @@
     </w:p>
     <w:p>
       <w:pPr>
-        <w:pStyle w:val="Listenabsatz"/>
+        <w:pStyle w:val="ListParagraph"/>
         <w:ind w:left="360"/>
         <w:rPr>
           <w:rFonts w:ascii="Times New Roman" w:hAnsi="Times New Roman"/>
           <w:bCs/>
           <w:sz w:val="24"/>
           <w:szCs w:val="24"/>
-          <w:lang w:val="en-US"/>
-        </w:rPr>
-      </w:pPr>
-      <w:r>
-        <w:rPr>
-          <w:rFonts w:ascii="Times New Roman" w:hAnsi="Times New Roman"/>
-          <w:bCs/>
-          <w:sz w:val="24"/>
-          <w:szCs w:val="24"/>
-          <w:lang w:val="en-US"/>
-        </w:rPr>
+        </w:rPr>
+      </w:pPr>
+      <w:r>
+        <w:rPr>
+          <w:rFonts w:ascii="Times New Roman" w:hAnsi="Times New Roman"/>
+          <w:bCs/>
+          <w:sz w:val="24"/>
+          <w:szCs w:val="24"/>
+        </w:rPr>
+        <w:lastRenderedPageBreak/>
         <w:t>&lt;&lt;[committee.measure]</w:t>
       </w:r>
       <w:r>
@@ -7307,7 +9305,6 @@
           <w:bCs/>
           <w:sz w:val="24"/>
           <w:szCs w:val="24"/>
-          <w:lang w:val="en-US"/>
         </w:rPr>
         <w:t xml:space="preserve"> -html</w:t>
       </w:r>
@@ -7317,14 +9314,153 @@
           <w:bCs/>
           <w:sz w:val="24"/>
           <w:szCs w:val="24"/>
-          <w:lang w:val="en-US"/>
         </w:rPr>
         <w:t>&gt;&gt;</w:t>
       </w:r>
-    </w:p>
-    <w:p>
-      <w:pPr>
-        <w:pStyle w:val="Listenabsatz"/>
+      <w:r>
+        <w:rPr>
+          <w:rFonts w:ascii="Times New Roman" w:hAnsi="Times New Roman"/>
+          <w:bCs/>
+          <w:sz w:val="24"/>
+          <w:szCs w:val="24"/>
+        </w:rPr>
+        <w:t xml:space="preserve">&lt;&lt;if </w:t>
+      </w:r>
+      <w:r>
+        <w:rPr>
+          <w:rFonts w:ascii="Times New Roman" w:hAnsi="Times New Roman"/>
+          <w:bCs/>
+          <w:sz w:val="24"/>
+          <w:szCs w:val="24"/>
+        </w:rPr>
+        <w:t>[</w:t>
+      </w:r>
+      <w:r>
+        <w:rPr>
+          <w:rFonts w:ascii="Times New Roman" w:hAnsi="Times New Roman"/>
+          <w:bCs/>
+          <w:sz w:val="24"/>
+          <w:szCs w:val="24"/>
+        </w:rPr>
+        <w:t>committee.</w:t>
+      </w:r>
+      <w:r>
+        <w:rPr>
+          <w:rFonts w:ascii="Times New Roman" w:hAnsi="Times New Roman"/>
+          <w:bCs/>
+          <w:sz w:val="24"/>
+          <w:szCs w:val="24"/>
+        </w:rPr>
+        <w:t>hasOpenMeasureChanges</w:t>
+      </w:r>
+      <w:r>
+        <w:rPr>
+          <w:rFonts w:ascii="Times New Roman" w:hAnsi="Times New Roman"/>
+          <w:bCs/>
+          <w:sz w:val="24"/>
+          <w:szCs w:val="24"/>
+        </w:rPr>
+        <w:t>]&gt;&gt;</w:t>
+      </w:r>
+      <w:r>
+        <w:rPr>
+          <w:rFonts w:ascii="Times New Roman" w:hAnsi="Times New Roman"/>
+          <w:bCs/>
+          <w:color w:val="FFFFFF" w:themeColor="background1"/>
+          <w:sz w:val="24"/>
+          <w:szCs w:val="24"/>
+          <w:shd w:val="clear" w:color="auto" w:fill="FF0000"/>
+        </w:rPr>
+        <w:t xml:space="preserve">Bei dieser </w:t>
+      </w:r>
+      <w:r>
+        <w:rPr>
+          <w:rFonts w:ascii="Times New Roman" w:hAnsi="Times New Roman"/>
+          <w:bCs/>
+          <w:color w:val="FFFFFF" w:themeColor="background1"/>
+          <w:sz w:val="24"/>
+          <w:szCs w:val="24"/>
+          <w:shd w:val="clear" w:color="auto" w:fill="FF0000"/>
+        </w:rPr>
+        <w:t>Massnahme</w:t>
+      </w:r>
+      <w:r>
+        <w:rPr>
+          <w:rFonts w:ascii="Times New Roman" w:hAnsi="Times New Roman"/>
+          <w:bCs/>
+          <w:color w:val="FFFFFF" w:themeColor="background1"/>
+          <w:sz w:val="24"/>
+          <w:szCs w:val="24"/>
+          <w:shd w:val="clear" w:color="auto" w:fill="FF0000"/>
+        </w:rPr>
+        <w:t xml:space="preserve"> bestehen offene Änderungen. Klicken Sie </w:t>
+      </w:r>
+      <w:r>
+        <w:rPr>
+          <w:rFonts w:ascii="Times New Roman" w:hAnsi="Times New Roman"/>
+          <w:bCs/>
+          <w:color w:val="FFFFFF" w:themeColor="background1"/>
+          <w:sz w:val="24"/>
+          <w:szCs w:val="24"/>
+          <w:shd w:val="clear" w:color="auto" w:fill="FF0000"/>
+        </w:rPr>
+        <w:t>&lt;&lt;link [committee.justificationUrl] ["hier"]&gt;&gt;,</w:t>
+      </w:r>
+      <w:r>
+        <w:rPr>
+          <w:rFonts w:ascii="Times New Roman" w:hAnsi="Times New Roman"/>
+          <w:bCs/>
+          <w:color w:val="FFFFFF" w:themeColor="background1"/>
+          <w:sz w:val="24"/>
+          <w:szCs w:val="24"/>
+          <w:shd w:val="clear" w:color="auto" w:fill="FF0000"/>
+        </w:rPr>
+        <w:t xml:space="preserve"> um die </w:t>
+      </w:r>
+      <w:r>
+        <w:rPr>
+          <w:rFonts w:ascii="Times New Roman" w:hAnsi="Times New Roman"/>
+          <w:bCs/>
+          <w:color w:val="FFFFFF" w:themeColor="background1"/>
+          <w:sz w:val="24"/>
+          <w:szCs w:val="24"/>
+          <w:shd w:val="clear" w:color="auto" w:fill="FF0000"/>
+        </w:rPr>
+        <w:t>Massnahme</w:t>
+      </w:r>
+      <w:r>
+        <w:rPr>
+          <w:rFonts w:ascii="Times New Roman" w:hAnsi="Times New Roman"/>
+          <w:bCs/>
+          <w:color w:val="FFFFFF" w:themeColor="background1"/>
+          <w:sz w:val="24"/>
+          <w:szCs w:val="24"/>
+          <w:shd w:val="clear" w:color="auto" w:fill="FF0000"/>
+        </w:rPr>
+        <w:t xml:space="preserve"> in der APG-Applikation </w:t>
+      </w:r>
+      <w:r>
+        <w:rPr>
+          <w:rFonts w:ascii="Times New Roman" w:hAnsi="Times New Roman"/>
+          <w:bCs/>
+          <w:color w:val="FFFFFF" w:themeColor="background1"/>
+          <w:sz w:val="24"/>
+          <w:szCs w:val="24"/>
+          <w:shd w:val="clear" w:color="auto" w:fill="FF0000"/>
+        </w:rPr>
+        <w:t>zu bereinigen.</w:t>
+      </w:r>
+      <w:r>
+        <w:rPr>
+          <w:rFonts w:ascii="Times New Roman" w:hAnsi="Times New Roman"/>
+          <w:szCs w:val="24"/>
+        </w:rPr>
+        <w:t>&lt;&lt;/if&gt;&gt;</w:t>
+      </w:r>
+    </w:p>
+    <w:p>
+      <w:pPr>
+        <w:pStyle w:val="ListParagraph"/>
         <w:ind w:left="0"/>
         <w:rPr>
           <w:rFonts w:ascii="Times New Roman" w:eastAsia="Times New Roman" w:hAnsi="Times New Roman"/>
@@ -7371,7 +9507,7 @@
     </w:p>
     <w:p>
       <w:pPr>
-        <w:pStyle w:val="berschrift1"/>
+        <w:pStyle w:val="Heading1"/>
         <w:rPr>
           <w:rFonts w:ascii="Times New Roman" w:hAnsi="Times New Roman" w:cs="Times New Roman"/>
         </w:rPr>
@@ -7421,7 +9557,7 @@
     </w:p>
     <w:p>
       <w:pPr>
-        <w:pStyle w:val="berschrift2"/>
+        <w:pStyle w:val="Heading2"/>
         <w:rPr>
           <w:rFonts w:ascii="Times New Roman" w:hAnsi="Times New Roman" w:cs="Times New Roman"/>
         </w:rPr>
@@ -7491,7 +9627,7 @@
     </w:p>
     <w:p>
       <w:pPr>
-        <w:pStyle w:val="Listenabsatz"/>
+        <w:pStyle w:val="ListParagraph"/>
         <w:rPr>
           <w:rFonts w:ascii="Times New Roman" w:eastAsia="Times New Roman" w:hAnsi="Times New Roman"/>
           <w:sz w:val="24"/>
@@ -7511,7 +9647,7 @@
     </w:p>
     <w:p>
       <w:pPr>
-        <w:pStyle w:val="Listenabsatz"/>
+        <w:pStyle w:val="ListParagraph"/>
         <w:numPr>
           <w:ilvl w:val="0"/>
           <w:numId w:val="41"/>
@@ -7541,7 +9677,7 @@
     </w:p>
     <w:p>
       <w:pPr>
-        <w:pStyle w:val="Listenabsatz"/>
+        <w:pStyle w:val="ListParagraph"/>
         <w:rPr>
           <w:rFonts w:ascii="Times New Roman" w:eastAsia="Times New Roman" w:hAnsi="Times New Roman"/>
           <w:sz w:val="24"/>
@@ -7561,7 +9697,7 @@
     </w:p>
     <w:p>
       <w:pPr>
-        <w:pStyle w:val="Listenabsatz"/>
+        <w:pStyle w:val="ListParagraph"/>
         <w:rPr>
           <w:rFonts w:ascii="Times New Roman" w:eastAsia="Times New Roman" w:hAnsi="Times New Roman"/>
           <w:sz w:val="24"/>
@@ -7592,7 +9728,7 @@
     </w:p>
     <w:p>
       <w:pPr>
-        <w:pStyle w:val="Listenabsatz"/>
+        <w:pStyle w:val="ListParagraph"/>
         <w:rPr>
           <w:rFonts w:ascii="Times New Roman" w:eastAsia="Times New Roman" w:hAnsi="Times New Roman"/>
           <w:sz w:val="24"/>
@@ -7612,7 +9748,7 @@
     </w:p>
     <w:p>
       <w:pPr>
-        <w:pStyle w:val="Listenabsatz"/>
+        <w:pStyle w:val="ListParagraph"/>
         <w:rPr>
           <w:rFonts w:ascii="Times New Roman" w:eastAsia="Times New Roman" w:hAnsi="Times New Roman"/>
           <w:sz w:val="24"/>
@@ -7632,7 +9768,7 @@
     </w:p>
     <w:p>
       <w:pPr>
-        <w:pStyle w:val="Listenabsatz"/>
+        <w:pStyle w:val="ListParagraph"/>
         <w:ind w:left="0"/>
         <w:rPr>
           <w:rFonts w:ascii="Times New Roman" w:eastAsia="Times New Roman" w:hAnsi="Times New Roman"/>
@@ -7687,7 +9823,7 @@
     </w:p>
     <w:p>
       <w:pPr>
-        <w:pStyle w:val="berschrift1"/>
+        <w:pStyle w:val="Heading1"/>
         <w:rPr>
           <w:rFonts w:ascii="Times New Roman" w:hAnsi="Times New Roman" w:cs="Times New Roman"/>
         </w:rPr>
@@ -7810,7 +9946,7 @@
     </w:p>
     <w:tbl>
       <w:tblPr>
-        <w:tblStyle w:val="Tabellenraster"/>
+        <w:tblStyle w:val="TableGrid"/>
         <w:tblW w:w="0" w:type="auto"/>
         <w:tblLook w:val="04A0" w:firstRow="1" w:lastRow="0" w:firstColumn="1" w:lastColumn="0" w:noHBand="0" w:noVBand="1"/>
       </w:tblPr>
@@ -7935,7 +10071,7 @@
     </w:p>
     <w:p>
       <w:pPr>
-        <w:pStyle w:val="berschrift1"/>
+        <w:pStyle w:val="Heading1"/>
         <w:rPr>
           <w:rFonts w:ascii="Times New Roman" w:hAnsi="Times New Roman" w:cs="Times New Roman"/>
         </w:rPr>
@@ -7971,7 +10107,6 @@
           <w:szCs w:val="24"/>
           <w:lang w:val="en-US"/>
         </w:rPr>
-        <w:lastRenderedPageBreak/>
         <w:t>&lt;&lt;foreach [department in appendixReport.</w:t>
       </w:r>
       <w:r>
@@ -7993,7 +10128,7 @@
     </w:p>
     <w:p>
       <w:pPr>
-        <w:pStyle w:val="berschrift2"/>
+        <w:pStyle w:val="Heading2"/>
         <w:rPr>
           <w:rFonts w:ascii="Times New Roman" w:hAnsi="Times New Roman" w:cs="Times New Roman"/>
         </w:rPr>
@@ -8060,7 +10195,7 @@
     </w:p>
     <w:p>
       <w:pPr>
-        <w:pStyle w:val="Listenabsatz"/>
+        <w:pStyle w:val="ListParagraph"/>
         <w:numPr>
           <w:ilvl w:val="0"/>
           <w:numId w:val="41"/>
@@ -8085,12 +10220,13 @@
           <w:szCs w:val="24"/>
           <w:lang w:val="en-US" w:eastAsia="de-DE"/>
         </w:rPr>
+        <w:lastRenderedPageBreak/>
         <w:t>&lt;&lt;[committee.name]&gt;&gt;</w:t>
       </w:r>
     </w:p>
     <w:p>
       <w:pPr>
-        <w:pStyle w:val="Listenabsatz"/>
+        <w:pStyle w:val="ListParagraph"/>
         <w:ind w:left="0" w:firstLine="357"/>
         <w:rPr>
           <w:rFonts w:ascii="Times New Roman" w:eastAsia="Times New Roman" w:hAnsi="Times New Roman"/>
@@ -8129,7 +10265,7 @@
     </w:p>
     <w:p>
       <w:pPr>
-        <w:pStyle w:val="Listenabsatz"/>
+        <w:pStyle w:val="ListParagraph"/>
         <w:ind w:left="0"/>
         <w:rPr>
           <w:rFonts w:ascii="Times New Roman" w:eastAsia="Times New Roman" w:hAnsi="Times New Roman"/>
@@ -8177,7 +10313,7 @@
     </w:p>
     <w:p>
       <w:pPr>
-        <w:pStyle w:val="berschrift1"/>
+        <w:pStyle w:val="Heading1"/>
         <w:rPr>
           <w:rFonts w:ascii="Times New Roman" w:hAnsi="Times New Roman" w:cs="Times New Roman"/>
         </w:rPr>
@@ -8233,7 +10369,7 @@
     </w:p>
     <w:p>
       <w:pPr>
-        <w:pStyle w:val="berschrift2"/>
+        <w:pStyle w:val="Heading2"/>
         <w:rPr>
           <w:rFonts w:ascii="Times New Roman" w:hAnsi="Times New Roman" w:cs="Times New Roman"/>
         </w:rPr>
@@ -8338,7 +10474,7 @@
     </w:p>
     <w:p>
       <w:pPr>
-        <w:pStyle w:val="Listenabsatz"/>
+        <w:pStyle w:val="ListParagraph"/>
         <w:rPr>
           <w:rFonts w:ascii="Times New Roman" w:eastAsia="Times New Roman" w:hAnsi="Times New Roman"/>
           <w:sz w:val="24"/>
@@ -8358,7 +10494,7 @@
     </w:p>
     <w:p>
       <w:pPr>
-        <w:pStyle w:val="Listenabsatz"/>
+        <w:pStyle w:val="ListParagraph"/>
         <w:numPr>
           <w:ilvl w:val="0"/>
           <w:numId w:val="41"/>
@@ -8388,7 +10524,7 @@
     </w:p>
     <w:p>
       <w:pPr>
-        <w:pStyle w:val="Listenabsatz"/>
+        <w:pStyle w:val="ListParagraph"/>
         <w:rPr>
           <w:rFonts w:ascii="Times New Roman" w:eastAsia="Times New Roman" w:hAnsi="Times New Roman"/>
           <w:sz w:val="24"/>
@@ -8408,7 +10544,7 @@
     </w:p>
     <w:p>
       <w:pPr>
-        <w:pStyle w:val="Listenabsatz"/>
+        <w:pStyle w:val="ListParagraph"/>
         <w:rPr>
           <w:rFonts w:ascii="Times New Roman" w:eastAsia="Times New Roman" w:hAnsi="Times New Roman"/>
           <w:sz w:val="24"/>
@@ -8511,27 +10647,154 @@
     </w:p>
     <w:p>
       <w:pPr>
-        <w:pStyle w:val="Listenabsatz"/>
-        <w:rPr>
-          <w:rFonts w:ascii="Times New Roman" w:eastAsia="Times New Roman" w:hAnsi="Times New Roman"/>
-          <w:sz w:val="24"/>
-          <w:szCs w:val="24"/>
-          <w:lang w:val="en-US" w:eastAsia="de-DE"/>
-        </w:rPr>
-      </w:pPr>
-      <w:r>
-        <w:rPr>
-          <w:rFonts w:ascii="Times New Roman" w:eastAsia="Times New Roman" w:hAnsi="Times New Roman"/>
-          <w:sz w:val="24"/>
-          <w:szCs w:val="24"/>
-          <w:lang w:val="en-US" w:eastAsia="de-DE"/>
+        <w:pStyle w:val="ListParagraph"/>
+        <w:rPr>
+          <w:rFonts w:ascii="Times New Roman" w:eastAsia="Times New Roman" w:hAnsi="Times New Roman"/>
+          <w:sz w:val="24"/>
+          <w:szCs w:val="24"/>
+          <w:lang w:eastAsia="de-DE"/>
+        </w:rPr>
+      </w:pPr>
+      <w:r>
+        <w:rPr>
+          <w:rFonts w:ascii="Times New Roman" w:eastAsia="Times New Roman" w:hAnsi="Times New Roman"/>
+          <w:sz w:val="24"/>
+          <w:szCs w:val="24"/>
+          <w:lang w:eastAsia="de-DE"/>
         </w:rPr>
         <w:t>&lt;&lt;[member.Freetext]&gt;&gt;</w:t>
       </w:r>
-    </w:p>
-    <w:p>
-      <w:pPr>
-        <w:pStyle w:val="Listenabsatz"/>
+      <w:r>
+        <w:rPr>
+          <w:rFonts w:ascii="Times New Roman" w:hAnsi="Times New Roman"/>
+          <w:bCs/>
+          <w:sz w:val="24"/>
+          <w:szCs w:val="24"/>
+        </w:rPr>
+        <w:t xml:space="preserve">&lt;&lt;if </w:t>
+      </w:r>
+      <w:r>
+        <w:rPr>
+          <w:rFonts w:ascii="Times New Roman" w:hAnsi="Times New Roman"/>
+          <w:bCs/>
+          <w:sz w:val="24"/>
+          <w:szCs w:val="24"/>
+        </w:rPr>
+        <w:t>[</w:t>
+      </w:r>
+      <w:r>
+        <w:rPr>
+          <w:rFonts w:ascii="Times New Roman" w:eastAsia="Times New Roman" w:hAnsi="Times New Roman"/>
+          <w:sz w:val="24"/>
+          <w:szCs w:val="24"/>
+          <w:lang w:eastAsia="de-DE"/>
+        </w:rPr>
+        <w:t>member</w:t>
+      </w:r>
+      <w:r>
+        <w:rPr>
+          <w:rFonts w:ascii="Times New Roman" w:hAnsi="Times New Roman"/>
+          <w:bCs/>
+          <w:sz w:val="24"/>
+          <w:szCs w:val="24"/>
+        </w:rPr>
+        <w:t>.</w:t>
+      </w:r>
+      <w:r>
+        <w:rPr>
+          <w:rFonts w:ascii="Times New Roman" w:hAnsi="Times New Roman"/>
+          <w:bCs/>
+          <w:sz w:val="24"/>
+          <w:szCs w:val="24"/>
+        </w:rPr>
+        <w:t>hasOpenJustificationChanges</w:t>
+      </w:r>
+      <w:r>
+        <w:rPr>
+          <w:rFonts w:ascii="Times New Roman" w:hAnsi="Times New Roman"/>
+          <w:bCs/>
+          <w:sz w:val="24"/>
+          <w:szCs w:val="24"/>
+        </w:rPr>
+        <w:t>]&gt;&gt;</w:t>
+      </w:r>
+      <w:r>
+        <w:rPr>
+          <w:rFonts w:ascii="Times New Roman" w:hAnsi="Times New Roman"/>
+          <w:bCs/>
+          <w:color w:val="FFFFFF" w:themeColor="background1"/>
+          <w:sz w:val="24"/>
+          <w:szCs w:val="24"/>
+          <w:shd w:val="clear" w:color="auto" w:fill="FF0000"/>
+        </w:rPr>
+        <w:t xml:space="preserve">Bei dieser Begründung bestehen offene Änderungen. Klicken Sie </w:t>
+      </w:r>
+      <w:r>
+        <w:rPr>
+          <w:rFonts w:ascii="Times New Roman" w:hAnsi="Times New Roman"/>
+          <w:bCs/>
+          <w:color w:val="FFFFFF" w:themeColor="background1"/>
+          <w:sz w:val="24"/>
+          <w:szCs w:val="24"/>
+          <w:shd w:val="clear" w:color="auto" w:fill="FF0000"/>
+        </w:rPr>
+        <w:t>&lt;&lt;link [</w:t>
+      </w:r>
+      <w:r>
+        <w:rPr>
+          <w:rFonts w:ascii="Times New Roman" w:hAnsi="Times New Roman"/>
+          <w:bCs/>
+          <w:color w:val="FFFFFF" w:themeColor="background1"/>
+          <w:sz w:val="24"/>
+          <w:szCs w:val="24"/>
+          <w:shd w:val="clear" w:color="auto" w:fill="FF0000"/>
+        </w:rPr>
+        <w:t>member</w:t>
+      </w:r>
+      <w:r>
+        <w:rPr>
+          <w:rFonts w:ascii="Times New Roman" w:hAnsi="Times New Roman"/>
+          <w:bCs/>
+          <w:color w:val="FFFFFF" w:themeColor="background1"/>
+          <w:sz w:val="24"/>
+          <w:szCs w:val="24"/>
+          <w:shd w:val="clear" w:color="auto" w:fill="FF0000"/>
+        </w:rPr>
+        <w:t>.justificationUrl] ["hier"]&gt;&gt;,</w:t>
+      </w:r>
+      <w:r>
+        <w:rPr>
+          <w:rFonts w:ascii="Times New Roman" w:hAnsi="Times New Roman"/>
+          <w:bCs/>
+          <w:color w:val="FFFFFF" w:themeColor="background1"/>
+          <w:sz w:val="24"/>
+          <w:szCs w:val="24"/>
+          <w:shd w:val="clear" w:color="auto" w:fill="FF0000"/>
+        </w:rPr>
+        <w:t xml:space="preserve"> um die Begründung in der APG-Applikation </w:t>
+      </w:r>
+      <w:r>
+        <w:rPr>
+          <w:rFonts w:ascii="Times New Roman" w:hAnsi="Times New Roman"/>
+          <w:bCs/>
+          <w:color w:val="FFFFFF" w:themeColor="background1"/>
+          <w:sz w:val="24"/>
+          <w:szCs w:val="24"/>
+          <w:shd w:val="clear" w:color="auto" w:fill="FF0000"/>
+        </w:rPr>
+        <w:t>zu bereinigen.</w:t>
+      </w:r>
+      <w:r>
+        <w:rPr>
+          <w:rFonts w:ascii="Times New Roman" w:hAnsi="Times New Roman"/>
+          <w:szCs w:val="24"/>
+        </w:rPr>
+        <w:t>&lt;&lt;/if&gt;&gt;</w:t>
+      </w:r>
+    </w:p>
+    <w:p>
+      <w:pPr>
+        <w:pStyle w:val="ListParagraph"/>
         <w:rPr>
           <w:rFonts w:ascii="Times New Roman" w:eastAsia="Times New Roman" w:hAnsi="Times New Roman"/>
           <w:sz w:val="24"/>
@@ -8551,7 +10814,7 @@
     </w:p>
     <w:p>
       <w:pPr>
-        <w:pStyle w:val="Listenabsatz"/>
+        <w:pStyle w:val="ListParagraph"/>
         <w:rPr>
           <w:rFonts w:ascii="Times New Roman" w:eastAsia="Times New Roman" w:hAnsi="Times New Roman"/>
           <w:sz w:val="24"/>
@@ -8571,7 +10834,7 @@
     </w:p>
     <w:p>
       <w:pPr>
-        <w:pStyle w:val="Listenabsatz"/>
+        <w:pStyle w:val="ListParagraph"/>
         <w:ind w:left="0"/>
         <w:rPr>
           <w:rFonts w:ascii="Times New Roman" w:eastAsia="Times New Roman" w:hAnsi="Times New Roman"/>
@@ -8706,7 +10969,7 @@
     </w:p>
     <w:p>
       <w:pPr>
-        <w:pStyle w:val="Listenabsatz"/>
+        <w:pStyle w:val="ListParagraph"/>
         <w:numPr>
           <w:ilvl w:val="0"/>
           <w:numId w:val="7"/>
@@ -8729,7 +10992,7 @@
     </w:p>
     <w:p>
       <w:pPr>
-        <w:pStyle w:val="Listenabsatz"/>
+        <w:pStyle w:val="ListParagraph"/>
         <w:numPr>
           <w:ilvl w:val="0"/>
           <w:numId w:val="7"/>
@@ -8937,7 +11200,7 @@
   </w:p>
   <w:p>
     <w:pPr>
-      <w:pStyle w:val="Fuzeile"/>
+      <w:pStyle w:val="Footer"/>
     </w:pPr>
   </w:p>
 </w:ftr>
@@ -9061,7 +11324,7 @@
         </w:tcPr>
         <w:p>
           <w:pPr>
-            <w:pStyle w:val="Kopfzeile"/>
+            <w:pStyle w:val="Header"/>
           </w:pPr>
         </w:p>
       </w:tc>
@@ -9769,7 +12032,7 @@
     <w:lvl w:ilvl="0">
       <w:start w:val="1"/>
       <w:numFmt w:val="decimal"/>
-      <w:pStyle w:val="berschrift1"/>
+      <w:pStyle w:val="Heading1"/>
       <w:lvlText w:val="%1"/>
       <w:lvlJc w:val="left"/>
       <w:pPr>
@@ -9782,7 +12045,7 @@
     <w:lvl w:ilvl="1">
       <w:start w:val="1"/>
       <w:numFmt w:val="decimal"/>
-      <w:pStyle w:val="berschrift2"/>
+      <w:pStyle w:val="Heading2"/>
       <w:lvlText w:val="%1.%2"/>
       <w:lvlJc w:val="left"/>
       <w:pPr>
@@ -9795,7 +12058,7 @@
     <w:lvl w:ilvl="2">
       <w:start w:val="1"/>
       <w:numFmt w:val="decimal"/>
-      <w:pStyle w:val="berschrift3"/>
+      <w:pStyle w:val="Heading3"/>
       <w:lvlText w:val="%1.%2.%3"/>
       <w:lvlJc w:val="left"/>
       <w:pPr>
@@ -9808,7 +12071,7 @@
     <w:lvl w:ilvl="3">
       <w:start w:val="1"/>
       <w:numFmt w:val="decimal"/>
-      <w:pStyle w:val="berschrift4"/>
+      <w:pStyle w:val="Heading4"/>
       <w:lvlText w:val="%1.%2.%3.%4"/>
       <w:lvlJc w:val="left"/>
       <w:pPr>
@@ -9821,7 +12084,7 @@
     <w:lvl w:ilvl="4">
       <w:start w:val="1"/>
       <w:numFmt w:val="decimal"/>
-      <w:pStyle w:val="berschrift5"/>
+      <w:pStyle w:val="Heading5"/>
       <w:lvlText w:val="%1.%2.%3.%4.%5"/>
       <w:lvlJc w:val="left"/>
       <w:pPr>
@@ -9834,7 +12097,7 @@
     <w:lvl w:ilvl="5">
       <w:start w:val="1"/>
       <w:numFmt w:val="decimal"/>
-      <w:pStyle w:val="berschrift6"/>
+      <w:pStyle w:val="Heading6"/>
       <w:lvlText w:val="%1.%2.%3.%4.%5.%6"/>
       <w:lvlJc w:val="left"/>
       <w:pPr>
@@ -9847,7 +12110,7 @@
     <w:lvl w:ilvl="6">
       <w:start w:val="1"/>
       <w:numFmt w:val="decimal"/>
-      <w:pStyle w:val="berschrift7"/>
+      <w:pStyle w:val="Heading7"/>
       <w:lvlText w:val="%1.%2.%3.%4.%5.%6.%7"/>
       <w:lvlJc w:val="left"/>
       <w:pPr>
@@ -9860,7 +12123,7 @@
     <w:lvl w:ilvl="7">
       <w:start w:val="1"/>
       <w:numFmt w:val="decimal"/>
-      <w:pStyle w:val="berschrift8"/>
+      <w:pStyle w:val="Heading8"/>
       <w:lvlText w:val="%1.%2.%3.%4.%5.%6.%7.%8"/>
       <w:lvlJc w:val="left"/>
       <w:pPr>
@@ -9873,7 +12136,7 @@
     <w:lvl w:ilvl="8">
       <w:start w:val="1"/>
       <w:numFmt w:val="decimal"/>
-      <w:pStyle w:val="berschrift9"/>
+      <w:pStyle w:val="Heading9"/>
       <w:lvlText w:val="%1.%2.%3.%4.%5.%6.%7.%8.%9"/>
       <w:lvlJc w:val="left"/>
       <w:pPr>
@@ -11451,7 +13714,7 @@
     <w:lsdException w:name="Unresolved Mention" w:semiHidden="1" w:uiPriority="99" w:unhideWhenUsed="1"/>
     <w:lsdException w:name="Smart Link" w:semiHidden="1" w:uiPriority="99" w:unhideWhenUsed="1"/>
   </w:latentStyles>
-  <w:style w:type="paragraph" w:default="1" w:styleId="Standard">
+  <w:style w:type="paragraph" w:default="1" w:styleId="Normal">
     <w:name w:val="Normal"/>
     <w:qFormat/>
     <w:rsid w:val="00F42E52"/>
@@ -11461,11 +13724,11 @@
       <w:lang w:val="de-CH" w:eastAsia="de-CH"/>
     </w:rPr>
   </w:style>
-  <w:style w:type="paragraph" w:styleId="berschrift1">
+  <w:style w:type="paragraph" w:styleId="Heading1">
     <w:name w:val="heading 1"/>
-    <w:basedOn w:val="Standard"/>
-    <w:next w:val="Standard"/>
-    <w:link w:val="berschrift1Zchn"/>
+    <w:basedOn w:val="Normal"/>
+    <w:next w:val="Normal"/>
+    <w:link w:val="Heading1Char"/>
     <w:qFormat/>
     <w:pPr>
       <w:keepNext/>
@@ -11485,11 +13748,11 @@
       <w:szCs w:val="42"/>
     </w:rPr>
   </w:style>
-  <w:style w:type="paragraph" w:styleId="berschrift2">
+  <w:style w:type="paragraph" w:styleId="Heading2">
     <w:name w:val="heading 2"/>
-    <w:basedOn w:val="Standard"/>
-    <w:next w:val="Standard"/>
-    <w:link w:val="berschrift2Zchn"/>
+    <w:basedOn w:val="Normal"/>
+    <w:next w:val="Normal"/>
+    <w:link w:val="Heading2Char"/>
     <w:autoRedefine/>
     <w:qFormat/>
     <w:pPr>
@@ -11511,11 +13774,11 @@
       <w:szCs w:val="24"/>
     </w:rPr>
   </w:style>
-  <w:style w:type="paragraph" w:styleId="berschrift3">
+  <w:style w:type="paragraph" w:styleId="Heading3">
     <w:name w:val="heading 3"/>
-    <w:basedOn w:val="Standard"/>
-    <w:next w:val="Standard"/>
-    <w:link w:val="berschrift3Zchn"/>
+    <w:basedOn w:val="Normal"/>
+    <w:next w:val="Normal"/>
+    <w:link w:val="Heading3Char"/>
     <w:autoRedefine/>
     <w:qFormat/>
     <w:pPr>
@@ -11533,11 +13796,11 @@
       <w:noProof/>
     </w:rPr>
   </w:style>
-  <w:style w:type="paragraph" w:styleId="berschrift4">
+  <w:style w:type="paragraph" w:styleId="Heading4">
     <w:name w:val="heading 4"/>
-    <w:basedOn w:val="Standard"/>
-    <w:next w:val="Standard"/>
-    <w:link w:val="berschrift4Zchn"/>
+    <w:basedOn w:val="Normal"/>
+    <w:next w:val="Normal"/>
+    <w:link w:val="Heading4Char"/>
     <w:semiHidden/>
     <w:unhideWhenUsed/>
     <w:qFormat/>
@@ -11562,11 +13825,11 @@
       <w:color w:val="2E74B5" w:themeColor="accent1" w:themeShade="BF"/>
     </w:rPr>
   </w:style>
-  <w:style w:type="paragraph" w:styleId="berschrift5">
+  <w:style w:type="paragraph" w:styleId="Heading5">
     <w:name w:val="heading 5"/>
-    <w:basedOn w:val="Standard"/>
-    <w:next w:val="Standard"/>
-    <w:link w:val="berschrift5Zchn"/>
+    <w:basedOn w:val="Normal"/>
+    <w:next w:val="Normal"/>
+    <w:link w:val="Heading5Char"/>
     <w:semiHidden/>
     <w:unhideWhenUsed/>
     <w:qFormat/>
@@ -11589,11 +13852,11 @@
       <w:color w:val="2E74B5" w:themeColor="accent1" w:themeShade="BF"/>
     </w:rPr>
   </w:style>
-  <w:style w:type="paragraph" w:styleId="berschrift6">
+  <w:style w:type="paragraph" w:styleId="Heading6">
     <w:name w:val="heading 6"/>
-    <w:basedOn w:val="Standard"/>
-    <w:next w:val="Standard"/>
-    <w:link w:val="berschrift6Zchn"/>
+    <w:basedOn w:val="Normal"/>
+    <w:next w:val="Normal"/>
+    <w:link w:val="Heading6Char"/>
     <w:semiHidden/>
     <w:unhideWhenUsed/>
     <w:qFormat/>
@@ -11616,11 +13879,11 @@
       <w:color w:val="1F4D78" w:themeColor="accent1" w:themeShade="7F"/>
     </w:rPr>
   </w:style>
-  <w:style w:type="paragraph" w:styleId="berschrift7">
+  <w:style w:type="paragraph" w:styleId="Heading7">
     <w:name w:val="heading 7"/>
-    <w:basedOn w:val="Standard"/>
-    <w:next w:val="Standard"/>
-    <w:link w:val="berschrift7Zchn"/>
+    <w:basedOn w:val="Normal"/>
+    <w:next w:val="Normal"/>
+    <w:link w:val="Heading7Char"/>
     <w:semiHidden/>
     <w:unhideWhenUsed/>
     <w:qFormat/>
@@ -11645,11 +13908,11 @@
       <w:color w:val="1F4D78" w:themeColor="accent1" w:themeShade="7F"/>
     </w:rPr>
   </w:style>
-  <w:style w:type="paragraph" w:styleId="berschrift8">
+  <w:style w:type="paragraph" w:styleId="Heading8">
     <w:name w:val="heading 8"/>
-    <w:basedOn w:val="Standard"/>
-    <w:next w:val="Standard"/>
-    <w:link w:val="berschrift8Zchn"/>
+    <w:basedOn w:val="Normal"/>
+    <w:next w:val="Normal"/>
+    <w:link w:val="Heading8Char"/>
     <w:semiHidden/>
     <w:unhideWhenUsed/>
     <w:qFormat/>
@@ -11674,11 +13937,11 @@
       <w:szCs w:val="21"/>
     </w:rPr>
   </w:style>
-  <w:style w:type="paragraph" w:styleId="berschrift9">
+  <w:style w:type="paragraph" w:styleId="Heading9">
     <w:name w:val="heading 9"/>
-    <w:basedOn w:val="Standard"/>
-    <w:next w:val="Standard"/>
-    <w:link w:val="berschrift9Zchn"/>
+    <w:basedOn w:val="Normal"/>
+    <w:next w:val="Normal"/>
+    <w:link w:val="Heading9Char"/>
     <w:semiHidden/>
     <w:unhideWhenUsed/>
     <w:qFormat/>
@@ -11705,13 +13968,13 @@
       <w:szCs w:val="21"/>
     </w:rPr>
   </w:style>
-  <w:style w:type="character" w:default="1" w:styleId="Absatz-Standardschriftart">
+  <w:style w:type="character" w:default="1" w:styleId="DefaultParagraphFont">
     <w:name w:val="Default Paragraph Font"/>
     <w:uiPriority w:val="1"/>
     <w:semiHidden/>
     <w:unhideWhenUsed/>
   </w:style>
-  <w:style w:type="table" w:default="1" w:styleId="NormaleTabelle">
+  <w:style w:type="table" w:default="1" w:styleId="TableNormal">
     <w:name w:val="Normal Table"/>
     <w:uiPriority w:val="99"/>
     <w:semiHidden/>
@@ -11726,15 +13989,15 @@
       </w:tblCellMar>
     </w:tblPr>
   </w:style>
-  <w:style w:type="numbering" w:default="1" w:styleId="KeineListe">
+  <w:style w:type="numbering" w:default="1" w:styleId="NoList">
     <w:name w:val="No List"/>
     <w:uiPriority w:val="99"/>
     <w:semiHidden/>
     <w:unhideWhenUsed/>
   </w:style>
-  <w:style w:type="paragraph" w:styleId="Kopfzeile">
+  <w:style w:type="paragraph" w:styleId="Header">
     <w:name w:val="header"/>
-    <w:basedOn w:val="Standard"/>
+    <w:basedOn w:val="Normal"/>
     <w:pPr>
       <w:suppressAutoHyphens/>
       <w:spacing w:line="200" w:lineRule="exact"/>
@@ -11744,9 +14007,9 @@
       <w:sz w:val="15"/>
     </w:rPr>
   </w:style>
-  <w:style w:type="paragraph" w:styleId="Fuzeile">
+  <w:style w:type="paragraph" w:styleId="Footer">
     <w:name w:val="footer"/>
-    <w:basedOn w:val="Standard"/>
+    <w:basedOn w:val="Normal"/>
     <w:pPr>
       <w:suppressAutoHyphens/>
       <w:spacing w:line="200" w:lineRule="exact"/>
@@ -11759,15 +14022,15 @@
   </w:style>
   <w:style w:type="paragraph" w:customStyle="1" w:styleId="KopfFett">
     <w:name w:val="KopfFett"/>
-    <w:basedOn w:val="Kopfzeile"/>
-    <w:next w:val="Kopfzeile"/>
+    <w:basedOn w:val="Header"/>
+    <w:next w:val="Header"/>
     <w:rPr>
       <w:b/>
     </w:rPr>
   </w:style>
   <w:style w:type="paragraph" w:customStyle="1" w:styleId="KopfDept">
     <w:name w:val="KopfDept"/>
-    <w:basedOn w:val="Kopfzeile"/>
+    <w:basedOn w:val="Header"/>
     <w:next w:val="KopfFett"/>
     <w:pPr>
       <w:spacing w:after="100"/>
@@ -11785,7 +14048,7 @@
   </w:style>
   <w:style w:type="numbering" w:customStyle="1" w:styleId="FormatvorlageNummerierteListe10pt">
     <w:name w:val="Formatvorlage Nummerierte Liste 10 pt"/>
-    <w:basedOn w:val="KeineListe"/>
+    <w:basedOn w:val="NoList"/>
     <w:pPr>
       <w:numPr>
         <w:numId w:val="1"/>
@@ -11811,7 +14074,7 @@
   </w:style>
   <w:style w:type="paragraph" w:customStyle="1" w:styleId="APKberschriftEbene2">
     <w:name w:val="APK Überschrift Ebene 2"/>
-    <w:basedOn w:val="Standard"/>
+    <w:basedOn w:val="Normal"/>
     <w:link w:val="APKberschriftEbene2Zchn"/>
     <w:autoRedefine/>
     <w:pPr>
@@ -11832,7 +14095,7 @@
   </w:style>
   <w:style w:type="paragraph" w:customStyle="1" w:styleId="Pfad">
     <w:name w:val="Pfad"/>
-    <w:next w:val="Fuzeile"/>
+    <w:next w:val="Footer"/>
     <w:pPr>
       <w:spacing w:line="160" w:lineRule="exact"/>
     </w:pPr>
@@ -11846,7 +14109,7 @@
   </w:style>
   <w:style w:type="paragraph" w:customStyle="1" w:styleId="APKberschriftEbene1">
     <w:name w:val="APK Überschrift Ebene 1"/>
-    <w:basedOn w:val="Standard"/>
+    <w:basedOn w:val="Normal"/>
     <w:autoRedefine/>
     <w:pPr>
       <w:overflowPunct w:val="0"/>
@@ -11866,7 +14129,7 @@
   </w:style>
   <w:style w:type="paragraph" w:customStyle="1" w:styleId="Seite">
     <w:name w:val="Seite"/>
-    <w:basedOn w:val="Standard"/>
+    <w:basedOn w:val="Normal"/>
     <w:pPr>
       <w:suppressAutoHyphens/>
       <w:spacing w:line="200" w:lineRule="exact"/>
@@ -11879,8 +14142,8 @@
   </w:style>
   <w:style w:type="paragraph" w:customStyle="1" w:styleId="Platzhalter">
     <w:name w:val="Platzhalter"/>
-    <w:basedOn w:val="Standard"/>
-    <w:next w:val="Standard"/>
+    <w:basedOn w:val="Normal"/>
+    <w:next w:val="Normal"/>
     <w:rPr>
       <w:sz w:val="2"/>
       <w:szCs w:val="2"/>
@@ -11888,7 +14151,7 @@
   </w:style>
   <w:style w:type="paragraph" w:customStyle="1" w:styleId="APKberschriftEbene3">
     <w:name w:val="APK Überschrift Ebene 3"/>
-    <w:basedOn w:val="Standard"/>
+    <w:basedOn w:val="Normal"/>
     <w:link w:val="APKberschriftEbene3Zchn"/>
     <w:autoRedefine/>
     <w:pPr>
@@ -11909,7 +14172,7 @@
   </w:style>
   <w:style w:type="paragraph" w:customStyle="1" w:styleId="FormatvorlageVor5ptNach5pt">
     <w:name w:val="Formatvorlage Vor:  5 pt Nach:  5 pt"/>
-    <w:basedOn w:val="Standard"/>
+    <w:basedOn w:val="Normal"/>
     <w:pPr>
       <w:overflowPunct w:val="0"/>
       <w:autoSpaceDE w:val="0"/>
@@ -11926,7 +14189,7 @@
   </w:style>
   <w:style w:type="character" w:customStyle="1" w:styleId="APKberschriftEbene3Zchn">
     <w:name w:val="APK Überschrift Ebene 3 Zchn"/>
-    <w:basedOn w:val="Absatz-Standardschriftart"/>
+    <w:basedOn w:val="DefaultParagraphFont"/>
     <w:link w:val="APKberschriftEbene3"/>
     <w:rPr>
       <w:i/>
@@ -11937,7 +14200,7 @@
   </w:style>
   <w:style w:type="character" w:customStyle="1" w:styleId="APKberschriftEbene2Zchn">
     <w:name w:val="APK Überschrift Ebene 2 Zchn"/>
-    <w:basedOn w:val="Absatz-Standardschriftart"/>
+    <w:basedOn w:val="DefaultParagraphFont"/>
     <w:link w:val="APKberschriftEbene2"/>
     <w:rPr>
       <w:rFonts w:ascii="Arial" w:hAnsi="Arial"/>
@@ -11949,7 +14212,7 @@
   </w:style>
   <w:style w:type="table" w:customStyle="1" w:styleId="Tabellengitternetz">
     <w:name w:val="Tabellengitternetz"/>
-    <w:basedOn w:val="NormaleTabelle"/>
+    <w:basedOn w:val="TableNormal"/>
     <w:tblPr>
       <w:tblBorders>
         <w:top w:val="single" w:sz="4" w:space="0" w:color="auto"/>
@@ -11961,9 +14224,9 @@
       </w:tblBorders>
     </w:tblPr>
   </w:style>
-  <w:style w:type="paragraph" w:styleId="Sprechblasentext">
+  <w:style w:type="paragraph" w:styleId="BalloonText">
     <w:name w:val="Balloon Text"/>
-    <w:basedOn w:val="Standard"/>
+    <w:basedOn w:val="Normal"/>
     <w:semiHidden/>
     <w:rPr>
       <w:rFonts w:ascii="Tahoma" w:hAnsi="Tahoma" w:cs="Tahoma"/>
@@ -11971,10 +14234,10 @@
       <w:szCs w:val="16"/>
     </w:rPr>
   </w:style>
-  <w:style w:type="paragraph" w:styleId="z-Formularbeginn">
+  <w:style w:type="paragraph" w:styleId="z-TopofForm">
     <w:name w:val="HTML Top of Form"/>
-    <w:basedOn w:val="Standard"/>
-    <w:next w:val="Standard"/>
+    <w:basedOn w:val="Normal"/>
+    <w:next w:val="Normal"/>
     <w:hidden/>
     <w:pPr>
       <w:pBdr>
@@ -11989,10 +14252,10 @@
       <w:szCs w:val="16"/>
     </w:rPr>
   </w:style>
-  <w:style w:type="paragraph" w:styleId="z-Formularende">
+  <w:style w:type="paragraph" w:styleId="z-BottomofForm">
     <w:name w:val="HTML Bottom of Form"/>
-    <w:basedOn w:val="Standard"/>
-    <w:next w:val="Standard"/>
+    <w:basedOn w:val="Normal"/>
+    <w:next w:val="Normal"/>
     <w:hidden/>
     <w:pPr>
       <w:pBdr>
@@ -12007,17 +14270,17 @@
       <w:szCs w:val="16"/>
     </w:rPr>
   </w:style>
-  <w:style w:type="paragraph" w:styleId="Funotentext">
+  <w:style w:type="paragraph" w:styleId="FootnoteText">
     <w:name w:val="footnote text"/>
-    <w:basedOn w:val="Standard"/>
+    <w:basedOn w:val="Normal"/>
     <w:semiHidden/>
     <w:rPr>
       <w:sz w:val="20"/>
     </w:rPr>
   </w:style>
-  <w:style w:type="character" w:styleId="Funotenzeichen">
+  <w:style w:type="character" w:styleId="FootnoteReference">
     <w:name w:val="footnote reference"/>
-    <w:basedOn w:val="Absatz-Standardschriftart"/>
+    <w:basedOn w:val="DefaultParagraphFont"/>
     <w:semiHidden/>
     <w:rPr>
       <w:vertAlign w:val="superscript"/>
@@ -12038,9 +14301,9 @@
       <w:lang w:val="de-CH" w:eastAsia="de-CH"/>
     </w:rPr>
   </w:style>
-  <w:style w:type="paragraph" w:styleId="Listenabsatz">
+  <w:style w:type="paragraph" w:styleId="ListParagraph">
     <w:name w:val="List Paragraph"/>
-    <w:basedOn w:val="Standard"/>
+    <w:basedOn w:val="Normal"/>
     <w:uiPriority w:val="34"/>
     <w:qFormat/>
     <w:pPr>
@@ -12054,7 +14317,7 @@
   </w:style>
   <w:style w:type="paragraph" w:customStyle="1" w:styleId="A1">
     <w:name w:val="A1"/>
-    <w:basedOn w:val="Standard"/>
+    <w:basedOn w:val="Normal"/>
     <w:pPr>
       <w:tabs>
         <w:tab w:val="left" w:pos="431"/>
@@ -12072,34 +14335,34 @@
       <w:lang w:eastAsia="de-DE"/>
     </w:rPr>
   </w:style>
-  <w:style w:type="character" w:styleId="Kommentarzeichen">
+  <w:style w:type="character" w:styleId="CommentReference">
     <w:name w:val="annotation reference"/>
-    <w:basedOn w:val="Absatz-Standardschriftart"/>
+    <w:basedOn w:val="DefaultParagraphFont"/>
     <w:rPr>
       <w:sz w:val="16"/>
       <w:szCs w:val="16"/>
     </w:rPr>
   </w:style>
-  <w:style w:type="paragraph" w:styleId="Kommentartext">
+  <w:style w:type="paragraph" w:styleId="CommentText">
     <w:name w:val="annotation text"/>
-    <w:basedOn w:val="Standard"/>
-    <w:link w:val="KommentartextZchn"/>
+    <w:basedOn w:val="Normal"/>
+    <w:link w:val="CommentTextChar"/>
     <w:rPr>
       <w:sz w:val="20"/>
     </w:rPr>
   </w:style>
-  <w:style w:type="character" w:customStyle="1" w:styleId="KommentartextZchn">
-    <w:name w:val="Kommentartext Zchn"/>
-    <w:basedOn w:val="Absatz-Standardschriftart"/>
-    <w:link w:val="Kommentartext"/>
+  <w:style w:type="character" w:customStyle="1" w:styleId="CommentTextChar">
+    <w:name w:val="Comment Text Char"/>
+    <w:basedOn w:val="DefaultParagraphFont"/>
+    <w:link w:val="CommentText"/>
     <w:rPr>
       <w:rFonts w:ascii="Arial" w:hAnsi="Arial"/>
     </w:rPr>
   </w:style>
   <w:style w:type="paragraph" w:customStyle="1" w:styleId="Post">
     <w:name w:val="Post"/>
-    <w:basedOn w:val="Standard"/>
-    <w:next w:val="Standard"/>
+    <w:basedOn w:val="Normal"/>
+    <w:next w:val="Normal"/>
     <w:pPr>
       <w:spacing w:after="140" w:line="200" w:lineRule="exact"/>
     </w:pPr>
@@ -12110,7 +14373,7 @@
   </w:style>
   <w:style w:type="paragraph" w:customStyle="1" w:styleId="Tabkrper49pt">
     <w:name w:val="Tabkörper 4/9pt"/>
-    <w:basedOn w:val="Standard"/>
+    <w:basedOn w:val="Normal"/>
     <w:pPr>
       <w:spacing w:before="80" w:line="200" w:lineRule="exact"/>
     </w:pPr>
@@ -12120,20 +14383,20 @@
       <w:lang w:eastAsia="de-DE"/>
     </w:rPr>
   </w:style>
-  <w:style w:type="paragraph" w:styleId="Kommentarthema">
+  <w:style w:type="paragraph" w:styleId="CommentSubject">
     <w:name w:val="annotation subject"/>
-    <w:basedOn w:val="Kommentartext"/>
-    <w:next w:val="Kommentartext"/>
-    <w:link w:val="KommentarthemaZchn"/>
+    <w:basedOn w:val="CommentText"/>
+    <w:next w:val="CommentText"/>
+    <w:link w:val="CommentSubjectChar"/>
     <w:rPr>
       <w:b/>
       <w:bCs/>
     </w:rPr>
   </w:style>
-  <w:style w:type="character" w:customStyle="1" w:styleId="KommentarthemaZchn">
-    <w:name w:val="Kommentarthema Zchn"/>
-    <w:basedOn w:val="KommentartextZchn"/>
-    <w:link w:val="Kommentarthema"/>
+  <w:style w:type="character" w:customStyle="1" w:styleId="CommentSubjectChar">
+    <w:name w:val="Comment Subject Char"/>
+    <w:basedOn w:val="CommentTextChar"/>
+    <w:link w:val="CommentSubject"/>
     <w:rPr>
       <w:rFonts w:ascii="Arial" w:hAnsi="Arial"/>
       <w:b/>
@@ -12142,7 +14405,7 @@
   </w:style>
   <w:style w:type="paragraph" w:customStyle="1" w:styleId="ZchnZchn1">
     <w:name w:val="Zchn Zchn1"/>
-    <w:basedOn w:val="Standard"/>
+    <w:basedOn w:val="Normal"/>
     <w:pPr>
       <w:spacing w:after="160" w:line="240" w:lineRule="exact"/>
     </w:pPr>
@@ -12152,10 +14415,10 @@
       <w:lang w:val="en-US"/>
     </w:rPr>
   </w:style>
-  <w:style w:type="paragraph" w:styleId="Inhaltsverzeichnisberschrift">
+  <w:style w:type="paragraph" w:styleId="TOCHeading">
     <w:name w:val="TOC Heading"/>
-    <w:basedOn w:val="berschrift1"/>
-    <w:next w:val="Standard"/>
+    <w:basedOn w:val="Heading1"/>
+    <w:next w:val="Normal"/>
     <w:uiPriority w:val="39"/>
     <w:unhideWhenUsed/>
     <w:qFormat/>
@@ -12175,10 +14438,10 @@
       <w:lang w:val="de-DE" w:eastAsia="en-US"/>
     </w:rPr>
   </w:style>
-  <w:style w:type="paragraph" w:styleId="Verzeichnis3">
+  <w:style w:type="paragraph" w:styleId="TOC3">
     <w:name w:val="toc 3"/>
-    <w:basedOn w:val="Standard"/>
-    <w:next w:val="Standard"/>
+    <w:basedOn w:val="Normal"/>
+    <w:next w:val="Normal"/>
     <w:autoRedefine/>
     <w:uiPriority w:val="39"/>
     <w:pPr>
@@ -12189,10 +14452,10 @@
       <w:sz w:val="20"/>
     </w:rPr>
   </w:style>
-  <w:style w:type="paragraph" w:styleId="Verzeichnis1">
+  <w:style w:type="paragraph" w:styleId="TOC1">
     <w:name w:val="toc 1"/>
-    <w:basedOn w:val="Standard"/>
-    <w:next w:val="Standard"/>
+    <w:basedOn w:val="Normal"/>
+    <w:next w:val="Normal"/>
     <w:autoRedefine/>
     <w:uiPriority w:val="39"/>
     <w:unhideWhenUsed/>
@@ -12209,10 +14472,10 @@
       <w:sz w:val="20"/>
     </w:rPr>
   </w:style>
-  <w:style w:type="paragraph" w:styleId="Verzeichnis2">
+  <w:style w:type="paragraph" w:styleId="TOC2">
     <w:name w:val="toc 2"/>
-    <w:basedOn w:val="Standard"/>
-    <w:next w:val="Standard"/>
+    <w:basedOn w:val="Normal"/>
+    <w:next w:val="Normal"/>
     <w:autoRedefine/>
     <w:uiPriority w:val="39"/>
     <w:unhideWhenUsed/>
@@ -12226,10 +14489,10 @@
       <w:sz w:val="20"/>
     </w:rPr>
   </w:style>
-  <w:style w:type="paragraph" w:styleId="Verzeichnis4">
+  <w:style w:type="paragraph" w:styleId="TOC4">
     <w:name w:val="toc 4"/>
-    <w:basedOn w:val="Standard"/>
-    <w:next w:val="Standard"/>
+    <w:basedOn w:val="Normal"/>
+    <w:next w:val="Normal"/>
     <w:autoRedefine/>
     <w:uiPriority w:val="39"/>
     <w:unhideWhenUsed/>
@@ -12241,10 +14504,10 @@
       <w:sz w:val="20"/>
     </w:rPr>
   </w:style>
-  <w:style w:type="paragraph" w:styleId="Verzeichnis5">
+  <w:style w:type="paragraph" w:styleId="TOC5">
     <w:name w:val="toc 5"/>
-    <w:basedOn w:val="Standard"/>
-    <w:next w:val="Standard"/>
+    <w:basedOn w:val="Normal"/>
+    <w:next w:val="Normal"/>
     <w:autoRedefine/>
     <w:uiPriority w:val="39"/>
     <w:unhideWhenUsed/>
@@ -12256,10 +14519,10 @@
       <w:sz w:val="20"/>
     </w:rPr>
   </w:style>
-  <w:style w:type="paragraph" w:styleId="Verzeichnis6">
+  <w:style w:type="paragraph" w:styleId="TOC6">
     <w:name w:val="toc 6"/>
-    <w:basedOn w:val="Standard"/>
-    <w:next w:val="Standard"/>
+    <w:basedOn w:val="Normal"/>
+    <w:next w:val="Normal"/>
     <w:autoRedefine/>
     <w:uiPriority w:val="39"/>
     <w:unhideWhenUsed/>
@@ -12271,10 +14534,10 @@
       <w:sz w:val="20"/>
     </w:rPr>
   </w:style>
-  <w:style w:type="paragraph" w:styleId="Verzeichnis7">
+  <w:style w:type="paragraph" w:styleId="TOC7">
     <w:name w:val="toc 7"/>
-    <w:basedOn w:val="Standard"/>
-    <w:next w:val="Standard"/>
+    <w:basedOn w:val="Normal"/>
+    <w:next w:val="Normal"/>
     <w:autoRedefine/>
     <w:uiPriority w:val="39"/>
     <w:unhideWhenUsed/>
@@ -12286,10 +14549,10 @@
       <w:sz w:val="20"/>
     </w:rPr>
   </w:style>
-  <w:style w:type="paragraph" w:styleId="Verzeichnis8">
+  <w:style w:type="paragraph" w:styleId="TOC8">
     <w:name w:val="toc 8"/>
-    <w:basedOn w:val="Standard"/>
-    <w:next w:val="Standard"/>
+    <w:basedOn w:val="Normal"/>
+    <w:next w:val="Normal"/>
     <w:autoRedefine/>
     <w:uiPriority w:val="39"/>
     <w:unhideWhenUsed/>
@@ -12301,10 +14564,10 @@
       <w:sz w:val="20"/>
     </w:rPr>
   </w:style>
-  <w:style w:type="paragraph" w:styleId="Verzeichnis9">
+  <w:style w:type="paragraph" w:styleId="TOC9">
     <w:name w:val="toc 9"/>
-    <w:basedOn w:val="Standard"/>
-    <w:next w:val="Standard"/>
+    <w:basedOn w:val="Normal"/>
+    <w:next w:val="Normal"/>
     <w:autoRedefine/>
     <w:uiPriority w:val="39"/>
     <w:unhideWhenUsed/>
@@ -12318,7 +14581,7 @@
   </w:style>
   <w:style w:type="character" w:styleId="Hyperlink">
     <w:name w:val="Hyperlink"/>
-    <w:basedOn w:val="Absatz-Standardschriftart"/>
+    <w:basedOn w:val="DefaultParagraphFont"/>
     <w:uiPriority w:val="99"/>
     <w:unhideWhenUsed/>
     <w:rPr>
@@ -12326,9 +14589,9 @@
       <w:u w:val="single"/>
     </w:rPr>
   </w:style>
-  <w:style w:type="paragraph" w:styleId="StandardWeb">
+  <w:style w:type="paragraph" w:styleId="NormalWeb">
     <w:name w:val="Normal (Web)"/>
-    <w:basedOn w:val="Standard"/>
+    <w:basedOn w:val="Normal"/>
     <w:uiPriority w:val="99"/>
     <w:unhideWhenUsed/>
     <w:pPr>
@@ -12339,10 +14602,10 @@
       <w:szCs w:val="24"/>
     </w:rPr>
   </w:style>
-  <w:style w:type="character" w:customStyle="1" w:styleId="berschrift4Zchn">
-    <w:name w:val="Überschrift 4 Zchn"/>
-    <w:basedOn w:val="Absatz-Standardschriftart"/>
-    <w:link w:val="berschrift4"/>
+  <w:style w:type="character" w:customStyle="1" w:styleId="Heading4Char">
+    <w:name w:val="Heading 4 Char"/>
+    <w:basedOn w:val="DefaultParagraphFont"/>
+    <w:link w:val="Heading4"/>
     <w:semiHidden/>
     <w:rPr>
       <w:rFonts w:asciiTheme="majorHAnsi" w:eastAsiaTheme="majorEastAsia" w:hAnsiTheme="majorHAnsi" w:cstheme="majorBidi"/>
@@ -12353,10 +14616,10 @@
       <w:lang w:val="de-CH" w:eastAsia="de-CH"/>
     </w:rPr>
   </w:style>
-  <w:style w:type="character" w:customStyle="1" w:styleId="berschrift5Zchn">
-    <w:name w:val="Überschrift 5 Zchn"/>
-    <w:basedOn w:val="Absatz-Standardschriftart"/>
-    <w:link w:val="berschrift5"/>
+  <w:style w:type="character" w:customStyle="1" w:styleId="Heading5Char">
+    <w:name w:val="Heading 5 Char"/>
+    <w:basedOn w:val="DefaultParagraphFont"/>
+    <w:link w:val="Heading5"/>
     <w:semiHidden/>
     <w:rPr>
       <w:rFonts w:asciiTheme="majorHAnsi" w:eastAsiaTheme="majorEastAsia" w:hAnsiTheme="majorHAnsi" w:cstheme="majorBidi"/>
@@ -12365,10 +14628,10 @@
       <w:lang w:val="de-CH" w:eastAsia="de-CH"/>
     </w:rPr>
   </w:style>
-  <w:style w:type="character" w:customStyle="1" w:styleId="berschrift6Zchn">
-    <w:name w:val="Überschrift 6 Zchn"/>
-    <w:basedOn w:val="Absatz-Standardschriftart"/>
-    <w:link w:val="berschrift6"/>
+  <w:style w:type="character" w:customStyle="1" w:styleId="Heading6Char">
+    <w:name w:val="Heading 6 Char"/>
+    <w:basedOn w:val="DefaultParagraphFont"/>
+    <w:link w:val="Heading6"/>
     <w:semiHidden/>
     <w:rPr>
       <w:rFonts w:asciiTheme="majorHAnsi" w:eastAsiaTheme="majorEastAsia" w:hAnsiTheme="majorHAnsi" w:cstheme="majorBidi"/>
@@ -12377,10 +14640,10 @@
       <w:lang w:val="de-CH" w:eastAsia="de-CH"/>
     </w:rPr>
   </w:style>
-  <w:style w:type="character" w:customStyle="1" w:styleId="berschrift7Zchn">
-    <w:name w:val="Überschrift 7 Zchn"/>
-    <w:basedOn w:val="Absatz-Standardschriftart"/>
-    <w:link w:val="berschrift7"/>
+  <w:style w:type="character" w:customStyle="1" w:styleId="Heading7Char">
+    <w:name w:val="Heading 7 Char"/>
+    <w:basedOn w:val="DefaultParagraphFont"/>
+    <w:link w:val="Heading7"/>
     <w:semiHidden/>
     <w:rPr>
       <w:rFonts w:asciiTheme="majorHAnsi" w:eastAsiaTheme="majorEastAsia" w:hAnsiTheme="majorHAnsi" w:cstheme="majorBidi"/>
@@ -12391,10 +14654,10 @@
       <w:lang w:val="de-CH" w:eastAsia="de-CH"/>
     </w:rPr>
   </w:style>
-  <w:style w:type="character" w:customStyle="1" w:styleId="berschrift8Zchn">
-    <w:name w:val="Überschrift 8 Zchn"/>
-    <w:basedOn w:val="Absatz-Standardschriftart"/>
-    <w:link w:val="berschrift8"/>
+  <w:style w:type="character" w:customStyle="1" w:styleId="Heading8Char">
+    <w:name w:val="Heading 8 Char"/>
+    <w:basedOn w:val="DefaultParagraphFont"/>
+    <w:link w:val="Heading8"/>
     <w:semiHidden/>
     <w:rPr>
       <w:rFonts w:asciiTheme="majorHAnsi" w:eastAsiaTheme="majorEastAsia" w:hAnsiTheme="majorHAnsi" w:cstheme="majorBidi"/>
@@ -12404,10 +14667,10 @@
       <w:lang w:val="de-CH" w:eastAsia="de-CH"/>
     </w:rPr>
   </w:style>
-  <w:style w:type="character" w:customStyle="1" w:styleId="berschrift9Zchn">
-    <w:name w:val="Überschrift 9 Zchn"/>
-    <w:basedOn w:val="Absatz-Standardschriftart"/>
-    <w:link w:val="berschrift9"/>
+  <w:style w:type="character" w:customStyle="1" w:styleId="Heading9Char">
+    <w:name w:val="Heading 9 Char"/>
+    <w:basedOn w:val="DefaultParagraphFont"/>
+    <w:link w:val="Heading9"/>
     <w:semiHidden/>
     <w:rPr>
       <w:rFonts w:asciiTheme="majorHAnsi" w:eastAsiaTheme="majorEastAsia" w:hAnsiTheme="majorHAnsi" w:cstheme="majorBidi"/>
@@ -12419,10 +14682,10 @@
       <w:lang w:val="de-CH" w:eastAsia="de-CH"/>
     </w:rPr>
   </w:style>
-  <w:style w:type="character" w:customStyle="1" w:styleId="berschrift3Zchn">
-    <w:name w:val="Überschrift 3 Zchn"/>
-    <w:basedOn w:val="Absatz-Standardschriftart"/>
-    <w:link w:val="berschrift3"/>
+  <w:style w:type="character" w:customStyle="1" w:styleId="Heading3Char">
+    <w:name w:val="Heading 3 Char"/>
+    <w:basedOn w:val="DefaultParagraphFont"/>
+    <w:link w:val="Heading3"/>
     <w:rPr>
       <w:rFonts w:ascii="Arial" w:hAnsi="Arial" w:cs="Arial"/>
       <w:b/>
@@ -12434,7 +14697,7 @@
   </w:style>
   <w:style w:type="paragraph" w:customStyle="1" w:styleId="AllgemeineMassnahme">
     <w:name w:val="AllgemeineMassnahme"/>
-    <w:basedOn w:val="Standard"/>
+    <w:basedOn w:val="Normal"/>
     <w:qFormat/>
     <w:pPr>
       <w:spacing w:before="60"/>
@@ -12447,7 +14710,7 @@
   </w:style>
   <w:style w:type="paragraph" w:customStyle="1" w:styleId="Gremium">
     <w:name w:val="Gremium"/>
-    <w:basedOn w:val="Standard"/>
+    <w:basedOn w:val="Normal"/>
     <w:qFormat/>
     <w:pPr>
       <w:keepNext/>
@@ -12487,9 +14750,9 @@
       <w:lang w:val="de-CH" w:eastAsia="de-DE"/>
     </w:rPr>
   </w:style>
-  <w:style w:type="character" w:styleId="Fett">
+  <w:style w:type="character" w:styleId="Strong">
     <w:name w:val="Strong"/>
-    <w:basedOn w:val="Absatz-Standardschriftart"/>
+    <w:basedOn w:val="DefaultParagraphFont"/>
     <w:qFormat/>
     <w:rsid w:val="00C22DBF"/>
     <w:rPr>
@@ -12497,10 +14760,10 @@
       <w:bCs/>
     </w:rPr>
   </w:style>
-  <w:style w:type="character" w:customStyle="1" w:styleId="berschrift2Zchn">
-    <w:name w:val="Überschrift 2 Zchn"/>
-    <w:basedOn w:val="Absatz-Standardschriftart"/>
-    <w:link w:val="berschrift2"/>
+  <w:style w:type="character" w:customStyle="1" w:styleId="Heading2Char">
+    <w:name w:val="Heading 2 Char"/>
+    <w:basedOn w:val="DefaultParagraphFont"/>
+    <w:link w:val="Heading2"/>
     <w:rsid w:val="00E91B27"/>
     <w:rPr>
       <w:rFonts w:ascii="Arial" w:hAnsi="Arial" w:cs="Arial"/>
@@ -12513,10 +14776,10 @@
       <w:lang w:val="de-CH" w:eastAsia="de-CH"/>
     </w:rPr>
   </w:style>
-  <w:style w:type="character" w:customStyle="1" w:styleId="berschrift1Zchn">
-    <w:name w:val="Überschrift 1 Zchn"/>
-    <w:basedOn w:val="Absatz-Standardschriftart"/>
-    <w:link w:val="berschrift1"/>
+  <w:style w:type="character" w:customStyle="1" w:styleId="Heading1Char">
+    <w:name w:val="Heading 1 Char"/>
+    <w:basedOn w:val="DefaultParagraphFont"/>
+    <w:link w:val="Heading1"/>
     <w:rsid w:val="00AD55C2"/>
     <w:rPr>
       <w:rFonts w:ascii="Arial" w:hAnsi="Arial" w:cs="Arial"/>
@@ -12528,9 +14791,9 @@
       <w:lang w:val="de-CH" w:eastAsia="de-CH"/>
     </w:rPr>
   </w:style>
-  <w:style w:type="character" w:styleId="NichtaufgelsteErwhnung">
+  <w:style w:type="character" w:styleId="UnresolvedMention">
     <w:name w:val="Unresolved Mention"/>
-    <w:basedOn w:val="Absatz-Standardschriftart"/>
+    <w:basedOn w:val="DefaultParagraphFont"/>
     <w:uiPriority w:val="99"/>
     <w:semiHidden/>
     <w:unhideWhenUsed/>
@@ -12540,9 +14803,9 @@
       <w:shd w:val="clear" w:color="auto" w:fill="E1DFDD"/>
     </w:rPr>
   </w:style>
-  <w:style w:type="table" w:styleId="Tabellenraster">
+  <w:style w:type="table" w:styleId="TableGrid">
     <w:name w:val="Table Grid"/>
-    <w:basedOn w:val="NormaleTabelle"/>
+    <w:basedOn w:val="TableNormal"/>
     <w:rsid w:val="0039385B"/>
     <w:tblPr>
       <w:tblBorders>

--- a/src/Bk.APG.Api/Templates/Appendix_FederalCouncil_German.docx
+++ b/src/Bk.APG.Api/Templates/Appendix_FederalCouncil_German.docx
@@ -202,7 +202,7 @@
           <w:b/>
           <w:szCs w:val="24"/>
         </w:rPr>
-        <w:t>Ausserparlamentarische Kommissionen, Leitungsorgane und Vertretungen des Bundes: Gesamterneuerungswahlen für die Amtsperiode</w:t>
+        <w:t xml:space="preserve">Anhang zur </w:t>
       </w:r>
       <w:r>
         <w:rPr>
@@ -210,6 +210,14 @@
           <w:b/>
           <w:szCs w:val="24"/>
         </w:rPr>
+        <w:t>Gesamterneuerungswahl für die Amtsperiode</w:t>
+      </w:r>
+      <w:r>
+        <w:rPr>
+          <w:rFonts w:ascii="Times New Roman" w:hAnsi="Times New Roman"/>
+          <w:b/>
+          <w:szCs w:val="24"/>
+        </w:rPr>
         <w:t xml:space="preserve"> &lt;&lt;[</w:t>
       </w:r>
       <w:r>
@@ -235,6 +243,22 @@
           <w:szCs w:val="24"/>
         </w:rPr>
         <w:t>]&gt;&gt;</w:t>
+      </w:r>
+      <w:r>
+        <w:rPr>
+          <w:rFonts w:ascii="Times New Roman" w:hAnsi="Times New Roman"/>
+          <w:b/>
+          <w:szCs w:val="24"/>
+        </w:rPr>
+        <w:t xml:space="preserve">: Begründungen </w:t>
+      </w:r>
+      <w:r>
+        <w:rPr>
+          <w:rFonts w:ascii="Times New Roman" w:hAnsi="Times New Roman"/>
+          <w:b/>
+          <w:szCs w:val="24"/>
+        </w:rPr>
+        <w:t>der Departemente</w:t>
       </w:r>
     </w:p>
     <w:p>
@@ -1044,267 +1068,21 @@
     </w:p>
     <w:p>
       <w:pPr>
-        <w:ind w:firstLine="284"/>
-        <w:rPr>
-          <w:rFonts w:ascii="Times New Roman" w:hAnsi="Times New Roman"/>
-          <w:szCs w:val="24"/>
-          <w:lang w:val="en-US" w:eastAsia="de-DE"/>
-        </w:rPr>
-      </w:pPr>
-      <w:r>
-        <w:rPr>
-          <w:rFonts w:ascii="Times New Roman" w:hAnsi="Times New Roman"/>
-          <w:szCs w:val="24"/>
-          <w:lang w:val="en-US"/>
-        </w:rPr>
-        <w:t>&lt;&lt;if [!department.</w:t>
-      </w:r>
-      <w:r>
-        <w:rPr>
-          <w:rFonts w:ascii="Times New Roman" w:hAnsi="Times New Roman"/>
-          <w:bCs/>
-          <w:szCs w:val="24"/>
-          <w:lang w:val="en-US"/>
-        </w:rPr>
-        <w:t>committees.Any()</w:t>
-      </w:r>
-      <w:r>
-        <w:rPr>
-          <w:rFonts w:ascii="Times New Roman" w:hAnsi="Times New Roman"/>
-          <w:szCs w:val="24"/>
-          <w:lang w:val="en-US"/>
-        </w:rPr>
-        <w:t>]&gt;&gt;Keine Kommission&lt;&lt;/if&gt;&gt;</w:t>
-      </w:r>
-    </w:p>
-    <w:p>
-      <w:pPr>
-        <w:ind w:firstLine="360"/>
-        <w:rPr>
-          <w:rFonts w:ascii="Times New Roman" w:hAnsi="Times New Roman"/>
-          <w:szCs w:val="24"/>
-          <w:lang w:val="en-US" w:eastAsia="de-DE"/>
-        </w:rPr>
-      </w:pPr>
-      <w:r>
-        <w:rPr>
-          <w:rFonts w:ascii="Times New Roman" w:hAnsi="Times New Roman"/>
-          <w:bCs/>
-          <w:szCs w:val="24"/>
-          <w:lang w:val="en-US"/>
-        </w:rPr>
-        <w:t xml:space="preserve">&lt;&lt;foreach [committee in </w:t>
-      </w:r>
-      <w:r>
-        <w:rPr>
-          <w:rFonts w:ascii="Times New Roman" w:hAnsi="Times New Roman"/>
-          <w:bCs/>
-          <w:szCs w:val="24"/>
-          <w:lang w:val="en-US"/>
-        </w:rPr>
-        <w:t>department</w:t>
-      </w:r>
-      <w:r>
-        <w:rPr>
-          <w:rFonts w:ascii="Times New Roman" w:hAnsi="Times New Roman"/>
-          <w:bCs/>
-          <w:szCs w:val="24"/>
-          <w:lang w:val="en-US"/>
-        </w:rPr>
-        <w:t>.committees]&gt;&gt;</w:t>
-      </w:r>
-    </w:p>
-    <w:p>
-      <w:pPr>
-        <w:pStyle w:val="Listenabsatz"/>
-        <w:numPr>
-          <w:ilvl w:val="0"/>
-          <w:numId w:val="41"/>
-        </w:numPr>
-        <w:spacing w:before="60" w:after="40"/>
-        <w:ind w:left="357" w:hanging="357"/>
-        <w:rPr>
-          <w:rFonts w:ascii="Times New Roman" w:eastAsia="Times New Roman" w:hAnsi="Times New Roman"/>
+        <w:ind w:firstLine="431"/>
+        <w:rPr>
+          <w:rFonts w:ascii="Times New Roman" w:hAnsi="Times New Roman"/>
           <w:i/>
-          <w:iCs/>
-          <w:sz w:val="24"/>
-          <w:szCs w:val="24"/>
-          <w:lang w:val="en-US" w:eastAsia="de-DE"/>
-        </w:rPr>
-      </w:pPr>
-      <w:r>
-        <w:rPr>
-          <w:rFonts w:ascii="Times New Roman" w:eastAsia="Times New Roman" w:hAnsi="Times New Roman"/>
+          <w:szCs w:val="24"/>
+        </w:rPr>
+      </w:pPr>
+      <w:r>
+        <w:rPr>
+          <w:rFonts w:ascii="Times New Roman" w:hAnsi="Times New Roman"/>
           <w:i/>
-          <w:iCs/>
-          <w:sz w:val="24"/>
-          <w:szCs w:val="24"/>
-          <w:lang w:val="en-US" w:eastAsia="de-DE"/>
-        </w:rPr>
-        <w:t>&lt;&lt;[</w:t>
-      </w:r>
-      <w:r>
-        <w:rPr>
-          <w:rFonts w:ascii="Times New Roman" w:hAnsi="Times New Roman"/>
-          <w:i/>
-          <w:iCs/>
-          <w:sz w:val="24"/>
-          <w:szCs w:val="24"/>
-          <w:lang w:val="en-US"/>
-        </w:rPr>
-        <w:t>committee.</w:t>
-      </w:r>
-      <w:r>
-        <w:rPr>
-          <w:rFonts w:ascii="Times New Roman" w:eastAsia="Times New Roman" w:hAnsi="Times New Roman"/>
-          <w:i/>
-          <w:iCs/>
-          <w:sz w:val="24"/>
-          <w:szCs w:val="24"/>
-          <w:lang w:val="en-US" w:eastAsia="de-DE"/>
-        </w:rPr>
-        <w:t>name]&gt;&gt;</w:t>
-      </w:r>
-    </w:p>
-    <w:p>
-      <w:pPr>
-        <w:pStyle w:val="Listenabsatz"/>
-        <w:spacing w:before="60" w:after="40"/>
-        <w:ind w:left="357"/>
-        <w:rPr>
-          <w:rFonts w:ascii="Times New Roman" w:eastAsia="Times New Roman" w:hAnsi="Times New Roman"/>
-          <w:sz w:val="24"/>
-          <w:szCs w:val="24"/>
-          <w:lang w:val="en-US" w:eastAsia="de-DE"/>
-        </w:rPr>
-      </w:pPr>
-      <w:r>
-        <w:rPr>
-          <w:rFonts w:ascii="Times New Roman" w:eastAsia="Times New Roman" w:hAnsi="Times New Roman"/>
-          <w:sz w:val="24"/>
-          <w:szCs w:val="24"/>
-          <w:lang w:val="en-US" w:eastAsia="de-DE"/>
-        </w:rPr>
-        <w:t>&lt;&lt;[</w:t>
-      </w:r>
-      <w:r>
-        <w:rPr>
-          <w:rFonts w:ascii="Times New Roman" w:hAnsi="Times New Roman"/>
-          <w:bCs/>
-          <w:sz w:val="24"/>
-          <w:szCs w:val="24"/>
-          <w:lang w:val="en-US"/>
-        </w:rPr>
-        <w:t>committee.</w:t>
-      </w:r>
-      <w:r>
-        <w:rPr>
-          <w:rFonts w:ascii="Times New Roman" w:eastAsia="Times New Roman" w:hAnsi="Times New Roman"/>
-          <w:sz w:val="24"/>
-          <w:szCs w:val="24"/>
-          <w:lang w:val="en-US" w:eastAsia="de-DE"/>
-        </w:rPr>
-        <w:t>freeText]&gt;&gt;</w:t>
-      </w:r>
-    </w:p>
-    <w:p>
-      <w:pPr>
-        <w:pStyle w:val="Listenabsatz"/>
-        <w:rPr>
-          <w:rFonts w:ascii="Times New Roman" w:eastAsia="Times New Roman" w:hAnsi="Times New Roman"/>
-          <w:sz w:val="24"/>
-          <w:szCs w:val="24"/>
-          <w:lang w:val="en-US" w:eastAsia="de-DE"/>
-        </w:rPr>
-      </w:pPr>
-      <w:r>
-        <w:rPr>
-          <w:rFonts w:ascii="Times New Roman" w:eastAsia="Times New Roman" w:hAnsi="Times New Roman"/>
-          <w:sz w:val="24"/>
-          <w:szCs w:val="24"/>
-          <w:lang w:val="en-US" w:eastAsia="de-DE"/>
-        </w:rPr>
-        <w:t>&lt;&lt;foreach [member in committee.members]&gt;&gt;</w:t>
-      </w:r>
-    </w:p>
-    <w:p>
-      <w:pPr>
-        <w:pStyle w:val="Listenabsatz"/>
-        <w:rPr>
-          <w:rFonts w:ascii="Times New Roman" w:eastAsia="Times New Roman" w:hAnsi="Times New Roman"/>
-          <w:sz w:val="24"/>
-          <w:szCs w:val="24"/>
-          <w:lang w:val="en-US" w:eastAsia="de-DE"/>
-        </w:rPr>
-      </w:pPr>
-      <w:r>
-        <w:rPr>
-          <w:rFonts w:ascii="Times New Roman" w:eastAsia="Times New Roman" w:hAnsi="Times New Roman"/>
-          <w:sz w:val="24"/>
-          <w:szCs w:val="24"/>
-          <w:lang w:val="en-US" w:eastAsia="de-DE"/>
-        </w:rPr>
-        <w:t>&lt;&lt;[member.surname]&gt;&gt; &lt;&lt;[member.givenName]&gt;&gt;</w:t>
-      </w:r>
-      <w:r>
-        <w:rPr>
-          <w:rFonts w:ascii="Times New Roman" w:eastAsia="Times New Roman" w:hAnsi="Times New Roman"/>
-          <w:sz w:val="24"/>
-          <w:szCs w:val="24"/>
-          <w:lang w:val="en-US" w:eastAsia="de-DE"/>
-        </w:rPr>
-        <w:t>, &lt;&lt;[member.Function]&gt;&gt;</w:t>
-      </w:r>
-      <w:r>
-        <w:rPr>
-          <w:rFonts w:ascii="Times New Roman" w:eastAsia="Times New Roman" w:hAnsi="Times New Roman"/>
-          <w:sz w:val="24"/>
-          <w:szCs w:val="24"/>
-          <w:lang w:val="en-US" w:eastAsia="de-DE"/>
-        </w:rPr>
-        <w:t>, &lt;&lt;[member.freeText]&gt;&gt;</w:t>
-      </w:r>
-    </w:p>
-    <w:p>
-      <w:pPr>
-        <w:pStyle w:val="Listenabsatz"/>
-        <w:rPr>
-          <w:rFonts w:ascii="Times New Roman" w:eastAsia="Times New Roman" w:hAnsi="Times New Roman"/>
-          <w:sz w:val="24"/>
-          <w:szCs w:val="24"/>
-          <w:lang w:val="en-US" w:eastAsia="de-DE"/>
-        </w:rPr>
-      </w:pPr>
-      <w:r>
-        <w:rPr>
-          <w:rFonts w:ascii="Times New Roman" w:eastAsia="Times New Roman" w:hAnsi="Times New Roman"/>
-          <w:sz w:val="24"/>
-          <w:szCs w:val="24"/>
-          <w:lang w:val="en-US" w:eastAsia="de-DE"/>
-        </w:rPr>
-        <w:t>&lt;&lt;/foreach&gt;&gt;</w:t>
-      </w:r>
-    </w:p>
-    <w:p>
-      <w:pPr>
-        <w:pStyle w:val="Listenabsatz"/>
-        <w:ind w:left="0"/>
-        <w:rPr>
-          <w:rFonts w:ascii="Times New Roman" w:eastAsia="Times New Roman" w:hAnsi="Times New Roman"/>
-          <w:sz w:val="24"/>
-          <w:szCs w:val="24"/>
-          <w:lang w:val="en-US" w:eastAsia="de-DE"/>
-        </w:rPr>
-      </w:pPr>
-      <w:r>
-        <w:rPr>
-          <w:rFonts w:ascii="Times New Roman" w:eastAsia="Times New Roman" w:hAnsi="Times New Roman"/>
-          <w:b/>
-          <w:sz w:val="24"/>
-          <w:szCs w:val="24"/>
-          <w:lang w:val="en-US" w:eastAsia="de-DE"/>
-        </w:rPr>
-        <w:t>&lt;&lt;/foreach&gt;&gt;</w:t>
+          <w:szCs w:val="24"/>
+          <w:highlight w:val="lightGray"/>
+        </w:rPr>
+        <w:t>[Freitext]</w:t>
       </w:r>
     </w:p>
     <w:p>
@@ -1346,10 +1124,17 @@
         <w:rPr>
           <w:rFonts w:ascii="Times New Roman" w:hAnsi="Times New Roman" w:cs="Times New Roman"/>
         </w:rPr>
-        <w:t>Umfang der Gesamterneuerungswahlen und erfasste Gremien</w:t>
+        <w:t xml:space="preserve">Umfang der Gesamterneuerungswahlen </w:t>
       </w:r>
       <w:bookmarkEnd w:id="3"/>
       <w:bookmarkEnd w:id="4"/>
+      <w:r>
+        <w:rPr>
+          <w:rFonts w:ascii="Times New Roman" w:hAnsi="Times New Roman"/>
+          <w:szCs w:val="24"/>
+        </w:rPr>
+        <w:t>&lt;&lt;[appendixReport.termOfOfficeDateRange]&gt;&gt;</w:t>
+      </w:r>
     </w:p>
     <w:p>
       <w:pPr>
@@ -2050,6 +1835,7 @@
           <w:szCs w:val="24"/>
           <w:lang w:val="en-US"/>
         </w:rPr>
+        <w:lastRenderedPageBreak/>
         <w:t>&lt;&lt;/foreach&gt;&gt;</w:t>
       </w:r>
     </w:p>
@@ -2076,7 +1862,13 @@
         <w:rPr>
           <w:rFonts w:ascii="Times New Roman" w:hAnsi="Times New Roman" w:cs="Times New Roman"/>
         </w:rPr>
-        <w:t>Wahl mit Vorbehalt</w:t>
+        <w:t>Wahl</w:t>
+      </w:r>
+      <w:r>
+        <w:rPr>
+          <w:rFonts w:ascii="Times New Roman" w:hAnsi="Times New Roman" w:cs="Times New Roman"/>
+        </w:rPr>
+        <w:t>en, die nicht der Amtszeit entsprechen</w:t>
       </w:r>
       <w:bookmarkEnd w:id="24"/>
       <w:bookmarkEnd w:id="25"/>
@@ -2096,7 +1888,23 @@
           <w:iCs/>
           <w:szCs w:val="24"/>
         </w:rPr>
-        <w:t xml:space="preserve">Die Mitglieder folgender Kommissionen werden nicht bis zum Ablauf der Amtsperiode im Jahre </w:t>
+        <w:t xml:space="preserve">Die Mitglieder folgender </w:t>
+      </w:r>
+      <w:r>
+        <w:rPr>
+          <w:rFonts w:ascii="Times New Roman" w:hAnsi="Times New Roman"/>
+          <w:iCs/>
+          <w:szCs w:val="24"/>
+        </w:rPr>
+        <w:t>Gremien</w:t>
+      </w:r>
+      <w:r>
+        <w:rPr>
+          <w:rFonts w:ascii="Times New Roman" w:hAnsi="Times New Roman"/>
+          <w:iCs/>
+          <w:szCs w:val="24"/>
+        </w:rPr>
+        <w:t xml:space="preserve"> werden nicht bis zum Ablauf der Amtsperiode im Jahre </w:t>
       </w:r>
       <w:r>
         <w:rPr>
@@ -2706,7 +2514,6 @@
           <w:szCs w:val="24"/>
           <w:lang w:val="en-US" w:eastAsia="de-DE"/>
         </w:rPr>
-        <w:lastRenderedPageBreak/>
         <w:t>&lt;&lt;if [committee.members.Any()]&gt;&gt;</w:t>
       </w:r>
     </w:p>
@@ -2839,6 +2646,7 @@
           <w:szCs w:val="24"/>
           <w:lang w:val="en-US" w:eastAsia="de-DE"/>
         </w:rPr>
+        <w:lastRenderedPageBreak/>
         <w:t>&lt;&lt;/foreach&gt;&gt;</w:t>
       </w:r>
     </w:p>
@@ -3280,7 +3088,7 @@
           <w:rFonts w:ascii="Times New Roman" w:eastAsia="Times New Roman" w:hAnsi="Times New Roman"/>
           <w:sz w:val="24"/>
           <w:szCs w:val="24"/>
-          <w:lang w:eastAsia="de-DE"/>
+          <w:lang w:val="en-US" w:eastAsia="de-DE"/>
         </w:rPr>
       </w:pPr>
       <w:r>
@@ -3439,7 +3247,6 @@
           <w:rFonts w:ascii="Times New Roman" w:hAnsi="Times New Roman"/>
           <w:szCs w:val="24"/>
         </w:rPr>
-        <w:lastRenderedPageBreak/>
         <w:t>&lt;&lt;foreach [department in appendixReport.missingGenderMembersCommittees]&gt;&gt;</w:t>
       </w:r>
     </w:p>
@@ -3583,6 +3390,7 @@
           <w:sz w:val="24"/>
           <w:szCs w:val="24"/>
         </w:rPr>
+        <w:lastRenderedPageBreak/>
         <w:t xml:space="preserve">Begründung: </w:t>
       </w:r>
     </w:p>
@@ -3759,7 +3567,19 @@
         <w:rPr>
           <w:rFonts w:ascii="Times New Roman" w:hAnsi="Times New Roman" w:cs="Times New Roman"/>
         </w:rPr>
-        <w:t xml:space="preserve">Unterschreitung des Mindestanteils deutsch-, französisch- und italienischsprachiger Personen </w:t>
+        <w:t xml:space="preserve">Unterschreitung des Mindestanteils deutsch-, französisch- und italienischsprachiger </w:t>
+      </w:r>
+      <w:r>
+        <w:rPr>
+          <w:rFonts w:ascii="Times New Roman" w:hAnsi="Times New Roman" w:cs="Times New Roman"/>
+        </w:rPr>
+        <w:t>Sprachgemeinschaften</w:t>
+      </w:r>
+      <w:r>
+        <w:rPr>
+          <w:rFonts w:ascii="Times New Roman" w:hAnsi="Times New Roman" w:cs="Times New Roman"/>
+        </w:rPr>
+        <w:t xml:space="preserve"> </w:t>
       </w:r>
       <w:bookmarkEnd w:id="49"/>
       <w:bookmarkEnd w:id="50"/>
@@ -4008,7 +3828,67 @@
           <w:szCs w:val="24"/>
           <w:lang w:val="en-US"/>
         </w:rPr>
-        <w:t xml:space="preserve"> &lt;&lt;if [committee.frenchMissing == true &amp;&amp; committee.italianMissing == true]&gt;&gt;französische &amp; italienische Sprachgemeinschaft&lt;&lt;/if&gt;&gt;&lt;&lt;if [committee.frenchMissing == true &amp;&amp; committee.italianMissing == false]&gt;&gt;französische Sprachgemeinschaft&lt;&lt;/if&gt;&gt;&lt;&lt;if [committee.italianMissing == true &amp;&amp; committee.frenchMissing == false]&gt;&gt;italienische Sprachgemeinschaft&lt;&lt;/if&gt;&gt;</w:t>
+        <w:t xml:space="preserve"> &lt;&lt;if [committee.frenchMissing == true &amp;&amp; committee.italianMissing == true]&gt;&gt;französische &amp; italienische Sprachgemeinschaft</w:t>
+      </w:r>
+      <w:r>
+        <w:rPr>
+          <w:rFonts w:ascii="Times New Roman" w:hAnsi="Times New Roman"/>
+          <w:bCs/>
+          <w:sz w:val="24"/>
+          <w:szCs w:val="24"/>
+          <w:lang w:val="en-US"/>
+        </w:rPr>
+        <w:t xml:space="preserve"> nicht vertreten</w:t>
+      </w:r>
+      <w:r>
+        <w:rPr>
+          <w:rFonts w:ascii="Times New Roman" w:hAnsi="Times New Roman"/>
+          <w:bCs/>
+          <w:sz w:val="24"/>
+          <w:szCs w:val="24"/>
+          <w:lang w:val="en-US"/>
+        </w:rPr>
+        <w:t>&lt;&lt;/if&gt;&gt;&lt;&lt;if [committee.frenchMissing == true &amp;&amp; committee.italianMissing == false]&gt;&gt;französische Sprachgemeinschaft</w:t>
+      </w:r>
+      <w:r>
+        <w:rPr>
+          <w:rFonts w:ascii="Times New Roman" w:hAnsi="Times New Roman"/>
+          <w:bCs/>
+          <w:sz w:val="24"/>
+          <w:szCs w:val="24"/>
+          <w:lang w:val="en-US"/>
+        </w:rPr>
+        <w:t xml:space="preserve"> nicht vertreten</w:t>
+      </w:r>
+      <w:r>
+        <w:rPr>
+          <w:rFonts w:ascii="Times New Roman" w:hAnsi="Times New Roman"/>
+          <w:bCs/>
+          <w:sz w:val="24"/>
+          <w:szCs w:val="24"/>
+          <w:lang w:val="en-US"/>
+        </w:rPr>
+        <w:t>&lt;&lt;/if&gt;&gt;&lt;&lt;if [committee.italianMissing == true &amp;&amp; committee.frenchMissing == false]&gt;&gt;italienische Sprachgemeinschaft</w:t>
+      </w:r>
+      <w:r>
+        <w:rPr>
+          <w:rFonts w:ascii="Times New Roman" w:hAnsi="Times New Roman"/>
+          <w:bCs/>
+          <w:sz w:val="24"/>
+          <w:szCs w:val="24"/>
+          <w:lang w:val="en-US"/>
+        </w:rPr>
+        <w:t xml:space="preserve"> nicht vertreten</w:t>
+      </w:r>
+      <w:r>
+        <w:rPr>
+          <w:rFonts w:ascii="Times New Roman" w:hAnsi="Times New Roman"/>
+          <w:bCs/>
+          <w:sz w:val="24"/>
+          <w:szCs w:val="24"/>
+          <w:lang w:val="en-US"/>
+        </w:rPr>
+        <w:t>&lt;&lt;/if&gt;&gt;</w:t>
       </w:r>
     </w:p>
     <w:p>
@@ -4244,16 +4124,7 @@
           <w:color w:val="000000"/>
           <w:lang w:val="de-DE"/>
         </w:rPr>
-        <w:t xml:space="preserve">Die Amtszeitbeschränkung gilt nicht für Bundesangestellte, </w:t>
-      </w:r>
-      <w:r>
-        <w:rPr>
-          <w:rFonts w:ascii="Times New Roman" w:hAnsi="Times New Roman"/>
-          <w:color w:val="000000"/>
-          <w:lang w:val="de-DE"/>
-        </w:rPr>
-        <w:lastRenderedPageBreak/>
-        <w:t>deren Mitgliedschaft für die Aufgabenerfüllung erforderlich ist oder in einem anderen Erlass zwingend vorgeschrieben wird (Art. 8</w:t>
+        <w:t>Die Amtszeitbeschränkung gilt nicht für Bundesangestellte, deren Mitgliedschaft für die Aufgabenerfüllung erforderlich ist oder in einem anderen Erlass zwingend vorgeschrieben wird (Art. 8</w:t>
       </w:r>
       <w:r>
         <w:rPr>
@@ -4276,30 +4147,55 @@
         <w:rPr>
           <w:rFonts w:ascii="Times New Roman" w:hAnsi="Times New Roman"/>
         </w:rPr>
-        <w:t>Im Folgenden werden diejenigen ausserparlamentarischen Kommissionen aufgeführt, bei denen einzelne Mitglieder zu Beginn der neuen Amtsperiode eine Amtszeit von mehr als 12 Jahren aufweisen.</w:t>
-      </w:r>
-    </w:p>
-    <w:p>
-      <w:pPr>
-        <w:rPr>
-          <w:rFonts w:ascii="Times New Roman" w:hAnsi="Times New Roman"/>
-        </w:rPr>
-      </w:pPr>
-    </w:p>
-    <w:p>
-      <w:pPr>
-        <w:rPr>
-          <w:rFonts w:ascii="Times New Roman" w:hAnsi="Times New Roman"/>
-          <w:szCs w:val="24"/>
-          <w:lang w:val="en-US"/>
-        </w:rPr>
-      </w:pPr>
-      <w:r>
-        <w:rPr>
-          <w:rFonts w:ascii="Times New Roman" w:hAnsi="Times New Roman"/>
-          <w:szCs w:val="24"/>
-          <w:lang w:val="en-US"/>
-        </w:rPr>
+        <w:t xml:space="preserve">Im Folgenden werden diejenigen ausserparlamentarischen Kommissionen aufgeführt, </w:t>
+      </w:r>
+      <w:r>
+        <w:rPr>
+          <w:rFonts w:ascii="Times New Roman" w:hAnsi="Times New Roman"/>
+        </w:rPr>
+        <w:t xml:space="preserve">bei denen einzelne Mitglieder während der Amtsperiode </w:t>
+      </w:r>
+      <w:r>
+        <w:rPr>
+          <w:rFonts w:ascii="Times New Roman" w:hAnsi="Times New Roman"/>
+        </w:rPr>
+        <w:t>&lt;&lt;[appendixReport.termOfOfficeDateRange]&gt;&gt;</w:t>
+      </w:r>
+      <w:r>
+        <w:rPr>
+          <w:rFonts w:ascii="Times New Roman" w:hAnsi="Times New Roman"/>
+        </w:rPr>
+        <w:t xml:space="preserve"> </w:t>
+      </w:r>
+      <w:r>
+        <w:rPr>
+          <w:rFonts w:ascii="Times New Roman" w:hAnsi="Times New Roman"/>
+        </w:rPr>
+        <w:t>eine Amtszeit von zwölf Jahren oder mehr aufweisen werden.</w:t>
+      </w:r>
+    </w:p>
+    <w:p>
+      <w:pPr>
+        <w:rPr>
+          <w:rFonts w:ascii="Times New Roman" w:hAnsi="Times New Roman"/>
+        </w:rPr>
+      </w:pPr>
+    </w:p>
+    <w:p>
+      <w:pPr>
+        <w:rPr>
+          <w:rFonts w:ascii="Times New Roman" w:hAnsi="Times New Roman"/>
+          <w:szCs w:val="24"/>
+          <w:lang w:val="en-US"/>
+        </w:rPr>
+      </w:pPr>
+      <w:r>
+        <w:rPr>
+          <w:rFonts w:ascii="Times New Roman" w:hAnsi="Times New Roman"/>
+          <w:szCs w:val="24"/>
+          <w:lang w:val="en-US"/>
+        </w:rPr>
+        <w:lastRenderedPageBreak/>
         <w:t>&lt;&lt;foreach [department in appendixReport.LongerDutyMembersCommittees]&gt;&gt;</w:t>
       </w:r>
     </w:p>
@@ -4420,6 +4316,17 @@
         </w:rPr>
         <w:t xml:space="preserve">&lt;&lt;[committee.name]&gt;&gt;: </w:t>
       </w:r>
+      <w:r>
+        <w:rPr>
+          <w:rFonts w:ascii="Times New Roman" w:eastAsia="Times New Roman" w:hAnsi="Times New Roman"/>
+          <w:i/>
+          <w:iCs/>
+          <w:sz w:val="24"/>
+          <w:szCs w:val="24"/>
+          <w:lang w:val="en-US" w:eastAsia="de-DE"/>
+        </w:rPr>
+        <w:t>&lt;&lt;[committee.memberCount]&gt;&gt; Mitglied/er</w:t>
+      </w:r>
     </w:p>
     <w:p>
       <w:pPr>
@@ -4843,6 +4750,17 @@
         </w:rPr>
         <w:t xml:space="preserve">&lt;&lt;[committee.name]&gt;&gt;: </w:t>
       </w:r>
+      <w:r>
+        <w:rPr>
+          <w:rFonts w:ascii="Times New Roman" w:eastAsia="Times New Roman" w:hAnsi="Times New Roman"/>
+          <w:i/>
+          <w:iCs/>
+          <w:sz w:val="24"/>
+          <w:szCs w:val="24"/>
+          <w:lang w:val="en-US" w:eastAsia="de-DE"/>
+        </w:rPr>
+        <w:t>&lt;&lt;[committee.memberCount]&gt;&gt; Mitglied/er</w:t>
+      </w:r>
     </w:p>
     <w:p>
       <w:pPr>
@@ -5051,7 +4969,6 @@
           <w:rFonts w:ascii="Times New Roman" w:hAnsi="Times New Roman" w:cs="Times New Roman"/>
           <w:lang w:val="en-US"/>
         </w:rPr>
-        <w:lastRenderedPageBreak/>
         <w:tab/>
       </w:r>
       <w:bookmarkStart w:id="64" w:name="_Toc209534247"/>
@@ -5250,6 +5167,7 @@
         </w:numPr>
         <w:spacing w:before="60" w:after="40"/>
         <w:ind w:left="357" w:hanging="357"/>
+        <w:jc w:val="both"/>
         <w:rPr>
           <w:rFonts w:ascii="Times New Roman" w:eastAsia="Times New Roman" w:hAnsi="Times New Roman"/>
           <w:i/>
@@ -5269,6 +5187,17 @@
           <w:lang w:val="en-US" w:eastAsia="de-DE"/>
         </w:rPr>
         <w:t xml:space="preserve">&lt;&lt;[committee.name]&gt;&gt;: </w:t>
+      </w:r>
+      <w:r>
+        <w:rPr>
+          <w:rFonts w:ascii="Times New Roman" w:eastAsia="Times New Roman" w:hAnsi="Times New Roman"/>
+          <w:i/>
+          <w:iCs/>
+          <w:sz w:val="24"/>
+          <w:szCs w:val="24"/>
+          <w:lang w:val="en-US" w:eastAsia="de-DE"/>
+        </w:rPr>
+        <w:t>&lt;&lt;[committee.memberCount]&gt;&gt; Mitglied/er</w:t>
       </w:r>
     </w:p>
     <w:p>
@@ -5886,7 +5815,6 @@
           <w:rFonts w:ascii="Times New Roman" w:hAnsi="Times New Roman" w:cs="Times New Roman"/>
           <w:lang w:val="en-US"/>
         </w:rPr>
-        <w:lastRenderedPageBreak/>
         <w:tab/>
       </w:r>
       <w:bookmarkStart w:id="70" w:name="_Toc209534250"/>
@@ -6058,6 +5986,7 @@
           <w:szCs w:val="24"/>
           <w:lang w:val="en-US" w:eastAsia="de-DE"/>
         </w:rPr>
+        <w:lastRenderedPageBreak/>
         <w:t>&lt;&lt;[</w:t>
       </w:r>
       <w:r>
@@ -6994,7 +6923,6 @@
           <w:szCs w:val="24"/>
           <w:lang w:val="en-US" w:eastAsia="de-DE"/>
         </w:rPr>
-        <w:lastRenderedPageBreak/>
         <w:t>&lt;&lt;[</w:t>
       </w:r>
       <w:r>
@@ -7299,6 +7227,7 @@
           <w:szCs w:val="24"/>
           <w:lang w:val="en-US"/>
         </w:rPr>
+        <w:lastRenderedPageBreak/>
         <w:t>&lt;&lt;[committee.measure]</w:t>
       </w:r>
       <w:r>
@@ -7537,6 +7466,17 @@
           <w:lang w:val="en-US" w:eastAsia="de-DE"/>
         </w:rPr>
         <w:t xml:space="preserve">&lt;&lt;[committee.name]&gt;&gt;: </w:t>
+      </w:r>
+      <w:r>
+        <w:rPr>
+          <w:rFonts w:ascii="Times New Roman" w:eastAsia="Times New Roman" w:hAnsi="Times New Roman"/>
+          <w:i/>
+          <w:iCs/>
+          <w:sz w:val="24"/>
+          <w:szCs w:val="24"/>
+          <w:lang w:val="en-US" w:eastAsia="de-DE"/>
+        </w:rPr>
+        <w:t>&lt;&lt;[committee.memberCount]&gt;&gt; Mitglied/er</w:t>
       </w:r>
     </w:p>
     <w:p>
@@ -7971,7 +7911,6 @@
           <w:szCs w:val="24"/>
           <w:lang w:val="en-US"/>
         </w:rPr>
-        <w:lastRenderedPageBreak/>
         <w:t>&lt;&lt;foreach [department in appendixReport.</w:t>
       </w:r>
       <w:r>
@@ -8146,6 +8085,7 @@
           <w:szCs w:val="24"/>
           <w:lang w:val="en-US" w:eastAsia="de-DE"/>
         </w:rPr>
+        <w:lastRenderedPageBreak/>
         <w:t>&lt;&lt;/foreach&gt;&gt;</w:t>
       </w:r>
     </w:p>
@@ -11454,7 +11394,7 @@
   <w:style w:type="paragraph" w:default="1" w:styleId="Standard">
     <w:name w:val="Normal"/>
     <w:qFormat/>
-    <w:rsid w:val="00F42E52"/>
+    <w:rsid w:val="002C285D"/>
     <w:rPr>
       <w:rFonts w:ascii="Arial" w:hAnsi="Arial"/>
       <w:sz w:val="24"/>

--- a/src/Bk.APG.Api/Templates/Appendix_FederalCouncil_German.docx
+++ b/src/Bk.APG.Api/Templates/Appendix_FederalCouncil_German.docx
@@ -68,6 +68,85 @@
           <w:szCs w:val="15"/>
         </w:rPr>
         <w:t xml:space="preserve"> </w:t>
+      </w:r>
+    </w:p>
+    <w:p>
+      <w:pPr>
+        <w:pBdr>
+          <w:bottom w:val="single" w:sz="4" w:space="1" w:color="auto"/>
+        </w:pBdr>
+        <w:jc w:val="both"/>
+        <w:rPr>
+          <w:rFonts w:ascii="Times New Roman" w:hAnsi="Times New Roman"/>
+          <w:b/>
+          <w:bCs/>
+          <w:szCs w:val="24"/>
+          <w:lang w:val="en-US"/>
+        </w:rPr>
+      </w:pPr>
+      <w:r>
+        <w:rPr>
+          <w:rFonts w:ascii="Times New Roman" w:hAnsi="Times New Roman"/>
+          <w:szCs w:val="24"/>
+          <w:lang w:val="en-US"/>
+        </w:rPr>
+        <w:t>&lt;&lt;if</w:t>
+      </w:r>
+      <w:r>
+        <w:rPr>
+          <w:rFonts w:ascii="Times New Roman" w:hAnsi="Times New Roman"/>
+          <w:szCs w:val="24"/>
+          <w:lang w:val="en-US"/>
+        </w:rPr>
+        <w:t xml:space="preserve"> </w:t>
+      </w:r>
+      <w:r>
+        <w:rPr>
+          <w:rFonts w:ascii="Times New Roman" w:hAnsi="Times New Roman"/>
+          <w:szCs w:val="24"/>
+          <w:lang w:val="en-US"/>
+        </w:rPr>
+        <w:t>[!</w:t>
+      </w:r>
+      <w:r>
+        <w:rPr>
+          <w:rFonts w:ascii="Times New Roman" w:hAnsi="Times New Roman"/>
+          <w:szCs w:val="24"/>
+          <w:lang w:val="en-US"/>
+        </w:rPr>
+        <w:t>appendixReport.OnlyReleased]&gt;&gt;</w:t>
+      </w:r>
+      <w:r>
+        <w:rPr>
+          <w:rFonts w:ascii="Times New Roman" w:hAnsi="Times New Roman"/>
+          <w:b/>
+          <w:bCs/>
+          <w:szCs w:val="24"/>
+          <w:highlight w:val="yellow"/>
+          <w:lang w:val="en-US"/>
+        </w:rPr>
+        <w:t>Arbeitsdokument!</w:t>
+      </w:r>
+    </w:p>
+    <w:p>
+      <w:pPr>
+        <w:pBdr>
+          <w:bottom w:val="single" w:sz="4" w:space="1" w:color="auto"/>
+        </w:pBdr>
+        <w:jc w:val="both"/>
+        <w:rPr>
+          <w:rFonts w:ascii="Times New Roman" w:hAnsi="Times New Roman"/>
+          <w:szCs w:val="24"/>
+          <w:lang w:val="en-US"/>
+        </w:rPr>
+      </w:pPr>
+      <w:r>
+        <w:rPr>
+          <w:rFonts w:ascii="Times New Roman" w:hAnsi="Times New Roman"/>
+          <w:szCs w:val="24"/>
+          <w:lang w:val="en-US"/>
+        </w:rPr>
+        <w:t>&lt;&lt;/if&gt;&gt;</w:t>
       </w:r>
     </w:p>
     <w:p>
@@ -16069,7 +16148,6 @@
   <w:style w:type="character" w:default="1" w:styleId="Absatz-Standardschriftart">
     <w:name w:val="Default Paragraph Font"/>
     <w:uiPriority w:val="1"/>
-    <w:semiHidden/>
     <w:unhideWhenUsed/>
   </w:style>
   <w:style w:type="table" w:default="1" w:styleId="NormaleTabelle">

--- a/src/Bk.APG.Api/Templates/Appendix_FederalCouncil_German.docx
+++ b/src/Bk.APG.Api/Templates/Appendix_FederalCouncil_German.docx
@@ -81,40 +81,14 @@
           <w:b/>
           <w:bCs/>
           <w:szCs w:val="24"/>
-          <w:lang w:val="en-US"/>
-        </w:rPr>
-      </w:pPr>
-      <w:r>
-        <w:rPr>
-          <w:rFonts w:ascii="Times New Roman" w:hAnsi="Times New Roman"/>
-          <w:szCs w:val="24"/>
-          <w:lang w:val="en-US"/>
-        </w:rPr>
-        <w:t>&lt;&lt;if</w:t>
-      </w:r>
-      <w:r>
-        <w:rPr>
-          <w:rFonts w:ascii="Times New Roman" w:hAnsi="Times New Roman"/>
-          <w:szCs w:val="24"/>
-          <w:lang w:val="en-US"/>
-        </w:rPr>
-        <w:t xml:space="preserve"> </w:t>
-      </w:r>
-      <w:r>
-        <w:rPr>
-          <w:rFonts w:ascii="Times New Roman" w:hAnsi="Times New Roman"/>
-          <w:szCs w:val="24"/>
-          <w:lang w:val="en-US"/>
-        </w:rPr>
-        <w:t>[!</w:t>
-      </w:r>
-      <w:r>
-        <w:rPr>
-          <w:rFonts w:ascii="Times New Roman" w:hAnsi="Times New Roman"/>
-          <w:szCs w:val="24"/>
-          <w:lang w:val="en-US"/>
-        </w:rPr>
-        <w:t>appendixReport.OnlyReleased]&gt;&gt;</w:t>
+        </w:rPr>
+      </w:pPr>
+      <w:r>
+        <w:rPr>
+          <w:rFonts w:ascii="Times New Roman" w:hAnsi="Times New Roman"/>
+          <w:szCs w:val="24"/>
+        </w:rPr>
+        <w:t>&lt;&lt;if [!appendixReport.OnlyReleased]&gt;&gt;</w:t>
       </w:r>
       <w:r>
         <w:rPr>
@@ -123,7 +97,6 @@
           <w:bCs/>
           <w:szCs w:val="24"/>
           <w:highlight w:val="yellow"/>
-          <w:lang w:val="en-US"/>
         </w:rPr>
         <w:t>Arbeitsdokument!</w:t>
       </w:r>
@@ -136,15 +109,27 @@
         <w:jc w:val="both"/>
         <w:rPr>
           <w:rFonts w:ascii="Times New Roman" w:hAnsi="Times New Roman"/>
-          <w:szCs w:val="24"/>
-          <w:lang w:val="en-US"/>
-        </w:rPr>
-      </w:pPr>
-      <w:r>
-        <w:rPr>
-          <w:rFonts w:ascii="Times New Roman" w:hAnsi="Times New Roman"/>
-          <w:szCs w:val="24"/>
-          <w:lang w:val="en-US"/>
+          <w:b/>
+          <w:bCs/>
+          <w:szCs w:val="24"/>
+        </w:rPr>
+      </w:pPr>
+    </w:p>
+    <w:p>
+      <w:pPr>
+        <w:pBdr>
+          <w:bottom w:val="single" w:sz="4" w:space="1" w:color="auto"/>
+        </w:pBdr>
+        <w:jc w:val="both"/>
+        <w:rPr>
+          <w:rFonts w:ascii="Times New Roman" w:hAnsi="Times New Roman"/>
+          <w:szCs w:val="24"/>
+        </w:rPr>
+      </w:pPr>
+      <w:r>
+        <w:rPr>
+          <w:rFonts w:ascii="Times New Roman" w:hAnsi="Times New Roman"/>
+          <w:szCs w:val="24"/>
         </w:rPr>
         <w:t>&lt;&lt;/if&gt;&gt;</w:t>
       </w:r>
@@ -8666,7 +8651,115 @@
           <w:szCs w:val="24"/>
           <w:lang w:val="en-US" w:eastAsia="de-DE"/>
         </w:rPr>
-        <w:t>, &lt;&lt;[member.FreeText]&gt;&gt;</w:t>
+        <w:t>, &lt;&lt;[member.</w:t>
+      </w:r>
+      <w:r>
+        <w:rPr>
+          <w:rFonts w:ascii="Times New Roman" w:eastAsia="Times New Roman" w:hAnsi="Times New Roman"/>
+          <w:sz w:val="24"/>
+          <w:szCs w:val="24"/>
+          <w:lang w:val="en-US" w:eastAsia="de-DE"/>
+        </w:rPr>
+        <w:t>Function</w:t>
+      </w:r>
+      <w:r>
+        <w:rPr>
+          <w:rFonts w:ascii="Times New Roman" w:eastAsia="Times New Roman" w:hAnsi="Times New Roman"/>
+          <w:sz w:val="24"/>
+          <w:szCs w:val="24"/>
+          <w:lang w:val="en-US" w:eastAsia="de-DE"/>
+        </w:rPr>
+        <w:t>]&gt;&gt;</w:t>
+      </w:r>
+      <w:r>
+        <w:rPr>
+          <w:rFonts w:ascii="Times New Roman" w:eastAsia="Times New Roman" w:hAnsi="Times New Roman"/>
+          <w:sz w:val="24"/>
+          <w:szCs w:val="24"/>
+          <w:lang w:val="en-US" w:eastAsia="de-DE"/>
+        </w:rPr>
+        <w:t xml:space="preserve"> </w:t>
+      </w:r>
+      <w:r>
+        <w:rPr>
+          <w:rFonts w:ascii="Times New Roman" w:eastAsia="Times New Roman" w:hAnsi="Times New Roman"/>
+          <w:sz w:val="24"/>
+          <w:szCs w:val="24"/>
+          <w:lang w:val="en-US" w:eastAsia="de-DE"/>
+        </w:rPr>
+        <w:t>(</w:t>
+      </w:r>
+      <w:r>
+        <w:rPr>
+          <w:rFonts w:ascii="Times New Roman" w:eastAsia="Times New Roman" w:hAnsi="Times New Roman"/>
+          <w:sz w:val="24"/>
+          <w:szCs w:val="24"/>
+          <w:lang w:val="en-US" w:eastAsia="de-DE"/>
+        </w:rPr>
+        <w:t>&lt;&lt;[member.</w:t>
+      </w:r>
+      <w:r>
+        <w:rPr>
+          <w:rFonts w:ascii="Times New Roman" w:eastAsia="Times New Roman" w:hAnsi="Times New Roman"/>
+          <w:sz w:val="24"/>
+          <w:szCs w:val="24"/>
+          <w:lang w:val="en-US" w:eastAsia="de-DE"/>
+        </w:rPr>
+        <w:t>FreeText</w:t>
+      </w:r>
+      <w:r>
+        <w:rPr>
+          <w:rFonts w:ascii="Times New Roman" w:eastAsia="Times New Roman" w:hAnsi="Times New Roman"/>
+          <w:sz w:val="24"/>
+          <w:szCs w:val="24"/>
+          <w:lang w:val="en-US" w:eastAsia="de-DE"/>
+        </w:rPr>
+        <w:t>]&gt;&gt;</w:t>
+      </w:r>
+      <w:r>
+        <w:rPr>
+          <w:rFonts w:ascii="Times New Roman" w:eastAsia="Times New Roman" w:hAnsi="Times New Roman"/>
+          <w:sz w:val="24"/>
+          <w:szCs w:val="24"/>
+          <w:lang w:val="en-US" w:eastAsia="de-DE"/>
+        </w:rPr>
+        <w:t xml:space="preserve"> [</w:t>
+      </w:r>
+      <w:r>
+        <w:rPr>
+          <w:rFonts w:ascii="Times New Roman" w:eastAsia="Times New Roman" w:hAnsi="Times New Roman"/>
+          <w:sz w:val="24"/>
+          <w:szCs w:val="24"/>
+          <w:lang w:val="en-US" w:eastAsia="de-DE"/>
+        </w:rPr>
+        <w:t>&lt;&lt;[member.</w:t>
+      </w:r>
+      <w:r>
+        <w:rPr>
+          <w:rFonts w:ascii="Times New Roman" w:eastAsia="Times New Roman" w:hAnsi="Times New Roman"/>
+          <w:sz w:val="24"/>
+          <w:szCs w:val="24"/>
+          <w:lang w:val="en-US" w:eastAsia="de-DE"/>
+        </w:rPr>
+        <w:t>FreeText2</w:t>
+      </w:r>
+      <w:r>
+        <w:rPr>
+          <w:rFonts w:ascii="Times New Roman" w:eastAsia="Times New Roman" w:hAnsi="Times New Roman"/>
+          <w:sz w:val="24"/>
+          <w:szCs w:val="24"/>
+          <w:lang w:val="en-US" w:eastAsia="de-DE"/>
+        </w:rPr>
+        <w:t>]&gt;&gt;</w:t>
+      </w:r>
+      <w:r>
+        <w:rPr>
+          <w:rFonts w:ascii="Times New Roman" w:eastAsia="Times New Roman" w:hAnsi="Times New Roman"/>
+          <w:sz w:val="24"/>
+          <w:szCs w:val="24"/>
+          <w:lang w:val="en-US" w:eastAsia="de-DE"/>
+        </w:rPr>
+        <w:t>])</w:t>
       </w:r>
     </w:p>
     <w:p>
@@ -9096,6 +9189,7 @@
           <w:szCs w:val="24"/>
           <w:lang w:val="en-US" w:eastAsia="de-DE"/>
         </w:rPr>
+        <w:lastRenderedPageBreak/>
         <w:t>&lt;&lt;[</w:t>
       </w:r>
       <w:r>
@@ -9136,18 +9230,7 @@
           <w:szCs w:val="24"/>
           <w:lang w:val="en-US"/>
         </w:rPr>
-        <w:t xml:space="preserve">committee.memberCount]&gt;&gt;: &lt;&lt;if [committee.femaleMissingPercentage &lt; 40]&gt;&gt;&lt;&lt;[committee.femaleMissingPercentage]&gt;&gt;% </w:t>
-      </w:r>
-      <w:r>
-        <w:rPr>
-          <w:rFonts w:ascii="Times New Roman" w:hAnsi="Times New Roman"/>
-          <w:bCs/>
-          <w:sz w:val="24"/>
-          <w:szCs w:val="24"/>
-          <w:lang w:val="en-US"/>
-        </w:rPr>
-        <w:lastRenderedPageBreak/>
-        <w:t>Frauen&lt;&lt;/if&gt;&gt;&lt;&lt;if [committee. maleMissingPercentage &lt; 40]&gt;&gt;&lt;&lt;[committee.maleMissingPercentage]&gt;&gt;% Männer&lt;&lt;/if&gt;&gt;</w:t>
+        <w:t>committee.memberCount]&gt;&gt;: &lt;&lt;if [committee.femaleMissingPercentage &lt; 40]&gt;&gt;&lt;&lt;[committee.femaleMissingPercentage]&gt;&gt;% Frauen&lt;&lt;/if&gt;&gt;&lt;&lt;if [committee. maleMissingPercentage &lt; 40]&gt;&gt;&lt;&lt;[committee.maleMissingPercentage]&gt;&gt;% Männer&lt;&lt;/if&gt;&gt;</w:t>
       </w:r>
     </w:p>
     <w:p>
@@ -9997,7 +10080,25 @@
           <w:sz w:val="24"/>
           <w:szCs w:val="24"/>
         </w:rPr>
-        <w:t>&lt;&lt;[committee.justification]&gt;&gt;</w:t>
+        <w:t>&lt;&lt;[committee.justification]</w:t>
+      </w:r>
+      <w:r>
+        <w:rPr>
+          <w:rFonts w:ascii="Times New Roman" w:hAnsi="Times New Roman"/>
+          <w:bCs/>
+          <w:sz w:val="24"/>
+          <w:szCs w:val="24"/>
+        </w:rPr>
+        <w:t xml:space="preserve"> -html</w:t>
+      </w:r>
+      <w:r>
+        <w:rPr>
+          <w:rFonts w:ascii="Times New Roman" w:hAnsi="Times New Roman"/>
+          <w:bCs/>
+          <w:sz w:val="24"/>
+          <w:szCs w:val="24"/>
+        </w:rPr>
+        <w:t>&gt;&gt;</w:t>
       </w:r>
       <w:r>
         <w:rPr>
@@ -10151,7 +10252,25 @@
           <w:sz w:val="24"/>
           <w:szCs w:val="24"/>
         </w:rPr>
-        <w:t>&lt;&lt;[committee.measure]&gt;&gt;</w:t>
+        <w:t>&lt;&lt;[committee.measure]</w:t>
+      </w:r>
+      <w:r>
+        <w:rPr>
+          <w:rFonts w:ascii="Times New Roman" w:hAnsi="Times New Roman"/>
+          <w:bCs/>
+          <w:sz w:val="24"/>
+          <w:szCs w:val="24"/>
+        </w:rPr>
+        <w:t xml:space="preserve"> -html</w:t>
+      </w:r>
+      <w:r>
+        <w:rPr>
+          <w:rFonts w:ascii="Times New Roman" w:hAnsi="Times New Roman"/>
+          <w:bCs/>
+          <w:sz w:val="24"/>
+          <w:szCs w:val="24"/>
+        </w:rPr>
+        <w:t>&gt;&gt;</w:t>
       </w:r>
       <w:r>
         <w:rPr>
@@ -10523,6 +10642,7 @@
           <w:szCs w:val="24"/>
           <w:lang w:val="en-US" w:eastAsia="de-DE"/>
         </w:rPr>
+        <w:lastRenderedPageBreak/>
         <w:t>&lt;&lt;[</w:t>
       </w:r>
       <w:r>
@@ -10563,18 +10683,7 @@
           <w:szCs w:val="24"/>
           <w:lang w:val="en-US"/>
         </w:rPr>
-        <w:t xml:space="preserve">committee.memberCount]&gt;&gt;: &lt;&lt;if [committee.femaleMissingPercentage &lt; 40]&gt;&gt;&lt;&lt;[committee.femaleMissingPercentage]&gt;&gt;% </w:t>
-      </w:r>
-      <w:r>
-        <w:rPr>
-          <w:rFonts w:ascii="Times New Roman" w:hAnsi="Times New Roman"/>
-          <w:bCs/>
-          <w:sz w:val="24"/>
-          <w:szCs w:val="24"/>
-          <w:lang w:val="en-US"/>
-        </w:rPr>
-        <w:lastRenderedPageBreak/>
-        <w:t>Frauen&lt;&lt;/if&gt;&gt;&lt;&lt;if [committee. maleMissingPercentage &lt; 40]&gt;&gt;&lt;&lt;[committee.maleMissingPercentage]&gt;&gt;% Männer&lt;&lt;/if&gt;&gt;</w:t>
+        <w:t>committee.memberCount]&gt;&gt;: &lt;&lt;if [committee.femaleMissingPercentage &lt; 40]&gt;&gt;&lt;&lt;[committee.femaleMissingPercentage]&gt;&gt;% Frauen&lt;&lt;/if&gt;&gt;&lt;&lt;if [committee. maleMissingPercentage &lt; 40]&gt;&gt;&lt;&lt;[committee.maleMissingPercentage]&gt;&gt;% Männer&lt;&lt;/if&gt;&gt;</w:t>
       </w:r>
     </w:p>
     <w:p>
@@ -11984,6 +12093,7 @@
           <w:szCs w:val="24"/>
           <w:lang w:val="en-US" w:eastAsia="de-DE"/>
         </w:rPr>
+        <w:lastRenderedPageBreak/>
         <w:t xml:space="preserve">&lt;&lt;[committee.name]&gt;&gt;: </w:t>
       </w:r>
       <w:r>
@@ -12016,7 +12126,6 @@
           <w:szCs w:val="24"/>
           <w:lang w:val="en-US" w:eastAsia="de-DE"/>
         </w:rPr>
-        <w:lastRenderedPageBreak/>
         <w:t>&lt;&lt;foreach [member in committee.members]&gt;&gt;</w:t>
       </w:r>
     </w:p>
@@ -16148,6 +16257,7 @@
   <w:style w:type="character" w:default="1" w:styleId="Absatz-Standardschriftart">
     <w:name w:val="Default Paragraph Font"/>
     <w:uiPriority w:val="1"/>
+    <w:semiHidden/>
     <w:unhideWhenUsed/>
   </w:style>
   <w:style w:type="table" w:default="1" w:styleId="NormaleTabelle">
